--- a/Практика Крутских БВТ2256.docx
+++ b/Практика Крутских БВТ2256.docx
@@ -4013,7 +4013,6 @@
         </w:rPr>
       </w:pPr>
       <w:bookmarkStart w:id="7" w:name="_Toc203601469"/>
-      <w:bookmarkStart w:id="8" w:name="_GoBack"/>
       <w:r>
         <w:rPr>
           <w:rFonts w:ascii="Times New Roman" w:hAnsi="Times New Roman" w:cs="Times New Roman"/>
@@ -4043,8 +4042,7 @@
           <w:lang w:eastAsia="ru-RU"/>
         </w:rPr>
       </w:pPr>
-      <w:bookmarkStart w:id="9" w:name="_Toc203601470"/>
-      <w:bookmarkEnd w:id="8"/>
+      <w:bookmarkStart w:id="8" w:name="_Toc203601470"/>
       <w:r>
         <w:rPr>
           <w:rFonts w:ascii="Times New Roman" w:eastAsia="Times New Roman" w:hAnsi="Times New Roman" w:cs="Times New Roman"/>
@@ -4371,7 +4369,6 @@
         <w:spacing w:line="360" w:lineRule="auto"/>
         <w:rPr>
           <w:rFonts w:ascii="Times New Roman" w:hAnsi="Times New Roman" w:cs="Times New Roman"/>
-          <w:b w:val="0"/>
           <w:color w:val="auto"/>
           <w:sz w:val="28"/>
           <w:szCs w:val="28"/>
@@ -4380,36 +4377,80 @@
       <w:r>
         <w:rPr>
           <w:rFonts w:ascii="Times New Roman" w:hAnsi="Times New Roman" w:cs="Times New Roman"/>
-          <w:b w:val="0"/>
           <w:color w:val="auto"/>
           <w:sz w:val="28"/>
           <w:szCs w:val="28"/>
         </w:rPr>
-        <w:t xml:space="preserve">2.2 Разработка </w:t>
-      </w:r>
-      <w:proofErr w:type="spellStart"/>
-      <w:r>
-        <w:rPr>
-          <w:rFonts w:ascii="Times New Roman" w:hAnsi="Times New Roman" w:cs="Times New Roman"/>
-          <w:b w:val="0"/>
+        <w:t xml:space="preserve">2.2 </w:t>
+      </w:r>
+      <w:bookmarkEnd w:id="8"/>
+      <w:r>
+        <w:rPr>
+          <w:rFonts w:ascii="Times New Roman" w:hAnsi="Times New Roman" w:cs="Times New Roman"/>
           <w:color w:val="auto"/>
           <w:sz w:val="28"/>
           <w:szCs w:val="28"/>
         </w:rPr>
-        <w:t>backend</w:t>
-      </w:r>
-      <w:proofErr w:type="spellEnd"/>
-      <w:r>
-        <w:rPr>
-          <w:rFonts w:ascii="Times New Roman" w:hAnsi="Times New Roman" w:cs="Times New Roman"/>
-          <w:b w:val="0"/>
-          <w:color w:val="auto"/>
-          <w:sz w:val="28"/>
-          <w:szCs w:val="28"/>
-        </w:rPr>
-        <w:t>-логики</w:t>
-      </w:r>
-      <w:bookmarkEnd w:id="9"/>
+        <w:t>Процесс выполнения работ</w:t>
+      </w:r>
+    </w:p>
+    <w:p>
+      <w:pPr>
+        <w:spacing w:line="360" w:lineRule="auto"/>
+        <w:rPr>
+          <w:rFonts w:ascii="Times New Roman" w:hAnsi="Times New Roman" w:cs="Times New Roman"/>
+          <w:sz w:val="28"/>
+          <w:szCs w:val="28"/>
+        </w:rPr>
+      </w:pPr>
+      <w:r>
+        <w:rPr>
+          <w:rFonts w:ascii="Times New Roman" w:hAnsi="Times New Roman" w:cs="Times New Roman"/>
+          <w:sz w:val="28"/>
+          <w:szCs w:val="28"/>
+        </w:rPr>
+        <w:t>В процессе прохождения производственной практики работы выполнялись последовательно и включали несколько основных этапов.</w:t>
+      </w:r>
+    </w:p>
+    <w:p>
+      <w:pPr>
+        <w:pStyle w:val="3"/>
+        <w:spacing w:line="360" w:lineRule="auto"/>
+        <w:rPr>
+          <w:rFonts w:ascii="Times New Roman" w:hAnsi="Times New Roman" w:cs="Times New Roman"/>
+          <w:b/>
+          <w:sz w:val="28"/>
+          <w:szCs w:val="28"/>
+        </w:rPr>
+      </w:pPr>
+      <w:bookmarkStart w:id="9" w:name="_Toc203601474"/>
+      <w:r>
+        <w:rPr>
+          <w:rFonts w:ascii="Times New Roman" w:hAnsi="Times New Roman" w:cs="Times New Roman"/>
+          <w:b/>
+          <w:sz w:val="28"/>
+          <w:szCs w:val="28"/>
+        </w:rPr>
+        <w:t>Анализ предметной области</w:t>
+      </w:r>
+    </w:p>
+    <w:p>
+      <w:pPr>
+        <w:pStyle w:val="a7"/>
+        <w:spacing w:before="0" w:beforeAutospacing="0" w:line="360" w:lineRule="auto"/>
+        <w:ind w:firstLine="708"/>
+        <w:rPr>
+          <w:sz w:val="28"/>
+          <w:szCs w:val="28"/>
+        </w:rPr>
+      </w:pPr>
+      <w:r>
+        <w:rPr>
+          <w:sz w:val="28"/>
+          <w:szCs w:val="28"/>
+        </w:rPr>
+        <w:t>На первоначальном этапе были изучены современные методы компьютерного зрения, применяемые для задач классификации изображений. Особое внимание было уделено архитектурам глубоких нейронных сетей, наиболее часто используемым при распознавании объектов на изображениях.</w:t>
+      </w:r>
     </w:p>
     <w:p>
       <w:pPr>
@@ -4426,318 +4467,390 @@
           <w:sz w:val="28"/>
           <w:szCs w:val="28"/>
         </w:rPr>
-        <w:t xml:space="preserve">Были реализованы основные REST-контроллеры, </w:t>
-      </w:r>
-      <w:proofErr w:type="spellStart"/>
-      <w:r>
-        <w:rPr>
-          <w:sz w:val="28"/>
-          <w:szCs w:val="28"/>
-        </w:rPr>
-        <w:t>репозитории</w:t>
-      </w:r>
-      <w:proofErr w:type="spellEnd"/>
-      <w:r>
-        <w:rPr>
-          <w:sz w:val="28"/>
-          <w:szCs w:val="28"/>
-        </w:rPr>
-        <w:t xml:space="preserve"> и сервисы для обеспечения серверной логики — взаимодействие с базой данных, обработка пользовательских запросов и формирование ответов.</w:t>
-      </w:r>
-    </w:p>
-    <w:p>
-      <w:pPr>
+        <w:t xml:space="preserve">Были рассмотрены особенности </w:t>
+      </w:r>
+      <w:proofErr w:type="spellStart"/>
+      <w:r>
+        <w:rPr>
+          <w:sz w:val="28"/>
+          <w:szCs w:val="28"/>
+        </w:rPr>
+        <w:t>сверточных</w:t>
+      </w:r>
+      <w:proofErr w:type="spellEnd"/>
+      <w:r>
+        <w:rPr>
+          <w:sz w:val="28"/>
+          <w:szCs w:val="28"/>
+        </w:rPr>
+        <w:t xml:space="preserve"> нейронных сетей, принципы </w:t>
+      </w:r>
+      <w:proofErr w:type="spellStart"/>
+      <w:r>
+        <w:rPr>
+          <w:sz w:val="28"/>
+          <w:szCs w:val="28"/>
+        </w:rPr>
+        <w:t>трансферного</w:t>
+      </w:r>
+      <w:proofErr w:type="spellEnd"/>
+      <w:r>
+        <w:rPr>
+          <w:sz w:val="28"/>
+          <w:szCs w:val="28"/>
+        </w:rPr>
+        <w:t xml:space="preserve"> обучения, а также современные архитектуры семейства </w:t>
+      </w:r>
+      <w:proofErr w:type="spellStart"/>
+      <w:r>
+        <w:rPr>
+          <w:sz w:val="28"/>
+          <w:szCs w:val="28"/>
+        </w:rPr>
+        <w:t>Vision</w:t>
+      </w:r>
+      <w:proofErr w:type="spellEnd"/>
+      <w:r>
+        <w:rPr>
+          <w:sz w:val="28"/>
+          <w:szCs w:val="28"/>
+        </w:rPr>
+        <w:t xml:space="preserve"> </w:t>
+      </w:r>
+      <w:proofErr w:type="spellStart"/>
+      <w:r>
+        <w:rPr>
+          <w:sz w:val="28"/>
+          <w:szCs w:val="28"/>
+        </w:rPr>
+        <w:t>Transformer</w:t>
+      </w:r>
+      <w:proofErr w:type="spellEnd"/>
+      <w:r>
+        <w:rPr>
+          <w:sz w:val="28"/>
+          <w:szCs w:val="28"/>
+        </w:rPr>
+        <w:t>. По результатам анализа были выбраны пять моделей, позволяющих сравнить различные подходы к извлечению признаков изображений.</w:t>
+      </w:r>
+    </w:p>
+    <w:p>
+      <w:pPr>
+        <w:pStyle w:val="3"/>
         <w:spacing w:line="360" w:lineRule="auto"/>
         <w:rPr>
           <w:rFonts w:ascii="Times New Roman" w:hAnsi="Times New Roman" w:cs="Times New Roman"/>
-          <w:sz w:val="28"/>
-          <w:szCs w:val="28"/>
-        </w:rPr>
-      </w:pPr>
-      <w:r>
-        <w:rPr>
-          <w:rFonts w:ascii="Times New Roman" w:hAnsi="Times New Roman" w:cs="Times New Roman"/>
-          <w:sz w:val="28"/>
-          <w:szCs w:val="28"/>
-        </w:rPr>
-        <w:t>Конкретные действия:</w:t>
+          <w:b/>
+          <w:sz w:val="28"/>
+          <w:szCs w:val="28"/>
+        </w:rPr>
+      </w:pPr>
+      <w:r>
+        <w:rPr>
+          <w:rFonts w:ascii="Times New Roman" w:hAnsi="Times New Roman" w:cs="Times New Roman"/>
+          <w:b/>
+          <w:sz w:val="28"/>
+          <w:szCs w:val="28"/>
+        </w:rPr>
+        <w:lastRenderedPageBreak/>
+        <w:t>Подготовка набора данных</w:t>
       </w:r>
     </w:p>
     <w:p>
       <w:pPr>
         <w:pStyle w:val="a7"/>
+        <w:spacing w:before="0" w:beforeAutospacing="0" w:line="360" w:lineRule="auto"/>
+        <w:ind w:firstLine="708"/>
+        <w:rPr>
+          <w:sz w:val="28"/>
+          <w:szCs w:val="28"/>
+        </w:rPr>
+      </w:pPr>
+      <w:r>
+        <w:rPr>
+          <w:sz w:val="28"/>
+          <w:szCs w:val="28"/>
+        </w:rPr>
+        <w:t>Для обучения моделей использовался специализированный набор данных дорожных знаков, содержащий изображения различных классов.</w:t>
+      </w:r>
+    </w:p>
+    <w:p>
+      <w:pPr>
+        <w:pStyle w:val="a7"/>
+        <w:spacing w:after="0" w:afterAutospacing="0" w:line="360" w:lineRule="auto"/>
+        <w:ind w:firstLine="360"/>
+        <w:rPr>
+          <w:sz w:val="28"/>
+          <w:szCs w:val="28"/>
+        </w:rPr>
+      </w:pPr>
+      <w:r>
+        <w:rPr>
+          <w:sz w:val="28"/>
+          <w:szCs w:val="28"/>
+        </w:rPr>
+        <w:t>Перед обучением была выполнена предварительная подготовка данных, включающая:</w:t>
+      </w:r>
+    </w:p>
+    <w:p>
+      <w:pPr>
         <w:numPr>
           <w:ilvl w:val="0"/>
-          <w:numId w:val="13"/>
+          <w:numId w:val="32"/>
         </w:numPr>
-        <w:spacing w:before="0" w:beforeAutospacing="0" w:line="360" w:lineRule="auto"/>
-        <w:rPr>
-          <w:sz w:val="28"/>
-          <w:szCs w:val="28"/>
-        </w:rPr>
-      </w:pPr>
-      <w:r>
-        <w:rPr>
-          <w:sz w:val="28"/>
-          <w:szCs w:val="28"/>
-        </w:rPr>
-        <w:t xml:space="preserve">Создание JPA-сущностей и их </w:t>
-      </w:r>
-      <w:proofErr w:type="spellStart"/>
-      <w:r>
-        <w:rPr>
-          <w:sz w:val="28"/>
-          <w:szCs w:val="28"/>
-        </w:rPr>
-        <w:t>репозиториев</w:t>
-      </w:r>
-      <w:proofErr w:type="spellEnd"/>
-      <w:r>
-        <w:rPr>
-          <w:sz w:val="28"/>
-          <w:szCs w:val="28"/>
-        </w:rPr>
-        <w:t>:</w:t>
-      </w:r>
-    </w:p>
-    <w:p>
-      <w:pPr>
-        <w:pStyle w:val="a7"/>
-        <w:numPr>
-          <w:ilvl w:val="1"/>
-          <w:numId w:val="13"/>
-        </w:numPr>
-        <w:spacing w:line="360" w:lineRule="auto"/>
-        <w:rPr>
-          <w:sz w:val="28"/>
-          <w:szCs w:val="28"/>
-        </w:rPr>
-      </w:pPr>
-      <w:proofErr w:type="spellStart"/>
-      <w:r>
-        <w:rPr>
-          <w:rStyle w:val="HTML"/>
-          <w:sz w:val="28"/>
-          <w:szCs w:val="28"/>
-        </w:rPr>
-        <w:t>BookRepository</w:t>
-      </w:r>
-      <w:proofErr w:type="spellEnd"/>
-      <w:r>
-        <w:rPr>
-          <w:sz w:val="28"/>
-          <w:szCs w:val="28"/>
-        </w:rPr>
-        <w:t xml:space="preserve">, </w:t>
-      </w:r>
-      <w:proofErr w:type="spellStart"/>
-      <w:r>
-        <w:rPr>
-          <w:rStyle w:val="HTML"/>
-          <w:sz w:val="28"/>
-          <w:szCs w:val="28"/>
-        </w:rPr>
-        <w:t>UserRepository</w:t>
-      </w:r>
-      <w:proofErr w:type="spellEnd"/>
-      <w:r>
-        <w:rPr>
-          <w:sz w:val="28"/>
-          <w:szCs w:val="28"/>
-        </w:rPr>
-        <w:t xml:space="preserve">, </w:t>
-      </w:r>
-      <w:proofErr w:type="spellStart"/>
-      <w:r>
-        <w:rPr>
-          <w:rStyle w:val="HTML"/>
-          <w:sz w:val="28"/>
-          <w:szCs w:val="28"/>
-        </w:rPr>
-        <w:t>OrderRepository</w:t>
-      </w:r>
-      <w:proofErr w:type="spellEnd"/>
-      <w:r>
-        <w:rPr>
-          <w:sz w:val="28"/>
-          <w:szCs w:val="28"/>
-        </w:rPr>
-        <w:t xml:space="preserve">, </w:t>
-      </w:r>
-      <w:proofErr w:type="spellStart"/>
-      <w:r>
-        <w:rPr>
-          <w:rStyle w:val="HTML"/>
-          <w:sz w:val="28"/>
-          <w:szCs w:val="28"/>
-        </w:rPr>
-        <w:t>CartItemRepository</w:t>
-      </w:r>
-      <w:proofErr w:type="spellEnd"/>
-      <w:r>
-        <w:rPr>
-          <w:sz w:val="28"/>
-          <w:szCs w:val="28"/>
-        </w:rPr>
-        <w:t>;</w:t>
-      </w:r>
-    </w:p>
-    <w:p>
-      <w:pPr>
-        <w:pStyle w:val="a7"/>
+        <w:spacing w:after="100" w:afterAutospacing="1" w:line="360" w:lineRule="auto"/>
+        <w:rPr>
+          <w:rFonts w:ascii="Times New Roman" w:hAnsi="Times New Roman" w:cs="Times New Roman"/>
+          <w:sz w:val="28"/>
+          <w:szCs w:val="28"/>
+        </w:rPr>
+      </w:pPr>
+      <w:r>
+        <w:rPr>
+          <w:rFonts w:ascii="Times New Roman" w:hAnsi="Times New Roman" w:cs="Times New Roman"/>
+          <w:sz w:val="28"/>
+          <w:szCs w:val="28"/>
+        </w:rPr>
+        <w:t xml:space="preserve">изменение размеров изображений до единого разрешения; </w:t>
+      </w:r>
+    </w:p>
+    <w:p>
+      <w:pPr>
         <w:numPr>
           <w:ilvl w:val="0"/>
-          <w:numId w:val="13"/>
+          <w:numId w:val="32"/>
         </w:numPr>
-        <w:spacing w:line="360" w:lineRule="auto"/>
-        <w:rPr>
-          <w:sz w:val="28"/>
-          <w:szCs w:val="28"/>
-        </w:rPr>
-      </w:pPr>
-      <w:r>
-        <w:rPr>
-          <w:sz w:val="28"/>
-          <w:szCs w:val="28"/>
-        </w:rPr>
-        <w:t>Разработка REST-контроллеров:</w:t>
-      </w:r>
-    </w:p>
-    <w:p>
-      <w:pPr>
-        <w:pStyle w:val="a7"/>
-        <w:numPr>
-          <w:ilvl w:val="1"/>
-          <w:numId w:val="13"/>
-        </w:numPr>
-        <w:spacing w:line="360" w:lineRule="auto"/>
-        <w:rPr>
-          <w:sz w:val="28"/>
-          <w:szCs w:val="28"/>
-        </w:rPr>
-      </w:pPr>
-      <w:proofErr w:type="spellStart"/>
-      <w:r>
-        <w:rPr>
-          <w:rStyle w:val="HTML"/>
-          <w:sz w:val="28"/>
-          <w:szCs w:val="28"/>
-        </w:rPr>
-        <w:t>BookController</w:t>
-      </w:r>
-      <w:proofErr w:type="spellEnd"/>
-      <w:r>
-        <w:rPr>
-          <w:sz w:val="28"/>
-          <w:szCs w:val="28"/>
-        </w:rPr>
-        <w:t xml:space="preserve">, </w:t>
-      </w:r>
-      <w:proofErr w:type="spellStart"/>
-      <w:r>
-        <w:rPr>
-          <w:rStyle w:val="HTML"/>
-          <w:sz w:val="28"/>
-          <w:szCs w:val="28"/>
-        </w:rPr>
-        <w:t>CartController</w:t>
-      </w:r>
-      <w:proofErr w:type="spellEnd"/>
-      <w:r>
-        <w:rPr>
-          <w:sz w:val="28"/>
-          <w:szCs w:val="28"/>
-        </w:rPr>
-        <w:t xml:space="preserve">, </w:t>
-      </w:r>
-      <w:proofErr w:type="spellStart"/>
-      <w:r>
-        <w:rPr>
-          <w:rStyle w:val="HTML"/>
-          <w:sz w:val="28"/>
-          <w:szCs w:val="28"/>
-        </w:rPr>
-        <w:t>OrderController</w:t>
-      </w:r>
-      <w:proofErr w:type="spellEnd"/>
-      <w:r>
-        <w:rPr>
-          <w:sz w:val="28"/>
-          <w:szCs w:val="28"/>
-        </w:rPr>
-        <w:t>;</w:t>
-      </w:r>
-    </w:p>
-    <w:p>
-      <w:pPr>
-        <w:pStyle w:val="a7"/>
+        <w:spacing w:before="100" w:beforeAutospacing="1" w:after="100" w:afterAutospacing="1" w:line="360" w:lineRule="auto"/>
+        <w:rPr>
+          <w:rFonts w:ascii="Times New Roman" w:hAnsi="Times New Roman" w:cs="Times New Roman"/>
+          <w:sz w:val="28"/>
+          <w:szCs w:val="28"/>
+        </w:rPr>
+      </w:pPr>
+      <w:r>
+        <w:rPr>
+          <w:rFonts w:ascii="Times New Roman" w:hAnsi="Times New Roman" w:cs="Times New Roman"/>
+          <w:sz w:val="28"/>
+          <w:szCs w:val="28"/>
+        </w:rPr>
+        <w:t xml:space="preserve">нормализацию значений пикселей; </w:t>
+      </w:r>
+    </w:p>
+    <w:p>
+      <w:pPr>
         <w:numPr>
           <w:ilvl w:val="0"/>
-          <w:numId w:val="13"/>
+          <w:numId w:val="32"/>
         </w:numPr>
-        <w:spacing w:line="360" w:lineRule="auto"/>
-        <w:rPr>
-          <w:sz w:val="28"/>
-          <w:szCs w:val="28"/>
-        </w:rPr>
-      </w:pPr>
-      <w:r>
-        <w:rPr>
-          <w:sz w:val="28"/>
-          <w:szCs w:val="28"/>
-        </w:rPr>
-        <w:t>Реализация бизнес-логики в сервисах:</w:t>
-      </w:r>
-    </w:p>
-    <w:p>
-      <w:pPr>
-        <w:pStyle w:val="a7"/>
-        <w:numPr>
-          <w:ilvl w:val="1"/>
-          <w:numId w:val="13"/>
-        </w:numPr>
-        <w:spacing w:line="360" w:lineRule="auto"/>
-        <w:rPr>
-          <w:sz w:val="28"/>
-          <w:szCs w:val="28"/>
-        </w:rPr>
-      </w:pPr>
-      <w:r>
-        <w:rPr>
-          <w:sz w:val="28"/>
-          <w:szCs w:val="28"/>
-        </w:rPr>
-        <w:t>добавление и удаление книг из корзины,</w:t>
-      </w:r>
-    </w:p>
-    <w:p>
-      <w:pPr>
-        <w:pStyle w:val="a7"/>
-        <w:numPr>
-          <w:ilvl w:val="1"/>
-          <w:numId w:val="13"/>
-        </w:numPr>
-        <w:spacing w:line="360" w:lineRule="auto"/>
-        <w:rPr>
-          <w:sz w:val="28"/>
-          <w:szCs w:val="28"/>
-        </w:rPr>
-      </w:pPr>
-      <w:r>
-        <w:rPr>
-          <w:sz w:val="28"/>
-          <w:szCs w:val="28"/>
-        </w:rPr>
-        <w:t>оформление заказа с сохранением в БД;</w:t>
-      </w:r>
-    </w:p>
-    <w:p>
-      <w:pPr>
-        <w:pStyle w:val="a7"/>
+        <w:spacing w:before="100" w:beforeAutospacing="1" w:after="100" w:afterAutospacing="1" w:line="360" w:lineRule="auto"/>
+        <w:rPr>
+          <w:rFonts w:ascii="Times New Roman" w:hAnsi="Times New Roman" w:cs="Times New Roman"/>
+          <w:sz w:val="28"/>
+          <w:szCs w:val="28"/>
+        </w:rPr>
+      </w:pPr>
+      <w:r>
+        <w:rPr>
+          <w:rFonts w:ascii="Times New Roman" w:hAnsi="Times New Roman" w:cs="Times New Roman"/>
+          <w:sz w:val="28"/>
+          <w:szCs w:val="28"/>
+        </w:rPr>
+        <w:t xml:space="preserve">разделение данных на обучающую, </w:t>
+      </w:r>
+      <w:proofErr w:type="spellStart"/>
+      <w:r>
+        <w:rPr>
+          <w:rFonts w:ascii="Times New Roman" w:hAnsi="Times New Roman" w:cs="Times New Roman"/>
+          <w:sz w:val="28"/>
+          <w:szCs w:val="28"/>
+        </w:rPr>
+        <w:t>валидационную</w:t>
+      </w:r>
+      <w:proofErr w:type="spellEnd"/>
+      <w:r>
+        <w:rPr>
+          <w:rFonts w:ascii="Times New Roman" w:hAnsi="Times New Roman" w:cs="Times New Roman"/>
+          <w:sz w:val="28"/>
+          <w:szCs w:val="28"/>
+        </w:rPr>
+        <w:t xml:space="preserve"> и тестовую выборки; </w:t>
+      </w:r>
+    </w:p>
+    <w:p>
+      <w:pPr>
         <w:numPr>
           <w:ilvl w:val="0"/>
-          <w:numId w:val="13"/>
+          <w:numId w:val="32"/>
         </w:numPr>
+        <w:spacing w:before="100" w:beforeAutospacing="1" w:after="100" w:afterAutospacing="1" w:line="360" w:lineRule="auto"/>
+        <w:rPr>
+          <w:rFonts w:ascii="Times New Roman" w:hAnsi="Times New Roman" w:cs="Times New Roman"/>
+          <w:sz w:val="28"/>
+          <w:szCs w:val="28"/>
+        </w:rPr>
+      </w:pPr>
+      <w:r>
+        <w:rPr>
+          <w:rFonts w:ascii="Times New Roman" w:hAnsi="Times New Roman" w:cs="Times New Roman"/>
+          <w:sz w:val="28"/>
+          <w:szCs w:val="28"/>
+        </w:rPr>
+        <w:t xml:space="preserve">проверку корректности разметки изображений. </w:t>
+      </w:r>
+    </w:p>
+    <w:p>
+      <w:pPr>
+        <w:pStyle w:val="a7"/>
+        <w:spacing w:after="0" w:afterAutospacing="0" w:line="360" w:lineRule="auto"/>
+        <w:ind w:firstLine="360"/>
+        <w:rPr>
+          <w:sz w:val="28"/>
+          <w:szCs w:val="28"/>
+        </w:rPr>
+      </w:pPr>
+      <w:r>
+        <w:rPr>
+          <w:sz w:val="28"/>
+          <w:szCs w:val="28"/>
+        </w:rPr>
+        <w:t>Для повышения качества обучения была применена аугментация изображений, позволяющая искусственно увеличить разнообразие обучающей выборки. Использовались следующие методы:</w:t>
+      </w:r>
+    </w:p>
+    <w:p>
+      <w:pPr>
+        <w:numPr>
+          <w:ilvl w:val="0"/>
+          <w:numId w:val="33"/>
+        </w:numPr>
+        <w:spacing w:after="100" w:afterAutospacing="1" w:line="360" w:lineRule="auto"/>
+        <w:rPr>
+          <w:rFonts w:ascii="Times New Roman" w:hAnsi="Times New Roman" w:cs="Times New Roman"/>
+          <w:sz w:val="28"/>
+          <w:szCs w:val="28"/>
+        </w:rPr>
+      </w:pPr>
+      <w:r>
+        <w:rPr>
+          <w:rFonts w:ascii="Times New Roman" w:hAnsi="Times New Roman" w:cs="Times New Roman"/>
+          <w:sz w:val="28"/>
+          <w:szCs w:val="28"/>
+        </w:rPr>
+        <w:t xml:space="preserve">случайный поворот изображений; </w:t>
+      </w:r>
+    </w:p>
+    <w:p>
+      <w:pPr>
+        <w:numPr>
+          <w:ilvl w:val="0"/>
+          <w:numId w:val="33"/>
+        </w:numPr>
+        <w:spacing w:before="100" w:beforeAutospacing="1" w:after="100" w:afterAutospacing="1" w:line="360" w:lineRule="auto"/>
+        <w:rPr>
+          <w:rFonts w:ascii="Times New Roman" w:hAnsi="Times New Roman" w:cs="Times New Roman"/>
+          <w:sz w:val="28"/>
+          <w:szCs w:val="28"/>
+        </w:rPr>
+      </w:pPr>
+      <w:r>
+        <w:rPr>
+          <w:rFonts w:ascii="Times New Roman" w:hAnsi="Times New Roman" w:cs="Times New Roman"/>
+          <w:sz w:val="28"/>
+          <w:szCs w:val="28"/>
+        </w:rPr>
+        <w:t xml:space="preserve">горизонтальные и вертикальные смещения; </w:t>
+      </w:r>
+    </w:p>
+    <w:p>
+      <w:pPr>
+        <w:numPr>
+          <w:ilvl w:val="0"/>
+          <w:numId w:val="33"/>
+        </w:numPr>
+        <w:spacing w:before="100" w:beforeAutospacing="1" w:after="100" w:afterAutospacing="1" w:line="360" w:lineRule="auto"/>
+        <w:rPr>
+          <w:rFonts w:ascii="Times New Roman" w:hAnsi="Times New Roman" w:cs="Times New Roman"/>
+          <w:sz w:val="28"/>
+          <w:szCs w:val="28"/>
+        </w:rPr>
+      </w:pPr>
+      <w:r>
+        <w:rPr>
+          <w:rFonts w:ascii="Times New Roman" w:hAnsi="Times New Roman" w:cs="Times New Roman"/>
+          <w:sz w:val="28"/>
+          <w:szCs w:val="28"/>
+        </w:rPr>
+        <w:t xml:space="preserve">масштабирование; </w:t>
+      </w:r>
+    </w:p>
+    <w:p>
+      <w:pPr>
+        <w:numPr>
+          <w:ilvl w:val="0"/>
+          <w:numId w:val="33"/>
+        </w:numPr>
+        <w:spacing w:before="100" w:beforeAutospacing="1" w:after="100" w:afterAutospacing="1" w:line="360" w:lineRule="auto"/>
+        <w:rPr>
+          <w:rFonts w:ascii="Times New Roman" w:hAnsi="Times New Roman" w:cs="Times New Roman"/>
+          <w:sz w:val="28"/>
+          <w:szCs w:val="28"/>
+        </w:rPr>
+      </w:pPr>
+      <w:r>
+        <w:rPr>
+          <w:rFonts w:ascii="Times New Roman" w:hAnsi="Times New Roman" w:cs="Times New Roman"/>
+          <w:sz w:val="28"/>
+          <w:szCs w:val="28"/>
+        </w:rPr>
+        <w:t xml:space="preserve">изменение яркости и контрастности; </w:t>
+      </w:r>
+    </w:p>
+    <w:p>
+      <w:pPr>
+        <w:numPr>
+          <w:ilvl w:val="0"/>
+          <w:numId w:val="33"/>
+        </w:numPr>
+        <w:spacing w:before="100" w:beforeAutospacing="1" w:after="100" w:afterAutospacing="1" w:line="360" w:lineRule="auto"/>
+        <w:rPr>
+          <w:rFonts w:ascii="Times New Roman" w:hAnsi="Times New Roman" w:cs="Times New Roman"/>
+          <w:sz w:val="28"/>
+          <w:szCs w:val="28"/>
+        </w:rPr>
+      </w:pPr>
+      <w:r>
+        <w:rPr>
+          <w:rFonts w:ascii="Times New Roman" w:hAnsi="Times New Roman" w:cs="Times New Roman"/>
+          <w:sz w:val="28"/>
+          <w:szCs w:val="28"/>
+        </w:rPr>
+        <w:t xml:space="preserve">небольшие случайные размытия; </w:t>
+      </w:r>
+    </w:p>
+    <w:p>
+      <w:pPr>
+        <w:numPr>
+          <w:ilvl w:val="0"/>
+          <w:numId w:val="33"/>
+        </w:numPr>
+        <w:spacing w:before="100" w:beforeAutospacing="1" w:after="100" w:afterAutospacing="1" w:line="360" w:lineRule="auto"/>
+        <w:rPr>
+          <w:rFonts w:ascii="Times New Roman" w:hAnsi="Times New Roman" w:cs="Times New Roman"/>
+          <w:sz w:val="28"/>
+          <w:szCs w:val="28"/>
+        </w:rPr>
+      </w:pPr>
+      <w:r>
+        <w:rPr>
+          <w:rFonts w:ascii="Times New Roman" w:hAnsi="Times New Roman" w:cs="Times New Roman"/>
+          <w:sz w:val="28"/>
+          <w:szCs w:val="28"/>
+        </w:rPr>
+        <w:t xml:space="preserve">случайное изменение насыщенности цветов. </w:t>
+      </w:r>
+    </w:p>
+    <w:p>
+      <w:pPr>
+        <w:pStyle w:val="a7"/>
         <w:spacing w:line="360" w:lineRule="auto"/>
         <w:rPr>
           <w:sz w:val="28"/>
@@ -4749,72 +4862,247 @@
           <w:sz w:val="28"/>
           <w:szCs w:val="28"/>
         </w:rPr>
-        <w:t xml:space="preserve">Обработка ошибок, </w:t>
-      </w:r>
-      <w:proofErr w:type="spellStart"/>
-      <w:r>
-        <w:rPr>
-          <w:sz w:val="28"/>
-          <w:szCs w:val="28"/>
-        </w:rPr>
-        <w:t>валидация</w:t>
-      </w:r>
-      <w:proofErr w:type="spellEnd"/>
-      <w:r>
-        <w:rPr>
-          <w:sz w:val="28"/>
-          <w:szCs w:val="28"/>
-        </w:rPr>
-        <w:t xml:space="preserve"> данных;</w:t>
-      </w:r>
-    </w:p>
-    <w:p>
-      <w:pPr>
-        <w:pStyle w:val="2"/>
+        <w:t>Использование аугментации позволило повысить устойчивость моделей к различным условиям съемки.</w:t>
+      </w:r>
+    </w:p>
+    <w:p>
+      <w:pPr>
+        <w:pStyle w:val="3"/>
         <w:spacing w:line="360" w:lineRule="auto"/>
         <w:rPr>
           <w:rFonts w:ascii="Times New Roman" w:hAnsi="Times New Roman" w:cs="Times New Roman"/>
-          <w:b w:val="0"/>
-          <w:color w:val="auto"/>
-          <w:sz w:val="28"/>
-          <w:szCs w:val="28"/>
-        </w:rPr>
-      </w:pPr>
-      <w:bookmarkStart w:id="10" w:name="_Toc203601471"/>
-      <w:r>
-        <w:rPr>
-          <w:rFonts w:ascii="Times New Roman" w:hAnsi="Times New Roman" w:cs="Times New Roman"/>
-          <w:b w:val="0"/>
-          <w:color w:val="auto"/>
+          <w:b/>
+          <w:sz w:val="28"/>
+          <w:szCs w:val="28"/>
+        </w:rPr>
+      </w:pPr>
+      <w:r>
+        <w:rPr>
+          <w:rFonts w:ascii="Times New Roman" w:hAnsi="Times New Roman" w:cs="Times New Roman"/>
+          <w:b/>
+          <w:sz w:val="28"/>
+          <w:szCs w:val="28"/>
+        </w:rPr>
+        <w:t>Выбор архитектур глубокого обучения</w:t>
+      </w:r>
+    </w:p>
+    <w:p>
+      <w:pPr>
+        <w:pStyle w:val="a7"/>
+        <w:spacing w:before="0" w:beforeAutospacing="0" w:after="0" w:afterAutospacing="0" w:line="360" w:lineRule="auto"/>
+        <w:ind w:firstLine="708"/>
+        <w:rPr>
+          <w:sz w:val="28"/>
+          <w:szCs w:val="28"/>
+        </w:rPr>
+      </w:pPr>
+      <w:r>
+        <w:rPr>
+          <w:sz w:val="28"/>
+          <w:szCs w:val="28"/>
+        </w:rPr>
+        <w:t>Для проведения сравнительного исследования были выбраны пять современных архитектур, представляющих различные подходы к построению моделей компьютерного зрения.</w:t>
+      </w:r>
+    </w:p>
+    <w:p>
+      <w:pPr>
+        <w:pStyle w:val="a7"/>
+        <w:spacing w:after="0" w:afterAutospacing="0" w:line="360" w:lineRule="auto"/>
+        <w:rPr>
+          <w:sz w:val="28"/>
+          <w:szCs w:val="28"/>
+        </w:rPr>
+      </w:pPr>
+      <w:r>
+        <w:rPr>
+          <w:sz w:val="28"/>
+          <w:szCs w:val="28"/>
+        </w:rPr>
+        <w:t>В исследование вошли следующие модели:</w:t>
+      </w:r>
+    </w:p>
+    <w:p>
+      <w:pPr>
+        <w:numPr>
+          <w:ilvl w:val="0"/>
+          <w:numId w:val="34"/>
+        </w:numPr>
+        <w:spacing w:after="100" w:afterAutospacing="1" w:line="360" w:lineRule="auto"/>
+        <w:rPr>
+          <w:rFonts w:ascii="Times New Roman" w:hAnsi="Times New Roman" w:cs="Times New Roman"/>
+          <w:sz w:val="28"/>
+          <w:szCs w:val="28"/>
+        </w:rPr>
+      </w:pPr>
+      <w:r>
+        <w:rPr>
+          <w:rFonts w:ascii="Times New Roman" w:hAnsi="Times New Roman" w:cs="Times New Roman"/>
+          <w:sz w:val="28"/>
+          <w:szCs w:val="28"/>
+        </w:rPr>
+        <w:t xml:space="preserve">ResNet-50; </w:t>
+      </w:r>
+    </w:p>
+    <w:p>
+      <w:pPr>
+        <w:numPr>
+          <w:ilvl w:val="0"/>
+          <w:numId w:val="34"/>
+        </w:numPr>
+        <w:spacing w:before="100" w:beforeAutospacing="1" w:after="100" w:afterAutospacing="1" w:line="360" w:lineRule="auto"/>
+        <w:rPr>
+          <w:rFonts w:ascii="Times New Roman" w:hAnsi="Times New Roman" w:cs="Times New Roman"/>
+          <w:sz w:val="28"/>
+          <w:szCs w:val="28"/>
+        </w:rPr>
+      </w:pPr>
+      <w:r>
+        <w:rPr>
+          <w:rFonts w:ascii="Times New Roman" w:hAnsi="Times New Roman" w:cs="Times New Roman"/>
           <w:sz w:val="28"/>
           <w:szCs w:val="28"/>
         </w:rPr>
         <w:lastRenderedPageBreak/>
-        <w:t>2.3 Разработка пользовательского интерфейса (</w:t>
-      </w:r>
-      <w:proofErr w:type="spellStart"/>
-      <w:r>
-        <w:rPr>
-          <w:rFonts w:ascii="Times New Roman" w:hAnsi="Times New Roman" w:cs="Times New Roman"/>
-          <w:b w:val="0"/>
-          <w:color w:val="auto"/>
-          <w:sz w:val="28"/>
-          <w:szCs w:val="28"/>
-        </w:rPr>
-        <w:t>frontend</w:t>
-      </w:r>
-      <w:proofErr w:type="spellEnd"/>
-      <w:r>
-        <w:rPr>
-          <w:rFonts w:ascii="Times New Roman" w:hAnsi="Times New Roman" w:cs="Times New Roman"/>
-          <w:b w:val="0"/>
-          <w:color w:val="auto"/>
-          <w:sz w:val="28"/>
-          <w:szCs w:val="28"/>
-        </w:rPr>
-        <w:t>)</w:t>
-      </w:r>
-      <w:bookmarkEnd w:id="10"/>
+        <w:t xml:space="preserve">EfficientNet-B0; </w:t>
+      </w:r>
+    </w:p>
+    <w:p>
+      <w:pPr>
+        <w:numPr>
+          <w:ilvl w:val="0"/>
+          <w:numId w:val="34"/>
+        </w:numPr>
+        <w:spacing w:before="100" w:beforeAutospacing="1" w:after="100" w:afterAutospacing="1" w:line="360" w:lineRule="auto"/>
+        <w:rPr>
+          <w:rFonts w:ascii="Times New Roman" w:hAnsi="Times New Roman" w:cs="Times New Roman"/>
+          <w:sz w:val="28"/>
+          <w:szCs w:val="28"/>
+        </w:rPr>
+      </w:pPr>
+      <w:r>
+        <w:rPr>
+          <w:rFonts w:ascii="Times New Roman" w:hAnsi="Times New Roman" w:cs="Times New Roman"/>
+          <w:sz w:val="28"/>
+          <w:szCs w:val="28"/>
+        </w:rPr>
+        <w:t xml:space="preserve">MobileNetV3-Large; </w:t>
+      </w:r>
+    </w:p>
+    <w:p>
+      <w:pPr>
+        <w:numPr>
+          <w:ilvl w:val="0"/>
+          <w:numId w:val="34"/>
+        </w:numPr>
+        <w:spacing w:before="100" w:beforeAutospacing="1" w:after="100" w:afterAutospacing="1" w:line="360" w:lineRule="auto"/>
+        <w:rPr>
+          <w:rFonts w:ascii="Times New Roman" w:hAnsi="Times New Roman" w:cs="Times New Roman"/>
+          <w:sz w:val="28"/>
+          <w:szCs w:val="28"/>
+        </w:rPr>
+      </w:pPr>
+      <w:r>
+        <w:rPr>
+          <w:rFonts w:ascii="Times New Roman" w:hAnsi="Times New Roman" w:cs="Times New Roman"/>
+          <w:sz w:val="28"/>
+          <w:szCs w:val="28"/>
+        </w:rPr>
+        <w:t xml:space="preserve">DenseNet-121; </w:t>
+      </w:r>
+    </w:p>
+    <w:p>
+      <w:pPr>
+        <w:numPr>
+          <w:ilvl w:val="0"/>
+          <w:numId w:val="34"/>
+        </w:numPr>
+        <w:spacing w:before="100" w:beforeAutospacing="1" w:after="100" w:afterAutospacing="1" w:line="360" w:lineRule="auto"/>
+        <w:rPr>
+          <w:rFonts w:ascii="Times New Roman" w:hAnsi="Times New Roman" w:cs="Times New Roman"/>
+          <w:sz w:val="28"/>
+          <w:szCs w:val="28"/>
+          <w:lang w:val="en-US"/>
+        </w:rPr>
+      </w:pPr>
+      <w:r>
+        <w:rPr>
+          <w:rFonts w:ascii="Times New Roman" w:hAnsi="Times New Roman" w:cs="Times New Roman"/>
+          <w:sz w:val="28"/>
+          <w:szCs w:val="28"/>
+          <w:lang w:val="en-US"/>
+        </w:rPr>
+        <w:t>Vision Transformer (</w:t>
+      </w:r>
+      <w:proofErr w:type="spellStart"/>
+      <w:r>
+        <w:rPr>
+          <w:rFonts w:ascii="Times New Roman" w:hAnsi="Times New Roman" w:cs="Times New Roman"/>
+          <w:sz w:val="28"/>
+          <w:szCs w:val="28"/>
+          <w:lang w:val="en-US"/>
+        </w:rPr>
+        <w:t>ViT</w:t>
+      </w:r>
+      <w:proofErr w:type="spellEnd"/>
+      <w:r>
+        <w:rPr>
+          <w:rFonts w:ascii="Times New Roman" w:hAnsi="Times New Roman" w:cs="Times New Roman"/>
+          <w:sz w:val="28"/>
+          <w:szCs w:val="28"/>
+          <w:lang w:val="en-US"/>
+        </w:rPr>
+        <w:t xml:space="preserve"> Base Patch16-224). </w:t>
+      </w:r>
+    </w:p>
+    <w:p>
+      <w:pPr>
+        <w:pStyle w:val="a7"/>
+        <w:spacing w:line="360" w:lineRule="auto"/>
+        <w:ind w:firstLine="360"/>
+        <w:rPr>
+          <w:sz w:val="28"/>
+          <w:szCs w:val="28"/>
+        </w:rPr>
+      </w:pPr>
+      <w:r>
+        <w:rPr>
+          <w:sz w:val="28"/>
+          <w:szCs w:val="28"/>
+        </w:rPr>
+        <w:t xml:space="preserve">Все модели использовали предварительно обученные веса, полученные в результате обучения на наборе данных </w:t>
+      </w:r>
+      <w:proofErr w:type="spellStart"/>
+      <w:r>
+        <w:rPr>
+          <w:sz w:val="28"/>
+          <w:szCs w:val="28"/>
+        </w:rPr>
+        <w:t>ImageNet</w:t>
+      </w:r>
+      <w:proofErr w:type="spellEnd"/>
+      <w:r>
+        <w:rPr>
+          <w:sz w:val="28"/>
+          <w:szCs w:val="28"/>
+        </w:rPr>
+        <w:t xml:space="preserve">. Для решения поставленной задачи выполнялось </w:t>
+      </w:r>
+      <w:proofErr w:type="spellStart"/>
+      <w:r>
+        <w:rPr>
+          <w:sz w:val="28"/>
+          <w:szCs w:val="28"/>
+        </w:rPr>
+        <w:t>дообучение</w:t>
+      </w:r>
+      <w:proofErr w:type="spellEnd"/>
+      <w:r>
+        <w:rPr>
+          <w:sz w:val="28"/>
+          <w:szCs w:val="28"/>
+        </w:rPr>
+        <w:t xml:space="preserve"> последних слоев классификатора на выбранном наборе дорожных знаков.</w:t>
+      </w:r>
     </w:p>
     <w:p>
       <w:pPr>
@@ -4831,359 +5119,248 @@
           <w:sz w:val="28"/>
           <w:szCs w:val="28"/>
         </w:rPr>
-        <w:t xml:space="preserve">Реализована клиентская часть приложения с применением </w:t>
-      </w:r>
-      <w:proofErr w:type="spellStart"/>
-      <w:r>
-        <w:rPr>
-          <w:sz w:val="28"/>
-          <w:szCs w:val="28"/>
-        </w:rPr>
-        <w:t>React</w:t>
-      </w:r>
-      <w:proofErr w:type="spellEnd"/>
-      <w:r>
-        <w:rPr>
-          <w:sz w:val="28"/>
-          <w:szCs w:val="28"/>
-        </w:rPr>
-        <w:t>. Созданы интерфейсы для взаимодействия пользователя с системой: просмотр книг, корзина, оформление заказа, авторизация.</w:t>
-      </w:r>
-    </w:p>
-    <w:p>
-      <w:pPr>
+        <w:t xml:space="preserve">Использование </w:t>
+      </w:r>
+      <w:proofErr w:type="spellStart"/>
+      <w:r>
+        <w:rPr>
+          <w:sz w:val="28"/>
+          <w:szCs w:val="28"/>
+        </w:rPr>
+        <w:t>трансферного</w:t>
+      </w:r>
+      <w:proofErr w:type="spellEnd"/>
+      <w:r>
+        <w:rPr>
+          <w:sz w:val="28"/>
+          <w:szCs w:val="28"/>
+        </w:rPr>
+        <w:t xml:space="preserve"> обучения позволило существенно сократить время обучения и повысить итоговую точность моделей.</w:t>
+      </w:r>
+    </w:p>
+    <w:p>
+      <w:pPr>
+        <w:pStyle w:val="3"/>
         <w:spacing w:line="360" w:lineRule="auto"/>
         <w:rPr>
           <w:rFonts w:ascii="Times New Roman" w:hAnsi="Times New Roman" w:cs="Times New Roman"/>
-          <w:sz w:val="28"/>
-        </w:rPr>
-      </w:pPr>
-      <w:r>
-        <w:rPr>
-          <w:rFonts w:ascii="Times New Roman" w:hAnsi="Times New Roman" w:cs="Times New Roman"/>
-          <w:sz w:val="28"/>
-        </w:rPr>
-        <w:t>Конкретные действия:</w:t>
+          <w:b/>
+          <w:sz w:val="28"/>
+          <w:szCs w:val="28"/>
+        </w:rPr>
+      </w:pPr>
+      <w:r>
+        <w:rPr>
+          <w:rFonts w:ascii="Times New Roman" w:hAnsi="Times New Roman" w:cs="Times New Roman"/>
+          <w:b/>
+          <w:sz w:val="28"/>
+          <w:szCs w:val="28"/>
+        </w:rPr>
+        <w:t>Обучение моделей</w:t>
       </w:r>
     </w:p>
     <w:p>
       <w:pPr>
         <w:pStyle w:val="a7"/>
+        <w:spacing w:before="0" w:beforeAutospacing="0" w:after="0" w:afterAutospacing="0" w:line="360" w:lineRule="auto"/>
+        <w:ind w:firstLine="708"/>
+        <w:rPr>
+          <w:sz w:val="28"/>
+          <w:szCs w:val="28"/>
+        </w:rPr>
+      </w:pPr>
+      <w:r>
+        <w:rPr>
+          <w:sz w:val="28"/>
+          <w:szCs w:val="28"/>
+        </w:rPr>
+        <w:t>Обучение всех моделей проводилось в одинаковых условиях, что обеспечило объективность последующего сравнения результатов.</w:t>
+      </w:r>
+    </w:p>
+    <w:p>
+      <w:pPr>
+        <w:pStyle w:val="a7"/>
+        <w:spacing w:after="0" w:afterAutospacing="0" w:line="360" w:lineRule="auto"/>
+        <w:rPr>
+          <w:sz w:val="28"/>
+          <w:szCs w:val="28"/>
+        </w:rPr>
+      </w:pPr>
+      <w:r>
+        <w:rPr>
+          <w:sz w:val="28"/>
+          <w:szCs w:val="28"/>
+        </w:rPr>
+        <w:t>Для обучения использовались:</w:t>
+      </w:r>
+    </w:p>
+    <w:p>
+      <w:pPr>
         <w:numPr>
           <w:ilvl w:val="0"/>
-          <w:numId w:val="14"/>
+          <w:numId w:val="35"/>
         </w:numPr>
-        <w:spacing w:before="0" w:beforeAutospacing="0" w:line="360" w:lineRule="auto"/>
-        <w:rPr>
-          <w:sz w:val="28"/>
-          <w:szCs w:val="28"/>
-        </w:rPr>
-      </w:pPr>
-      <w:r>
-        <w:rPr>
-          <w:sz w:val="28"/>
-          <w:szCs w:val="28"/>
-        </w:rPr>
-        <w:t xml:space="preserve">Инициализация проекта через </w:t>
-      </w:r>
-      <w:proofErr w:type="spellStart"/>
-      <w:r>
-        <w:rPr>
-          <w:sz w:val="28"/>
-          <w:szCs w:val="28"/>
-        </w:rPr>
-        <w:t>Vite</w:t>
-      </w:r>
-      <w:proofErr w:type="spellEnd"/>
-      <w:r>
-        <w:rPr>
-          <w:sz w:val="28"/>
-          <w:szCs w:val="28"/>
-        </w:rPr>
-        <w:t xml:space="preserve"> (</w:t>
-      </w:r>
-      <w:proofErr w:type="spellStart"/>
-      <w:r>
-        <w:rPr>
-          <w:sz w:val="28"/>
-          <w:szCs w:val="28"/>
-        </w:rPr>
-        <w:t>React</w:t>
-      </w:r>
-      <w:proofErr w:type="spellEnd"/>
-      <w:r>
-        <w:rPr>
-          <w:sz w:val="28"/>
-          <w:szCs w:val="28"/>
-        </w:rPr>
-        <w:t>);</w:t>
-      </w:r>
-    </w:p>
-    <w:p>
-      <w:pPr>
-        <w:pStyle w:val="a7"/>
+        <w:spacing w:before="100" w:beforeAutospacing="1" w:after="100" w:afterAutospacing="1" w:line="360" w:lineRule="auto"/>
+        <w:rPr>
+          <w:rFonts w:ascii="Times New Roman" w:hAnsi="Times New Roman" w:cs="Times New Roman"/>
+          <w:sz w:val="28"/>
+          <w:szCs w:val="28"/>
+        </w:rPr>
+      </w:pPr>
+      <w:r>
+        <w:rPr>
+          <w:rFonts w:ascii="Times New Roman" w:hAnsi="Times New Roman" w:cs="Times New Roman"/>
+          <w:sz w:val="28"/>
+          <w:szCs w:val="28"/>
+        </w:rPr>
+        <w:t xml:space="preserve">функция потерь </w:t>
+      </w:r>
+      <w:proofErr w:type="spellStart"/>
+      <w:r>
+        <w:rPr>
+          <w:rFonts w:ascii="Times New Roman" w:hAnsi="Times New Roman" w:cs="Times New Roman"/>
+          <w:sz w:val="28"/>
+          <w:szCs w:val="28"/>
+        </w:rPr>
+        <w:t>CrossEntropyLoss</w:t>
+      </w:r>
+      <w:proofErr w:type="spellEnd"/>
+      <w:r>
+        <w:rPr>
+          <w:rFonts w:ascii="Times New Roman" w:hAnsi="Times New Roman" w:cs="Times New Roman"/>
+          <w:sz w:val="28"/>
+          <w:szCs w:val="28"/>
+        </w:rPr>
+        <w:t xml:space="preserve">; </w:t>
+      </w:r>
+    </w:p>
+    <w:p>
+      <w:pPr>
         <w:numPr>
           <w:ilvl w:val="0"/>
-          <w:numId w:val="14"/>
+          <w:numId w:val="35"/>
         </w:numPr>
-        <w:spacing w:line="360" w:lineRule="auto"/>
-        <w:rPr>
-          <w:sz w:val="28"/>
-          <w:szCs w:val="28"/>
-        </w:rPr>
-      </w:pPr>
-      <w:r>
-        <w:rPr>
-          <w:sz w:val="28"/>
-          <w:szCs w:val="28"/>
-        </w:rPr>
-        <w:t xml:space="preserve">Подключение </w:t>
-      </w:r>
-      <w:proofErr w:type="spellStart"/>
-      <w:r>
-        <w:rPr>
-          <w:sz w:val="28"/>
-          <w:szCs w:val="28"/>
-        </w:rPr>
-        <w:t>Tailwind</w:t>
-      </w:r>
-      <w:proofErr w:type="spellEnd"/>
-      <w:r>
-        <w:rPr>
-          <w:sz w:val="28"/>
-          <w:szCs w:val="28"/>
-        </w:rPr>
-        <w:t xml:space="preserve"> CSS и настройка </w:t>
-      </w:r>
-      <w:r>
-        <w:rPr>
-          <w:rStyle w:val="HTML"/>
-          <w:sz w:val="28"/>
-          <w:szCs w:val="28"/>
-        </w:rPr>
-        <w:t>postcss.config.js</w:t>
-      </w:r>
-      <w:r>
-        <w:rPr>
-          <w:sz w:val="28"/>
-          <w:szCs w:val="28"/>
-        </w:rPr>
-        <w:t>;</w:t>
-      </w:r>
-    </w:p>
-    <w:p>
-      <w:pPr>
-        <w:pStyle w:val="a7"/>
+        <w:spacing w:before="100" w:beforeAutospacing="1" w:after="100" w:afterAutospacing="1" w:line="360" w:lineRule="auto"/>
+        <w:rPr>
+          <w:rFonts w:ascii="Times New Roman" w:hAnsi="Times New Roman" w:cs="Times New Roman"/>
+          <w:sz w:val="28"/>
+          <w:szCs w:val="28"/>
+        </w:rPr>
+      </w:pPr>
+      <w:r>
+        <w:rPr>
+          <w:rFonts w:ascii="Times New Roman" w:hAnsi="Times New Roman" w:cs="Times New Roman"/>
+          <w:sz w:val="28"/>
+          <w:szCs w:val="28"/>
+        </w:rPr>
+        <w:t xml:space="preserve">оптимизатор </w:t>
+      </w:r>
+      <w:proofErr w:type="spellStart"/>
+      <w:r>
+        <w:rPr>
+          <w:rFonts w:ascii="Times New Roman" w:hAnsi="Times New Roman" w:cs="Times New Roman"/>
+          <w:sz w:val="28"/>
+          <w:szCs w:val="28"/>
+        </w:rPr>
+        <w:t>Adam</w:t>
+      </w:r>
+      <w:proofErr w:type="spellEnd"/>
+      <w:r>
+        <w:rPr>
+          <w:rFonts w:ascii="Times New Roman" w:hAnsi="Times New Roman" w:cs="Times New Roman"/>
+          <w:sz w:val="28"/>
+          <w:szCs w:val="28"/>
+        </w:rPr>
+        <w:t xml:space="preserve">; </w:t>
+      </w:r>
+    </w:p>
+    <w:p>
+      <w:pPr>
         <w:numPr>
           <w:ilvl w:val="0"/>
-          <w:numId w:val="14"/>
+          <w:numId w:val="35"/>
         </w:numPr>
-        <w:spacing w:line="360" w:lineRule="auto"/>
-        <w:rPr>
-          <w:sz w:val="28"/>
-          <w:szCs w:val="28"/>
-        </w:rPr>
-      </w:pPr>
-      <w:r>
-        <w:rPr>
-          <w:sz w:val="28"/>
-          <w:szCs w:val="28"/>
-        </w:rPr>
-        <w:t>Создание компонентов:</w:t>
-      </w:r>
-    </w:p>
-    <w:p>
-      <w:pPr>
-        <w:pStyle w:val="a7"/>
-        <w:numPr>
-          <w:ilvl w:val="1"/>
-          <w:numId w:val="14"/>
-        </w:numPr>
-        <w:spacing w:line="360" w:lineRule="auto"/>
-        <w:rPr>
-          <w:sz w:val="28"/>
-          <w:szCs w:val="28"/>
-        </w:rPr>
-      </w:pPr>
-      <w:proofErr w:type="spellStart"/>
-      <w:r>
-        <w:rPr>
-          <w:rStyle w:val="HTML"/>
-          <w:sz w:val="28"/>
-          <w:szCs w:val="28"/>
-        </w:rPr>
-        <w:t>Header</w:t>
-      </w:r>
-      <w:proofErr w:type="spellEnd"/>
-      <w:r>
-        <w:rPr>
-          <w:sz w:val="28"/>
-          <w:szCs w:val="28"/>
-        </w:rPr>
-        <w:t xml:space="preserve">, </w:t>
-      </w:r>
-      <w:proofErr w:type="spellStart"/>
-      <w:r>
-        <w:rPr>
-          <w:rStyle w:val="HTML"/>
-          <w:sz w:val="28"/>
-          <w:szCs w:val="28"/>
-        </w:rPr>
-        <w:t>Footer</w:t>
-      </w:r>
-      <w:proofErr w:type="spellEnd"/>
-      <w:r>
-        <w:rPr>
-          <w:sz w:val="28"/>
-          <w:szCs w:val="28"/>
-        </w:rPr>
-        <w:t xml:space="preserve">, </w:t>
-      </w:r>
-      <w:proofErr w:type="spellStart"/>
-      <w:r>
-        <w:rPr>
-          <w:rStyle w:val="HTML"/>
-          <w:sz w:val="28"/>
-          <w:szCs w:val="28"/>
-        </w:rPr>
-        <w:t>BookCard</w:t>
-      </w:r>
-      <w:proofErr w:type="spellEnd"/>
-      <w:r>
-        <w:rPr>
-          <w:sz w:val="28"/>
-          <w:szCs w:val="28"/>
-        </w:rPr>
-        <w:t xml:space="preserve">, </w:t>
-      </w:r>
-      <w:proofErr w:type="spellStart"/>
-      <w:r>
-        <w:rPr>
-          <w:rStyle w:val="HTML"/>
-          <w:sz w:val="28"/>
-          <w:szCs w:val="28"/>
-        </w:rPr>
-        <w:t>BookList</w:t>
-      </w:r>
-      <w:proofErr w:type="spellEnd"/>
-      <w:r>
-        <w:rPr>
-          <w:sz w:val="28"/>
-          <w:szCs w:val="28"/>
-        </w:rPr>
-        <w:t>;</w:t>
-      </w:r>
-    </w:p>
-    <w:p>
-      <w:pPr>
-        <w:pStyle w:val="a7"/>
+        <w:spacing w:before="100" w:beforeAutospacing="1" w:after="100" w:afterAutospacing="1" w:line="360" w:lineRule="auto"/>
+        <w:rPr>
+          <w:rFonts w:ascii="Times New Roman" w:hAnsi="Times New Roman" w:cs="Times New Roman"/>
+          <w:sz w:val="28"/>
+          <w:szCs w:val="28"/>
+        </w:rPr>
+      </w:pPr>
+      <w:r>
+        <w:rPr>
+          <w:rFonts w:ascii="Times New Roman" w:hAnsi="Times New Roman" w:cs="Times New Roman"/>
+          <w:sz w:val="28"/>
+          <w:szCs w:val="28"/>
+        </w:rPr>
+        <w:t xml:space="preserve">уменьшение скорости обучения при стабилизации функции потерь; </w:t>
+      </w:r>
+    </w:p>
+    <w:p>
+      <w:pPr>
         <w:numPr>
           <w:ilvl w:val="0"/>
-          <w:numId w:val="14"/>
+          <w:numId w:val="35"/>
         </w:numPr>
-        <w:spacing w:line="360" w:lineRule="auto"/>
-        <w:rPr>
-          <w:sz w:val="28"/>
-          <w:szCs w:val="28"/>
-        </w:rPr>
-      </w:pPr>
-      <w:r>
-        <w:rPr>
-          <w:sz w:val="28"/>
-          <w:szCs w:val="28"/>
-        </w:rPr>
-        <w:t>Реализация страниц:</w:t>
-      </w:r>
-    </w:p>
-    <w:p>
-      <w:pPr>
-        <w:pStyle w:val="a7"/>
-        <w:numPr>
-          <w:ilvl w:val="1"/>
-          <w:numId w:val="14"/>
-        </w:numPr>
-        <w:spacing w:line="360" w:lineRule="auto"/>
-        <w:rPr>
-          <w:sz w:val="28"/>
-          <w:szCs w:val="28"/>
-        </w:rPr>
-      </w:pPr>
-      <w:proofErr w:type="spellStart"/>
-      <w:r>
-        <w:rPr>
-          <w:rStyle w:val="HTML"/>
-          <w:sz w:val="28"/>
-          <w:szCs w:val="28"/>
-        </w:rPr>
-        <w:t>Home</w:t>
-      </w:r>
-      <w:proofErr w:type="spellEnd"/>
-      <w:r>
-        <w:rPr>
-          <w:sz w:val="28"/>
-          <w:szCs w:val="28"/>
-        </w:rPr>
-        <w:t xml:space="preserve">, </w:t>
-      </w:r>
-      <w:proofErr w:type="spellStart"/>
-      <w:r>
-        <w:rPr>
-          <w:rStyle w:val="HTML"/>
-          <w:sz w:val="28"/>
-          <w:szCs w:val="28"/>
-        </w:rPr>
-        <w:t>BookDetail</w:t>
-      </w:r>
-      <w:proofErr w:type="spellEnd"/>
-      <w:r>
-        <w:rPr>
-          <w:sz w:val="28"/>
-          <w:szCs w:val="28"/>
-        </w:rPr>
-        <w:t xml:space="preserve">, </w:t>
-      </w:r>
-      <w:proofErr w:type="spellStart"/>
-      <w:r>
-        <w:rPr>
-          <w:rStyle w:val="HTML"/>
-          <w:sz w:val="28"/>
-          <w:szCs w:val="28"/>
-        </w:rPr>
-        <w:t>CartPage</w:t>
-      </w:r>
-      <w:proofErr w:type="spellEnd"/>
-      <w:r>
-        <w:rPr>
-          <w:sz w:val="28"/>
-          <w:szCs w:val="28"/>
-        </w:rPr>
-        <w:t xml:space="preserve">, </w:t>
-      </w:r>
-      <w:proofErr w:type="spellStart"/>
-      <w:r>
-        <w:rPr>
-          <w:rStyle w:val="HTML"/>
-          <w:sz w:val="28"/>
-          <w:szCs w:val="28"/>
-        </w:rPr>
-        <w:t>Login</w:t>
-      </w:r>
-      <w:proofErr w:type="spellEnd"/>
-      <w:r>
-        <w:rPr>
-          <w:sz w:val="28"/>
-          <w:szCs w:val="28"/>
-        </w:rPr>
-        <w:t>;</w:t>
-      </w:r>
-    </w:p>
-    <w:p>
-      <w:pPr>
-        <w:pStyle w:val="a7"/>
+        <w:spacing w:before="100" w:beforeAutospacing="1" w:after="100" w:afterAutospacing="1" w:line="360" w:lineRule="auto"/>
+        <w:rPr>
+          <w:rFonts w:ascii="Times New Roman" w:hAnsi="Times New Roman" w:cs="Times New Roman"/>
+          <w:sz w:val="28"/>
+          <w:szCs w:val="28"/>
+        </w:rPr>
+      </w:pPr>
+      <w:r>
+        <w:rPr>
+          <w:rFonts w:ascii="Times New Roman" w:hAnsi="Times New Roman" w:cs="Times New Roman"/>
+          <w:sz w:val="28"/>
+          <w:szCs w:val="28"/>
+        </w:rPr>
+        <w:t xml:space="preserve">контроль переобучения по качеству на </w:t>
+      </w:r>
+      <w:proofErr w:type="spellStart"/>
+      <w:r>
+        <w:rPr>
+          <w:rFonts w:ascii="Times New Roman" w:hAnsi="Times New Roman" w:cs="Times New Roman"/>
+          <w:sz w:val="28"/>
+          <w:szCs w:val="28"/>
+        </w:rPr>
+        <w:t>валидационной</w:t>
+      </w:r>
+      <w:proofErr w:type="spellEnd"/>
+      <w:r>
+        <w:rPr>
+          <w:rFonts w:ascii="Times New Roman" w:hAnsi="Times New Roman" w:cs="Times New Roman"/>
+          <w:sz w:val="28"/>
+          <w:szCs w:val="28"/>
+        </w:rPr>
+        <w:t xml:space="preserve"> выборке; </w:t>
+      </w:r>
+    </w:p>
+    <w:p>
+      <w:pPr>
         <w:numPr>
           <w:ilvl w:val="0"/>
-          <w:numId w:val="14"/>
+          <w:numId w:val="35"/>
         </w:numPr>
+        <w:spacing w:before="100" w:beforeAutospacing="1" w:after="100" w:afterAutospacing="1" w:line="360" w:lineRule="auto"/>
+        <w:rPr>
+          <w:rFonts w:ascii="Times New Roman" w:hAnsi="Times New Roman" w:cs="Times New Roman"/>
+          <w:sz w:val="28"/>
+          <w:szCs w:val="28"/>
+        </w:rPr>
+      </w:pPr>
+      <w:r>
+        <w:rPr>
+          <w:rFonts w:ascii="Times New Roman" w:hAnsi="Times New Roman" w:cs="Times New Roman"/>
+          <w:sz w:val="28"/>
+          <w:szCs w:val="28"/>
+        </w:rPr>
+        <w:t xml:space="preserve">сохранение весов модели с наилучшей точностью. </w:t>
+      </w:r>
+    </w:p>
+    <w:p>
+      <w:pPr>
+        <w:pStyle w:val="a7"/>
         <w:spacing w:line="360" w:lineRule="auto"/>
         <w:rPr>
           <w:sz w:val="28"/>
@@ -5195,109 +5372,375 @@
           <w:sz w:val="28"/>
           <w:szCs w:val="28"/>
         </w:rPr>
-        <w:t xml:space="preserve">Настройка маршрутизации с </w:t>
-      </w:r>
-      <w:proofErr w:type="spellStart"/>
-      <w:r>
-        <w:rPr>
-          <w:rStyle w:val="HTML"/>
-          <w:sz w:val="28"/>
-          <w:szCs w:val="28"/>
-        </w:rPr>
-        <w:t>react-router-dom</w:t>
-      </w:r>
-      <w:proofErr w:type="spellEnd"/>
-      <w:r>
-        <w:rPr>
-          <w:sz w:val="28"/>
-          <w:szCs w:val="28"/>
-        </w:rPr>
-        <w:t>;</w:t>
+        <w:t xml:space="preserve">Во время обучения контролировались значения функции потерь и точности классификации как на обучающей, так и на </w:t>
+      </w:r>
+      <w:proofErr w:type="spellStart"/>
+      <w:r>
+        <w:rPr>
+          <w:sz w:val="28"/>
+          <w:szCs w:val="28"/>
+        </w:rPr>
+        <w:t>валидационной</w:t>
+      </w:r>
+      <w:proofErr w:type="spellEnd"/>
+      <w:r>
+        <w:rPr>
+          <w:sz w:val="28"/>
+          <w:szCs w:val="28"/>
+        </w:rPr>
+        <w:t xml:space="preserve"> выборке.</w:t>
+      </w:r>
+    </w:p>
+    <w:p>
+      <w:pPr>
+        <w:pStyle w:val="3"/>
+        <w:spacing w:line="360" w:lineRule="auto"/>
+        <w:rPr>
+          <w:rFonts w:ascii="Times New Roman" w:hAnsi="Times New Roman" w:cs="Times New Roman"/>
+          <w:b/>
+          <w:sz w:val="28"/>
+          <w:szCs w:val="28"/>
+        </w:rPr>
+      </w:pPr>
+      <w:r>
+        <w:rPr>
+          <w:rFonts w:ascii="Times New Roman" w:hAnsi="Times New Roman" w:cs="Times New Roman"/>
+          <w:b/>
+          <w:sz w:val="28"/>
+          <w:szCs w:val="28"/>
+        </w:rPr>
+        <w:t>Тестирование моделей</w:t>
       </w:r>
     </w:p>
     <w:p>
       <w:pPr>
         <w:pStyle w:val="a7"/>
+        <w:spacing w:before="0" w:beforeAutospacing="0" w:after="0" w:afterAutospacing="0" w:line="360" w:lineRule="auto"/>
+        <w:ind w:firstLine="708"/>
+        <w:rPr>
+          <w:sz w:val="28"/>
+          <w:szCs w:val="28"/>
+        </w:rPr>
+      </w:pPr>
+      <w:r>
+        <w:rPr>
+          <w:sz w:val="28"/>
+          <w:szCs w:val="28"/>
+        </w:rPr>
+        <w:t>После завершения обучения каждая архитектура была протестирована на независимой тестовой выборке.</w:t>
+      </w:r>
+    </w:p>
+    <w:p>
+      <w:pPr>
+        <w:pStyle w:val="a7"/>
+        <w:spacing w:after="0" w:afterAutospacing="0" w:line="360" w:lineRule="auto"/>
+        <w:rPr>
+          <w:sz w:val="28"/>
+          <w:szCs w:val="28"/>
+        </w:rPr>
+      </w:pPr>
+      <w:r>
+        <w:rPr>
+          <w:sz w:val="28"/>
+          <w:szCs w:val="28"/>
+        </w:rPr>
+        <w:t>Оценка качества выполнялась по следующим показателям:</w:t>
+      </w:r>
+    </w:p>
+    <w:p>
+      <w:pPr>
         <w:numPr>
           <w:ilvl w:val="0"/>
-          <w:numId w:val="14"/>
+          <w:numId w:val="36"/>
         </w:numPr>
-        <w:spacing w:line="360" w:lineRule="auto"/>
-        <w:rPr>
-          <w:sz w:val="28"/>
-          <w:szCs w:val="28"/>
-        </w:rPr>
-      </w:pPr>
-      <w:r>
-        <w:rPr>
-          <w:sz w:val="28"/>
-          <w:szCs w:val="28"/>
-        </w:rPr>
-        <w:t xml:space="preserve">Подключение API через </w:t>
-      </w:r>
-      <w:proofErr w:type="spellStart"/>
-      <w:r>
-        <w:rPr>
-          <w:rStyle w:val="HTML"/>
-          <w:sz w:val="28"/>
-          <w:szCs w:val="28"/>
-        </w:rPr>
-        <w:t>fetch</w:t>
-      </w:r>
-      <w:proofErr w:type="spellEnd"/>
-      <w:r>
-        <w:rPr>
-          <w:sz w:val="28"/>
-          <w:szCs w:val="28"/>
-        </w:rPr>
-        <w:t xml:space="preserve"> и </w:t>
-      </w:r>
-      <w:proofErr w:type="spellStart"/>
-      <w:r>
-        <w:rPr>
-          <w:rStyle w:val="HTML"/>
-          <w:sz w:val="28"/>
-          <w:szCs w:val="28"/>
-        </w:rPr>
-        <w:t>Axios</w:t>
-      </w:r>
-      <w:proofErr w:type="spellEnd"/>
-      <w:r>
-        <w:rPr>
-          <w:sz w:val="28"/>
-          <w:szCs w:val="28"/>
-        </w:rPr>
-        <w:t>;</w:t>
-      </w:r>
-    </w:p>
-    <w:p>
-      <w:pPr>
-        <w:pStyle w:val="a7"/>
+        <w:spacing w:before="100" w:beforeAutospacing="1" w:after="100" w:afterAutospacing="1" w:line="360" w:lineRule="auto"/>
+        <w:rPr>
+          <w:rFonts w:ascii="Times New Roman" w:hAnsi="Times New Roman" w:cs="Times New Roman"/>
+          <w:sz w:val="28"/>
+          <w:szCs w:val="28"/>
+        </w:rPr>
+      </w:pPr>
+      <w:proofErr w:type="spellStart"/>
+      <w:r>
+        <w:rPr>
+          <w:rFonts w:ascii="Times New Roman" w:hAnsi="Times New Roman" w:cs="Times New Roman"/>
+          <w:sz w:val="28"/>
+          <w:szCs w:val="28"/>
+        </w:rPr>
+        <w:lastRenderedPageBreak/>
+        <w:t>Accuracy</w:t>
+      </w:r>
+      <w:proofErr w:type="spellEnd"/>
+      <w:r>
+        <w:rPr>
+          <w:rFonts w:ascii="Times New Roman" w:hAnsi="Times New Roman" w:cs="Times New Roman"/>
+          <w:sz w:val="28"/>
+          <w:szCs w:val="28"/>
+        </w:rPr>
+        <w:t xml:space="preserve">; </w:t>
+      </w:r>
+    </w:p>
+    <w:p>
+      <w:pPr>
         <w:numPr>
           <w:ilvl w:val="0"/>
-          <w:numId w:val="14"/>
+          <w:numId w:val="36"/>
         </w:numPr>
-        <w:spacing w:line="360" w:lineRule="auto"/>
-        <w:rPr>
-          <w:sz w:val="28"/>
-          <w:szCs w:val="28"/>
-        </w:rPr>
-      </w:pPr>
-      <w:r>
-        <w:rPr>
-          <w:sz w:val="28"/>
-          <w:szCs w:val="28"/>
-        </w:rPr>
-        <w:t>Разработка и стилизация форм (вход, заказ);</w:t>
-      </w:r>
-    </w:p>
-    <w:p>
-      <w:pPr>
-        <w:pStyle w:val="a7"/>
+        <w:spacing w:before="100" w:beforeAutospacing="1" w:after="100" w:afterAutospacing="1" w:line="360" w:lineRule="auto"/>
+        <w:rPr>
+          <w:rFonts w:ascii="Times New Roman" w:hAnsi="Times New Roman" w:cs="Times New Roman"/>
+          <w:sz w:val="28"/>
+          <w:szCs w:val="28"/>
+        </w:rPr>
+      </w:pPr>
+      <w:proofErr w:type="spellStart"/>
+      <w:r>
+        <w:rPr>
+          <w:rFonts w:ascii="Times New Roman" w:hAnsi="Times New Roman" w:cs="Times New Roman"/>
+          <w:sz w:val="28"/>
+          <w:szCs w:val="28"/>
+          <w:lang w:val="en-US"/>
+        </w:rPr>
+        <w:t>Trainig</w:t>
+      </w:r>
+      <w:proofErr w:type="spellEnd"/>
+      <w:r>
+        <w:rPr>
+          <w:rFonts w:ascii="Times New Roman" w:hAnsi="Times New Roman" w:cs="Times New Roman"/>
+          <w:sz w:val="28"/>
+          <w:szCs w:val="28"/>
+          <w:lang w:val="en-US"/>
+        </w:rPr>
+        <w:t xml:space="preserve"> and validation loss</w:t>
+      </w:r>
+      <w:r>
+        <w:rPr>
+          <w:rFonts w:ascii="Times New Roman" w:hAnsi="Times New Roman" w:cs="Times New Roman"/>
+          <w:sz w:val="28"/>
+          <w:szCs w:val="28"/>
+        </w:rPr>
+        <w:t xml:space="preserve">; </w:t>
+      </w:r>
+    </w:p>
+    <w:p>
+      <w:pPr>
         <w:numPr>
           <w:ilvl w:val="0"/>
-          <w:numId w:val="14"/>
+          <w:numId w:val="36"/>
         </w:numPr>
+        <w:spacing w:before="100" w:beforeAutospacing="1" w:after="100" w:afterAutospacing="1" w:line="360" w:lineRule="auto"/>
+        <w:rPr>
+          <w:rFonts w:ascii="Times New Roman" w:hAnsi="Times New Roman" w:cs="Times New Roman"/>
+          <w:sz w:val="28"/>
+          <w:szCs w:val="28"/>
+        </w:rPr>
+      </w:pPr>
+      <w:r>
+        <w:rPr>
+          <w:rFonts w:ascii="Times New Roman" w:hAnsi="Times New Roman" w:cs="Times New Roman"/>
+          <w:sz w:val="28"/>
+          <w:szCs w:val="28"/>
+          <w:lang w:val="en-US"/>
+        </w:rPr>
+        <w:t>Learning rate</w:t>
+      </w:r>
+      <w:r>
+        <w:rPr>
+          <w:rFonts w:ascii="Times New Roman" w:hAnsi="Times New Roman" w:cs="Times New Roman"/>
+          <w:sz w:val="28"/>
+          <w:szCs w:val="28"/>
+        </w:rPr>
+        <w:t xml:space="preserve">; </w:t>
+      </w:r>
+    </w:p>
+    <w:p>
+      <w:pPr>
+        <w:numPr>
+          <w:ilvl w:val="0"/>
+          <w:numId w:val="36"/>
+        </w:numPr>
+        <w:spacing w:before="100" w:beforeAutospacing="1" w:after="100" w:afterAutospacing="1" w:line="360" w:lineRule="auto"/>
+        <w:rPr>
+          <w:rFonts w:ascii="Times New Roman" w:hAnsi="Times New Roman" w:cs="Times New Roman"/>
+          <w:sz w:val="28"/>
+          <w:szCs w:val="28"/>
+        </w:rPr>
+      </w:pPr>
+      <w:r>
+        <w:rPr>
+          <w:rFonts w:ascii="Times New Roman" w:hAnsi="Times New Roman" w:cs="Times New Roman"/>
+          <w:sz w:val="28"/>
+          <w:szCs w:val="28"/>
+          <w:lang w:val="en-US"/>
+        </w:rPr>
+        <w:t>Traini</w:t>
+      </w:r>
+      <w:r>
+        <w:rPr>
+          <w:rFonts w:ascii="Times New Roman" w:hAnsi="Times New Roman" w:cs="Times New Roman"/>
+          <w:sz w:val="28"/>
+          <w:szCs w:val="28"/>
+          <w:lang w:val="en-US"/>
+        </w:rPr>
+        <w:t>ng time per epoch</w:t>
+      </w:r>
+      <w:r>
+        <w:rPr>
+          <w:rFonts w:ascii="Times New Roman" w:hAnsi="Times New Roman" w:cs="Times New Roman"/>
+          <w:sz w:val="28"/>
+          <w:szCs w:val="28"/>
+        </w:rPr>
+        <w:t xml:space="preserve">; </w:t>
+      </w:r>
+    </w:p>
+    <w:p>
+      <w:pPr>
+        <w:pStyle w:val="a7"/>
+        <w:spacing w:after="0" w:afterAutospacing="0" w:line="360" w:lineRule="auto"/>
+        <w:ind w:firstLine="360"/>
+        <w:rPr>
+          <w:sz w:val="28"/>
+          <w:szCs w:val="28"/>
+        </w:rPr>
+      </w:pPr>
+      <w:r>
+        <w:rPr>
+          <w:sz w:val="28"/>
+          <w:szCs w:val="28"/>
+        </w:rPr>
+        <w:t>Дополнительно были проведены испытания моделей на изображениях с искусственно ухудшенным качеством.</w:t>
+      </w:r>
+    </w:p>
+    <w:p>
+      <w:pPr>
+        <w:pStyle w:val="a7"/>
+        <w:spacing w:after="0" w:afterAutospacing="0" w:line="360" w:lineRule="auto"/>
+        <w:rPr>
+          <w:sz w:val="28"/>
+          <w:szCs w:val="28"/>
+        </w:rPr>
+      </w:pPr>
+      <w:r>
+        <w:rPr>
+          <w:sz w:val="28"/>
+          <w:szCs w:val="28"/>
+        </w:rPr>
+        <w:t>Для проверки устойчивости моделей использовались:</w:t>
+      </w:r>
+    </w:p>
+    <w:p>
+      <w:pPr>
+        <w:numPr>
+          <w:ilvl w:val="0"/>
+          <w:numId w:val="37"/>
+        </w:numPr>
+        <w:spacing w:before="100" w:beforeAutospacing="1" w:after="100" w:afterAutospacing="1" w:line="360" w:lineRule="auto"/>
+        <w:rPr>
+          <w:rFonts w:ascii="Times New Roman" w:hAnsi="Times New Roman" w:cs="Times New Roman"/>
+          <w:sz w:val="28"/>
+          <w:szCs w:val="28"/>
+        </w:rPr>
+      </w:pPr>
+      <w:r>
+        <w:rPr>
+          <w:rFonts w:ascii="Times New Roman" w:hAnsi="Times New Roman" w:cs="Times New Roman"/>
+          <w:sz w:val="28"/>
+          <w:szCs w:val="28"/>
+        </w:rPr>
+        <w:t xml:space="preserve">уменьшение размера дорожных знаков; </w:t>
+      </w:r>
+    </w:p>
+    <w:p>
+      <w:pPr>
+        <w:numPr>
+          <w:ilvl w:val="0"/>
+          <w:numId w:val="37"/>
+        </w:numPr>
+        <w:spacing w:before="100" w:beforeAutospacing="1" w:after="100" w:afterAutospacing="1" w:line="360" w:lineRule="auto"/>
+        <w:rPr>
+          <w:rFonts w:ascii="Times New Roman" w:hAnsi="Times New Roman" w:cs="Times New Roman"/>
+          <w:sz w:val="28"/>
+          <w:szCs w:val="28"/>
+        </w:rPr>
+      </w:pPr>
+      <w:r>
+        <w:rPr>
+          <w:rFonts w:ascii="Times New Roman" w:hAnsi="Times New Roman" w:cs="Times New Roman"/>
+          <w:sz w:val="28"/>
+          <w:szCs w:val="28"/>
+        </w:rPr>
+        <w:t xml:space="preserve">размытие изображений; </w:t>
+      </w:r>
+    </w:p>
+    <w:p>
+      <w:pPr>
+        <w:numPr>
+          <w:ilvl w:val="0"/>
+          <w:numId w:val="37"/>
+        </w:numPr>
+        <w:spacing w:before="100" w:beforeAutospacing="1" w:after="100" w:afterAutospacing="1" w:line="360" w:lineRule="auto"/>
+        <w:rPr>
+          <w:rFonts w:ascii="Times New Roman" w:hAnsi="Times New Roman" w:cs="Times New Roman"/>
+          <w:sz w:val="28"/>
+          <w:szCs w:val="28"/>
+        </w:rPr>
+      </w:pPr>
+      <w:r>
+        <w:rPr>
+          <w:rFonts w:ascii="Times New Roman" w:hAnsi="Times New Roman" w:cs="Times New Roman"/>
+          <w:sz w:val="28"/>
+          <w:szCs w:val="28"/>
+        </w:rPr>
+        <w:t xml:space="preserve">снижение яркости; </w:t>
+      </w:r>
+    </w:p>
+    <w:p>
+      <w:pPr>
+        <w:numPr>
+          <w:ilvl w:val="0"/>
+          <w:numId w:val="37"/>
+        </w:numPr>
+        <w:spacing w:before="100" w:beforeAutospacing="1" w:after="100" w:afterAutospacing="1" w:line="360" w:lineRule="auto"/>
+        <w:rPr>
+          <w:rFonts w:ascii="Times New Roman" w:hAnsi="Times New Roman" w:cs="Times New Roman"/>
+          <w:sz w:val="28"/>
+          <w:szCs w:val="28"/>
+        </w:rPr>
+      </w:pPr>
+      <w:r>
+        <w:rPr>
+          <w:rFonts w:ascii="Times New Roman" w:hAnsi="Times New Roman" w:cs="Times New Roman"/>
+          <w:sz w:val="28"/>
+          <w:szCs w:val="28"/>
+        </w:rPr>
+        <w:t xml:space="preserve">увеличение уровня шума; </w:t>
+      </w:r>
+    </w:p>
+    <w:p>
+      <w:pPr>
+        <w:numPr>
+          <w:ilvl w:val="0"/>
+          <w:numId w:val="37"/>
+        </w:numPr>
+        <w:spacing w:before="100" w:beforeAutospacing="1" w:after="100" w:afterAutospacing="1" w:line="360" w:lineRule="auto"/>
+        <w:rPr>
+          <w:rFonts w:ascii="Times New Roman" w:hAnsi="Times New Roman" w:cs="Times New Roman"/>
+          <w:sz w:val="28"/>
+          <w:szCs w:val="28"/>
+        </w:rPr>
+      </w:pPr>
+      <w:r>
+        <w:rPr>
+          <w:rFonts w:ascii="Times New Roman" w:hAnsi="Times New Roman" w:cs="Times New Roman"/>
+          <w:sz w:val="28"/>
+          <w:szCs w:val="28"/>
+        </w:rPr>
+        <w:t xml:space="preserve">комбинация нескольких видов искажений. </w:t>
+      </w:r>
+    </w:p>
+    <w:p>
+      <w:pPr>
+        <w:pStyle w:val="a7"/>
         <w:spacing w:line="360" w:lineRule="auto"/>
         <w:rPr>
           <w:sz w:val="28"/>
@@ -5309,100 +5752,47 @@
           <w:sz w:val="28"/>
           <w:szCs w:val="28"/>
         </w:rPr>
-        <w:t xml:space="preserve">Реализация хранения состояния корзины в </w:t>
-      </w:r>
-      <w:proofErr w:type="spellStart"/>
-      <w:r>
-        <w:rPr>
-          <w:rStyle w:val="HTML"/>
-          <w:sz w:val="28"/>
-          <w:szCs w:val="28"/>
-        </w:rPr>
-        <w:t>localStorage</w:t>
-      </w:r>
-      <w:proofErr w:type="spellEnd"/>
-      <w:r>
-        <w:rPr>
-          <w:sz w:val="28"/>
-          <w:szCs w:val="28"/>
-        </w:rPr>
-        <w:t xml:space="preserve"> (позднее — через </w:t>
-      </w:r>
-      <w:proofErr w:type="spellStart"/>
-      <w:r>
-        <w:rPr>
-          <w:sz w:val="28"/>
-          <w:szCs w:val="28"/>
-        </w:rPr>
-        <w:t>backend</w:t>
-      </w:r>
-      <w:proofErr w:type="spellEnd"/>
-      <w:r>
-        <w:rPr>
-          <w:sz w:val="28"/>
-          <w:szCs w:val="28"/>
-        </w:rPr>
-        <w:t>).</w:t>
-      </w:r>
-    </w:p>
-    <w:p>
-      <w:pPr>
-        <w:pStyle w:val="2"/>
+        <w:t>Полученные результаты позволили оценить пригодность каждой архитектуры для эксплуатации в реальных условиях.</w:t>
+      </w:r>
+    </w:p>
+    <w:p>
+      <w:pPr>
+        <w:pStyle w:val="3"/>
         <w:spacing w:line="360" w:lineRule="auto"/>
         <w:rPr>
           <w:rFonts w:ascii="Times New Roman" w:hAnsi="Times New Roman" w:cs="Times New Roman"/>
-          <w:b w:val="0"/>
-          <w:color w:val="auto"/>
-          <w:sz w:val="28"/>
-          <w:szCs w:val="28"/>
-        </w:rPr>
-      </w:pPr>
-      <w:bookmarkStart w:id="11" w:name="_Toc203601472"/>
-      <w:r>
-        <w:rPr>
-          <w:rFonts w:ascii="Times New Roman" w:hAnsi="Times New Roman" w:cs="Times New Roman"/>
-          <w:b w:val="0"/>
-          <w:color w:val="auto"/>
-          <w:sz w:val="28"/>
-          <w:szCs w:val="28"/>
-        </w:rPr>
-        <w:t xml:space="preserve">2.4 Интеграция </w:t>
-      </w:r>
-      <w:proofErr w:type="spellStart"/>
-      <w:r>
-        <w:rPr>
-          <w:rFonts w:ascii="Times New Roman" w:hAnsi="Times New Roman" w:cs="Times New Roman"/>
-          <w:b w:val="0"/>
-          <w:color w:val="auto"/>
-          <w:sz w:val="28"/>
-          <w:szCs w:val="28"/>
-        </w:rPr>
-        <w:t>frontend</w:t>
-      </w:r>
-      <w:proofErr w:type="spellEnd"/>
-      <w:r>
-        <w:rPr>
-          <w:rFonts w:ascii="Times New Roman" w:hAnsi="Times New Roman" w:cs="Times New Roman"/>
-          <w:b w:val="0"/>
-          <w:color w:val="auto"/>
-          <w:sz w:val="28"/>
-          <w:szCs w:val="28"/>
-        </w:rPr>
-        <w:t xml:space="preserve"> и </w:t>
-      </w:r>
-      <w:proofErr w:type="spellStart"/>
-      <w:r>
-        <w:rPr>
-          <w:rFonts w:ascii="Times New Roman" w:hAnsi="Times New Roman" w:cs="Times New Roman"/>
-          <w:b w:val="0"/>
-          <w:color w:val="auto"/>
-          <w:sz w:val="28"/>
-          <w:szCs w:val="28"/>
-        </w:rPr>
-        <w:t>backend</w:t>
-      </w:r>
-      <w:bookmarkEnd w:id="11"/>
-      <w:proofErr w:type="spellEnd"/>
+          <w:b/>
+          <w:sz w:val="28"/>
+          <w:szCs w:val="28"/>
+        </w:rPr>
+      </w:pPr>
+      <w:r>
+        <w:rPr>
+          <w:rFonts w:ascii="Times New Roman" w:hAnsi="Times New Roman" w:cs="Times New Roman"/>
+          <w:b/>
+          <w:sz w:val="28"/>
+          <w:szCs w:val="28"/>
+        </w:rPr>
+        <w:t>Анализ ошибок классификации</w:t>
+      </w:r>
+    </w:p>
+    <w:p>
+      <w:pPr>
+        <w:pStyle w:val="a7"/>
+        <w:spacing w:before="0" w:beforeAutospacing="0" w:line="360" w:lineRule="auto"/>
+        <w:ind w:firstLine="708"/>
+        <w:rPr>
+          <w:sz w:val="28"/>
+          <w:szCs w:val="28"/>
+        </w:rPr>
+      </w:pPr>
+      <w:r>
+        <w:rPr>
+          <w:sz w:val="28"/>
+          <w:szCs w:val="28"/>
+        </w:rPr>
+        <w:t>На заключительном этапе практической разработки был выполнен анализ ошибочных предсказаний моделей.</w:t>
+      </w:r>
     </w:p>
     <w:p>
       <w:pPr>
@@ -5414,340 +5804,13 @@
           <w:szCs w:val="28"/>
         </w:rPr>
       </w:pPr>
-      <w:proofErr w:type="spellStart"/>
-      <w:r>
-        <w:rPr>
-          <w:sz w:val="28"/>
-          <w:szCs w:val="28"/>
-        </w:rPr>
-        <w:t>Frontend</w:t>
-      </w:r>
-      <w:proofErr w:type="spellEnd"/>
-      <w:r>
-        <w:rPr>
-          <w:sz w:val="28"/>
-          <w:szCs w:val="28"/>
-        </w:rPr>
-        <w:t xml:space="preserve"> и </w:t>
-      </w:r>
-      <w:proofErr w:type="spellStart"/>
-      <w:r>
-        <w:rPr>
-          <w:sz w:val="28"/>
-          <w:szCs w:val="28"/>
-        </w:rPr>
-        <w:t>backend</w:t>
-      </w:r>
-      <w:proofErr w:type="spellEnd"/>
-      <w:r>
-        <w:rPr>
-          <w:sz w:val="28"/>
-          <w:szCs w:val="28"/>
-        </w:rPr>
-        <w:t xml:space="preserve"> были связаны между собой через REST API. Все данные в интерфейсе стали поступать с сервера, обеспечивалась авторизация пользователей, добавление в корзину и оформление заказов.</w:t>
-      </w:r>
-    </w:p>
-    <w:p>
-      <w:pPr>
-        <w:spacing w:line="360" w:lineRule="auto"/>
-        <w:rPr>
-          <w:rFonts w:ascii="Times New Roman" w:hAnsi="Times New Roman" w:cs="Times New Roman"/>
-          <w:sz w:val="28"/>
-        </w:rPr>
-      </w:pPr>
-      <w:r>
-        <w:rPr>
-          <w:rFonts w:ascii="Times New Roman" w:hAnsi="Times New Roman" w:cs="Times New Roman"/>
-          <w:sz w:val="28"/>
-        </w:rPr>
-        <w:t>Конкретные действия:</w:t>
-      </w:r>
-    </w:p>
-    <w:p>
-      <w:pPr>
-        <w:pStyle w:val="a7"/>
-        <w:numPr>
-          <w:ilvl w:val="0"/>
-          <w:numId w:val="15"/>
-        </w:numPr>
-        <w:spacing w:before="0" w:beforeAutospacing="0" w:line="360" w:lineRule="auto"/>
-        <w:rPr>
-          <w:sz w:val="28"/>
-          <w:szCs w:val="28"/>
-        </w:rPr>
-      </w:pPr>
-      <w:r>
-        <w:rPr>
-          <w:sz w:val="28"/>
-          <w:szCs w:val="28"/>
-        </w:rPr>
-        <w:t xml:space="preserve">Разработка API-модуля на </w:t>
-      </w:r>
-      <w:proofErr w:type="spellStart"/>
-      <w:r>
-        <w:rPr>
-          <w:sz w:val="28"/>
-          <w:szCs w:val="28"/>
-        </w:rPr>
-        <w:t>frontend</w:t>
-      </w:r>
-      <w:proofErr w:type="spellEnd"/>
-      <w:r>
-        <w:rPr>
-          <w:sz w:val="28"/>
-          <w:szCs w:val="28"/>
-        </w:rPr>
-        <w:t xml:space="preserve"> (</w:t>
-      </w:r>
-      <w:r>
-        <w:rPr>
-          <w:rStyle w:val="HTML"/>
-          <w:sz w:val="28"/>
-          <w:szCs w:val="28"/>
-        </w:rPr>
-        <w:t>api.js</w:t>
-      </w:r>
-      <w:r>
-        <w:rPr>
-          <w:sz w:val="28"/>
-          <w:szCs w:val="28"/>
-        </w:rPr>
-        <w:t>);</w:t>
-      </w:r>
-    </w:p>
-    <w:p>
-      <w:pPr>
-        <w:pStyle w:val="a7"/>
-        <w:numPr>
-          <w:ilvl w:val="0"/>
-          <w:numId w:val="15"/>
-        </w:numPr>
-        <w:spacing w:line="360" w:lineRule="auto"/>
-        <w:rPr>
-          <w:sz w:val="28"/>
-          <w:szCs w:val="28"/>
-        </w:rPr>
-      </w:pPr>
-      <w:r>
-        <w:rPr>
-          <w:sz w:val="28"/>
-          <w:szCs w:val="28"/>
-        </w:rPr>
-        <w:t xml:space="preserve">Получение данных о книгах с </w:t>
-      </w:r>
-      <w:proofErr w:type="spellStart"/>
-      <w:r>
-        <w:rPr>
-          <w:sz w:val="28"/>
-          <w:szCs w:val="28"/>
-        </w:rPr>
-        <w:t>backend</w:t>
-      </w:r>
-      <w:proofErr w:type="spellEnd"/>
-      <w:r>
-        <w:rPr>
-          <w:sz w:val="28"/>
-          <w:szCs w:val="28"/>
-        </w:rPr>
-        <w:t xml:space="preserve"> и отображение их в интерфейсе;</w:t>
-      </w:r>
-    </w:p>
-    <w:p>
-      <w:pPr>
-        <w:pStyle w:val="a7"/>
-        <w:numPr>
-          <w:ilvl w:val="0"/>
-          <w:numId w:val="15"/>
-        </w:numPr>
-        <w:spacing w:line="360" w:lineRule="auto"/>
-        <w:rPr>
-          <w:sz w:val="28"/>
-          <w:szCs w:val="28"/>
-        </w:rPr>
-      </w:pPr>
-      <w:r>
-        <w:rPr>
-          <w:sz w:val="28"/>
-          <w:szCs w:val="28"/>
-        </w:rPr>
-        <w:t>Интеграция функционала «Добавить в корзину» с REST-</w:t>
-      </w:r>
-      <w:proofErr w:type="spellStart"/>
-      <w:r>
-        <w:rPr>
-          <w:sz w:val="28"/>
-          <w:szCs w:val="28"/>
-        </w:rPr>
-        <w:t>эндпоинтом</w:t>
-      </w:r>
-      <w:proofErr w:type="spellEnd"/>
-      <w:r>
-        <w:rPr>
-          <w:sz w:val="28"/>
-          <w:szCs w:val="28"/>
-        </w:rPr>
-        <w:t>;</w:t>
-      </w:r>
-    </w:p>
-    <w:p>
-      <w:pPr>
-        <w:pStyle w:val="a7"/>
-        <w:numPr>
-          <w:ilvl w:val="0"/>
-          <w:numId w:val="15"/>
-        </w:numPr>
-        <w:spacing w:line="360" w:lineRule="auto"/>
-        <w:rPr>
-          <w:sz w:val="28"/>
-          <w:szCs w:val="28"/>
-        </w:rPr>
-      </w:pPr>
-      <w:r>
-        <w:rPr>
-          <w:sz w:val="28"/>
-          <w:szCs w:val="28"/>
-        </w:rPr>
-        <w:t xml:space="preserve">Получение и отображение содержимого корзины с </w:t>
-      </w:r>
-      <w:proofErr w:type="spellStart"/>
-      <w:r>
-        <w:rPr>
-          <w:sz w:val="28"/>
-          <w:szCs w:val="28"/>
-        </w:rPr>
-        <w:t>backend</w:t>
-      </w:r>
-      <w:proofErr w:type="spellEnd"/>
-      <w:r>
-        <w:rPr>
-          <w:sz w:val="28"/>
-          <w:szCs w:val="28"/>
-        </w:rPr>
-        <w:t>;</w:t>
-      </w:r>
-    </w:p>
-    <w:p>
-      <w:pPr>
-        <w:pStyle w:val="a7"/>
-        <w:numPr>
-          <w:ilvl w:val="0"/>
-          <w:numId w:val="15"/>
-        </w:numPr>
-        <w:spacing w:line="360" w:lineRule="auto"/>
-        <w:rPr>
-          <w:sz w:val="28"/>
-          <w:szCs w:val="28"/>
-        </w:rPr>
-      </w:pPr>
-      <w:r>
-        <w:rPr>
-          <w:sz w:val="28"/>
-          <w:szCs w:val="28"/>
-        </w:rPr>
-        <w:t>Отправка запроса на оформление заказа;</w:t>
-      </w:r>
-    </w:p>
-    <w:p>
-      <w:pPr>
-        <w:pStyle w:val="a7"/>
-        <w:numPr>
-          <w:ilvl w:val="0"/>
-          <w:numId w:val="15"/>
-        </w:numPr>
-        <w:spacing w:line="360" w:lineRule="auto"/>
-        <w:rPr>
-          <w:sz w:val="28"/>
-          <w:szCs w:val="28"/>
-        </w:rPr>
-      </w:pPr>
-      <w:r>
-        <w:rPr>
-          <w:sz w:val="28"/>
-          <w:szCs w:val="28"/>
-        </w:rPr>
-        <w:t>Обработка ошибок API и отображение статусов;</w:t>
-      </w:r>
-    </w:p>
-    <w:p>
-      <w:pPr>
-        <w:pStyle w:val="a7"/>
-        <w:numPr>
-          <w:ilvl w:val="0"/>
-          <w:numId w:val="15"/>
-        </w:numPr>
-        <w:spacing w:line="360" w:lineRule="auto"/>
-        <w:rPr>
-          <w:sz w:val="28"/>
-          <w:szCs w:val="28"/>
-        </w:rPr>
-      </w:pPr>
-      <w:r>
-        <w:rPr>
-          <w:sz w:val="28"/>
-          <w:szCs w:val="28"/>
-        </w:rPr>
-        <w:lastRenderedPageBreak/>
-        <w:t>Временное использование ID пользователя для взаимодействия.</w:t>
-      </w:r>
-    </w:p>
-    <w:p>
-      <w:pPr>
-        <w:pStyle w:val="2"/>
-        <w:spacing w:line="360" w:lineRule="auto"/>
-        <w:rPr>
-          <w:rFonts w:ascii="Times New Roman" w:hAnsi="Times New Roman" w:cs="Times New Roman"/>
-          <w:b w:val="0"/>
-          <w:color w:val="auto"/>
-          <w:sz w:val="28"/>
-          <w:szCs w:val="28"/>
-        </w:rPr>
-      </w:pPr>
-      <w:bookmarkStart w:id="12" w:name="_Toc203601473"/>
-      <w:r>
-        <w:rPr>
-          <w:rFonts w:ascii="Times New Roman" w:hAnsi="Times New Roman" w:cs="Times New Roman"/>
-          <w:b w:val="0"/>
-          <w:color w:val="auto"/>
-          <w:sz w:val="28"/>
-          <w:szCs w:val="28"/>
-        </w:rPr>
-        <w:t xml:space="preserve">2.5 </w:t>
-      </w:r>
-      <w:proofErr w:type="spellStart"/>
-      <w:r>
-        <w:rPr>
-          <w:rFonts w:ascii="Times New Roman" w:hAnsi="Times New Roman" w:cs="Times New Roman"/>
-          <w:b w:val="0"/>
-          <w:color w:val="auto"/>
-          <w:sz w:val="28"/>
-          <w:szCs w:val="28"/>
-        </w:rPr>
-        <w:t>Деплой</w:t>
-      </w:r>
-      <w:proofErr w:type="spellEnd"/>
-      <w:r>
-        <w:rPr>
-          <w:rFonts w:ascii="Times New Roman" w:hAnsi="Times New Roman" w:cs="Times New Roman"/>
-          <w:b w:val="0"/>
-          <w:color w:val="auto"/>
-          <w:sz w:val="28"/>
-          <w:szCs w:val="28"/>
-        </w:rPr>
-        <w:t xml:space="preserve"> и запуск через </w:t>
-      </w:r>
-      <w:proofErr w:type="spellStart"/>
-      <w:r>
-        <w:rPr>
-          <w:rFonts w:ascii="Times New Roman" w:hAnsi="Times New Roman" w:cs="Times New Roman"/>
-          <w:b w:val="0"/>
-          <w:color w:val="auto"/>
-          <w:sz w:val="28"/>
-          <w:szCs w:val="28"/>
-        </w:rPr>
-        <w:t>Docker</w:t>
-      </w:r>
-      <w:bookmarkEnd w:id="12"/>
-      <w:proofErr w:type="spellEnd"/>
+      <w:r>
+        <w:rPr>
+          <w:sz w:val="28"/>
+          <w:szCs w:val="28"/>
+        </w:rPr>
+        <w:t>Особое внимание уделялось случаям неправильного распознавания знаков, имеющих схожие визуальные характеристики. Анализ проводился на основе матриц ошибок и примеров неверной классификации.</w:t>
+      </w:r>
     </w:p>
     <w:p>
       <w:pPr>
@@ -5764,602 +5827,2353 @@
           <w:sz w:val="28"/>
           <w:szCs w:val="28"/>
         </w:rPr>
-        <w:t xml:space="preserve">Проект был подготовлен к развёртыванию в контейнерах. Созданы </w:t>
-      </w:r>
-      <w:proofErr w:type="spellStart"/>
-      <w:r>
-        <w:rPr>
-          <w:sz w:val="28"/>
-          <w:szCs w:val="28"/>
-        </w:rPr>
-        <w:t>Dockerfile’ы</w:t>
-      </w:r>
-      <w:proofErr w:type="spellEnd"/>
-      <w:r>
-        <w:rPr>
-          <w:sz w:val="28"/>
-          <w:szCs w:val="28"/>
-        </w:rPr>
-        <w:t xml:space="preserve"> для </w:t>
-      </w:r>
-      <w:proofErr w:type="spellStart"/>
-      <w:r>
-        <w:rPr>
-          <w:sz w:val="28"/>
-          <w:szCs w:val="28"/>
-        </w:rPr>
-        <w:t>backend</w:t>
-      </w:r>
-      <w:proofErr w:type="spellEnd"/>
-      <w:r>
-        <w:rPr>
-          <w:sz w:val="28"/>
-          <w:szCs w:val="28"/>
-        </w:rPr>
-        <w:t xml:space="preserve"> и </w:t>
-      </w:r>
-      <w:proofErr w:type="spellStart"/>
-      <w:r>
-        <w:rPr>
-          <w:sz w:val="28"/>
-          <w:szCs w:val="28"/>
-        </w:rPr>
-        <w:t>frontend</w:t>
-      </w:r>
-      <w:proofErr w:type="spellEnd"/>
-      <w:r>
-        <w:rPr>
-          <w:sz w:val="28"/>
-          <w:szCs w:val="28"/>
-        </w:rPr>
-        <w:t xml:space="preserve">, а также </w:t>
-      </w:r>
-      <w:proofErr w:type="spellStart"/>
-      <w:r>
-        <w:rPr>
-          <w:rStyle w:val="HTML"/>
-          <w:sz w:val="28"/>
-          <w:szCs w:val="28"/>
-        </w:rPr>
-        <w:t>docker-compose.yml</w:t>
-      </w:r>
-      <w:proofErr w:type="spellEnd"/>
-      <w:r>
-        <w:rPr>
-          <w:sz w:val="28"/>
-          <w:szCs w:val="28"/>
-        </w:rPr>
-        <w:t xml:space="preserve"> для сборки всей системы.</w:t>
-      </w:r>
-    </w:p>
-    <w:p>
-      <w:pPr>
+        <w:t>Наиболее сложными для распознавания оказались знаки ограничения скорости, различающиеся только цифровым обозначением допустимой скорости, а также некоторые предупреждающие знаки с похожей геометрической формой.</w:t>
+      </w:r>
+    </w:p>
+    <w:p>
+      <w:pPr>
+        <w:pStyle w:val="a7"/>
         <w:spacing w:line="360" w:lineRule="auto"/>
-        <w:rPr>
-          <w:rFonts w:ascii="Times New Roman" w:hAnsi="Times New Roman" w:cs="Times New Roman"/>
-          <w:sz w:val="28"/>
-        </w:rPr>
-      </w:pPr>
-      <w:r>
-        <w:rPr>
-          <w:rFonts w:ascii="Times New Roman" w:hAnsi="Times New Roman" w:cs="Times New Roman"/>
-          <w:sz w:val="28"/>
-        </w:rPr>
-        <w:t>Конкретные действия:</w:t>
+        <w:ind w:firstLine="708"/>
+        <w:rPr>
+          <w:sz w:val="28"/>
+          <w:szCs w:val="28"/>
+        </w:rPr>
+      </w:pPr>
+      <w:r>
+        <w:rPr>
+          <w:sz w:val="28"/>
+          <w:szCs w:val="28"/>
+        </w:rPr>
+        <w:lastRenderedPageBreak/>
+        <w:t>Полученные результаты использовались при выборе наиболее эффективной архитектуры и формировании рекомендаций по дальнейшему развитию разработанного программного решения.</w:t>
       </w:r>
     </w:p>
     <w:p>
       <w:pPr>
         <w:pStyle w:val="a7"/>
+      </w:pPr>
+    </w:p>
+    <w:p>
+      <w:pPr>
+        <w:pStyle w:val="1"/>
+        <w:spacing w:after="240"/>
+        <w:rPr>
+          <w:rFonts w:ascii="Times New Roman" w:hAnsi="Times New Roman" w:cs="Times New Roman"/>
+          <w:b/>
+          <w:color w:val="auto"/>
+        </w:rPr>
+      </w:pPr>
+      <w:r>
+        <w:rPr>
+          <w:rFonts w:ascii="Times New Roman" w:hAnsi="Times New Roman" w:cs="Times New Roman"/>
+          <w:b/>
+          <w:color w:val="auto"/>
+        </w:rPr>
+        <w:t>3. Реализация</w:t>
+      </w:r>
+      <w:bookmarkEnd w:id="9"/>
+    </w:p>
+    <w:p>
+      <w:pPr>
+        <w:pStyle w:val="2"/>
+        <w:shd w:val="clear" w:color="auto" w:fill="FFFFFF"/>
+        <w:spacing w:before="480" w:after="240" w:line="480" w:lineRule="atLeast"/>
+        <w:rPr>
+          <w:rFonts w:ascii="Segoe UI" w:hAnsi="Segoe UI" w:cs="Segoe UI"/>
+          <w:color w:val="0F1115"/>
+          <w:sz w:val="33"/>
+          <w:szCs w:val="33"/>
+        </w:rPr>
+      </w:pPr>
+      <w:r>
+        <w:rPr>
+          <w:rFonts w:ascii="Segoe UI" w:hAnsi="Segoe UI" w:cs="Segoe UI"/>
+          <w:color w:val="0F1115"/>
+          <w:sz w:val="33"/>
+          <w:szCs w:val="33"/>
+        </w:rPr>
+        <w:t>Обоснование выбора ResNet-50</w:t>
+      </w:r>
+    </w:p>
+    <w:p>
+      <w:pPr>
+        <w:pStyle w:val="ds-markdown-paragraph"/>
+        <w:shd w:val="clear" w:color="auto" w:fill="FFFFFF"/>
+        <w:spacing w:before="240" w:beforeAutospacing="0" w:after="240" w:afterAutospacing="0"/>
+        <w:rPr>
+          <w:rFonts w:ascii="Segoe UI" w:hAnsi="Segoe UI" w:cs="Segoe UI"/>
+          <w:color w:val="0F1115"/>
+        </w:rPr>
+      </w:pPr>
+      <w:r>
+        <w:rPr>
+          <w:rStyle w:val="a8"/>
+          <w:rFonts w:ascii="Segoe UI" w:hAnsi="Segoe UI" w:cs="Segoe UI"/>
+          <w:color w:val="0F1115"/>
+        </w:rPr>
+        <w:t>ResNet-50</w:t>
+      </w:r>
+      <w:r>
+        <w:rPr>
+          <w:rFonts w:ascii="Segoe UI" w:hAnsi="Segoe UI" w:cs="Segoe UI"/>
+          <w:color w:val="0F1115"/>
+        </w:rPr>
+        <w:t> выбран как первая архитектура по следующим причинам:</w:t>
+      </w:r>
+    </w:p>
+    <w:p>
+      <w:pPr>
+        <w:pStyle w:val="ds-markdown-paragraph"/>
         <w:numPr>
           <w:ilvl w:val="0"/>
-          <w:numId w:val="16"/>
+          <w:numId w:val="38"/>
         </w:numPr>
-        <w:spacing w:before="0" w:beforeAutospacing="0" w:line="360" w:lineRule="auto"/>
-        <w:rPr>
-          <w:sz w:val="28"/>
-          <w:szCs w:val="28"/>
-        </w:rPr>
-      </w:pPr>
-      <w:r>
-        <w:rPr>
-          <w:sz w:val="28"/>
-          <w:szCs w:val="28"/>
-        </w:rPr>
-        <w:t xml:space="preserve">Создание </w:t>
-      </w:r>
-      <w:proofErr w:type="spellStart"/>
-      <w:r>
-        <w:rPr>
-          <w:rStyle w:val="HTML"/>
-          <w:sz w:val="28"/>
-          <w:szCs w:val="28"/>
-        </w:rPr>
-        <w:t>Dockerfile</w:t>
-      </w:r>
-      <w:proofErr w:type="spellEnd"/>
-      <w:r>
-        <w:rPr>
-          <w:sz w:val="28"/>
-          <w:szCs w:val="28"/>
-        </w:rPr>
-        <w:t xml:space="preserve"> для </w:t>
-      </w:r>
-      <w:proofErr w:type="spellStart"/>
-      <w:r>
-        <w:rPr>
-          <w:sz w:val="28"/>
-          <w:szCs w:val="28"/>
-        </w:rPr>
-        <w:t>backend</w:t>
-      </w:r>
-      <w:proofErr w:type="spellEnd"/>
-      <w:r>
-        <w:rPr>
-          <w:sz w:val="28"/>
-          <w:szCs w:val="28"/>
-        </w:rPr>
-        <w:t>:</w:t>
-      </w:r>
-    </w:p>
-    <w:p>
-      <w:pPr>
-        <w:pStyle w:val="a7"/>
-        <w:numPr>
-          <w:ilvl w:val="1"/>
-          <w:numId w:val="16"/>
-        </w:numPr>
-        <w:spacing w:line="360" w:lineRule="auto"/>
-        <w:rPr>
-          <w:sz w:val="28"/>
-          <w:szCs w:val="28"/>
-        </w:rPr>
-      </w:pPr>
-      <w:r>
-        <w:rPr>
-          <w:sz w:val="28"/>
-          <w:szCs w:val="28"/>
-        </w:rPr>
-        <w:t xml:space="preserve">копирование </w:t>
-      </w:r>
-      <w:r>
-        <w:rPr>
-          <w:rStyle w:val="HTML"/>
-          <w:sz w:val="28"/>
-          <w:szCs w:val="28"/>
-        </w:rPr>
-        <w:t>.</w:t>
-      </w:r>
-      <w:proofErr w:type="spellStart"/>
-      <w:r>
-        <w:rPr>
-          <w:rStyle w:val="HTML"/>
-          <w:sz w:val="28"/>
-          <w:szCs w:val="28"/>
-        </w:rPr>
-        <w:t>jar</w:t>
-      </w:r>
-      <w:proofErr w:type="spellEnd"/>
-      <w:r>
-        <w:rPr>
-          <w:sz w:val="28"/>
-          <w:szCs w:val="28"/>
-        </w:rPr>
-        <w:t>-файла и запуск приложения;</w:t>
-      </w:r>
-    </w:p>
-    <w:p>
-      <w:pPr>
-        <w:pStyle w:val="a7"/>
+        <w:shd w:val="clear" w:color="auto" w:fill="FFFFFF"/>
+        <w:spacing w:after="0" w:afterAutospacing="0"/>
+        <w:ind w:left="0"/>
+        <w:rPr>
+          <w:rFonts w:ascii="Segoe UI" w:hAnsi="Segoe UI" w:cs="Segoe UI"/>
+          <w:color w:val="0F1115"/>
+        </w:rPr>
+      </w:pPr>
+      <w:r>
+        <w:rPr>
+          <w:rStyle w:val="a8"/>
+          <w:rFonts w:ascii="Segoe UI" w:hAnsi="Segoe UI" w:cs="Segoe UI"/>
+          <w:color w:val="0F1115"/>
+        </w:rPr>
+        <w:t>Историческая значимость</w:t>
+      </w:r>
+      <w:r>
+        <w:rPr>
+          <w:rFonts w:ascii="Segoe UI" w:hAnsi="Segoe UI" w:cs="Segoe UI"/>
+          <w:color w:val="0F1115"/>
+        </w:rPr>
+        <w:t xml:space="preserve">: </w:t>
+      </w:r>
+      <w:proofErr w:type="spellStart"/>
+      <w:r>
+        <w:rPr>
+          <w:rFonts w:ascii="Segoe UI" w:hAnsi="Segoe UI" w:cs="Segoe UI"/>
+          <w:color w:val="0F1115"/>
+        </w:rPr>
+        <w:t>ResNet</w:t>
+      </w:r>
+      <w:proofErr w:type="spellEnd"/>
+      <w:r>
+        <w:rPr>
+          <w:rFonts w:ascii="Segoe UI" w:hAnsi="Segoe UI" w:cs="Segoe UI"/>
+          <w:color w:val="0F1115"/>
+        </w:rPr>
+        <w:t xml:space="preserve"> произвела революцию в компьютерном зрении, внедрив концепцию "остаточных связей" (</w:t>
+      </w:r>
+      <w:proofErr w:type="spellStart"/>
+      <w:r>
+        <w:rPr>
+          <w:rFonts w:ascii="Segoe UI" w:hAnsi="Segoe UI" w:cs="Segoe UI"/>
+          <w:color w:val="0F1115"/>
+        </w:rPr>
+        <w:t>skip</w:t>
+      </w:r>
+      <w:proofErr w:type="spellEnd"/>
+      <w:r>
+        <w:rPr>
+          <w:rFonts w:ascii="Segoe UI" w:hAnsi="Segoe UI" w:cs="Segoe UI"/>
+          <w:color w:val="0F1115"/>
+        </w:rPr>
+        <w:t xml:space="preserve"> </w:t>
+      </w:r>
+      <w:proofErr w:type="spellStart"/>
+      <w:r>
+        <w:rPr>
+          <w:rFonts w:ascii="Segoe UI" w:hAnsi="Segoe UI" w:cs="Segoe UI"/>
+          <w:color w:val="0F1115"/>
+        </w:rPr>
+        <w:t>connections</w:t>
+      </w:r>
+      <w:proofErr w:type="spellEnd"/>
+      <w:r>
+        <w:rPr>
+          <w:rFonts w:ascii="Segoe UI" w:hAnsi="Segoe UI" w:cs="Segoe UI"/>
+          <w:color w:val="0F1115"/>
+        </w:rPr>
+        <w:t>), которая позволила обучать действительно глубокие сети без проблемы затухающего градиента.</w:t>
+      </w:r>
+    </w:p>
+    <w:p>
+      <w:pPr>
+        <w:pStyle w:val="ds-markdown-paragraph"/>
         <w:numPr>
           <w:ilvl w:val="0"/>
-          <w:numId w:val="16"/>
+          <w:numId w:val="38"/>
         </w:numPr>
-        <w:spacing w:line="360" w:lineRule="auto"/>
-        <w:rPr>
-          <w:sz w:val="28"/>
-          <w:szCs w:val="28"/>
-        </w:rPr>
-      </w:pPr>
-      <w:r>
-        <w:rPr>
-          <w:sz w:val="28"/>
-          <w:szCs w:val="28"/>
-        </w:rPr>
-        <w:t xml:space="preserve">Создание </w:t>
-      </w:r>
-      <w:proofErr w:type="spellStart"/>
-      <w:r>
-        <w:rPr>
-          <w:rStyle w:val="HTML"/>
-          <w:sz w:val="28"/>
-          <w:szCs w:val="28"/>
-        </w:rPr>
-        <w:t>Dockerfile</w:t>
-      </w:r>
-      <w:proofErr w:type="spellEnd"/>
-      <w:r>
-        <w:rPr>
-          <w:sz w:val="28"/>
-          <w:szCs w:val="28"/>
-        </w:rPr>
-        <w:t xml:space="preserve"> для </w:t>
-      </w:r>
-      <w:proofErr w:type="spellStart"/>
-      <w:r>
-        <w:rPr>
-          <w:sz w:val="28"/>
-          <w:szCs w:val="28"/>
-        </w:rPr>
-        <w:t>frontend</w:t>
-      </w:r>
-      <w:proofErr w:type="spellEnd"/>
-      <w:r>
-        <w:rPr>
-          <w:sz w:val="28"/>
-          <w:szCs w:val="28"/>
-        </w:rPr>
-        <w:t>:</w:t>
-      </w:r>
-    </w:p>
-    <w:p>
-      <w:pPr>
-        <w:pStyle w:val="a7"/>
-        <w:numPr>
-          <w:ilvl w:val="1"/>
-          <w:numId w:val="16"/>
-        </w:numPr>
-        <w:spacing w:line="360" w:lineRule="auto"/>
-        <w:rPr>
-          <w:sz w:val="28"/>
-          <w:szCs w:val="28"/>
-        </w:rPr>
-      </w:pPr>
-      <w:r>
-        <w:rPr>
-          <w:sz w:val="28"/>
-          <w:szCs w:val="28"/>
-        </w:rPr>
-        <w:t>двухступенчатая сборка (</w:t>
-      </w:r>
-      <w:proofErr w:type="spellStart"/>
-      <w:r>
-        <w:rPr>
-          <w:sz w:val="28"/>
-          <w:szCs w:val="28"/>
-        </w:rPr>
-        <w:t>Node</w:t>
-      </w:r>
-      <w:proofErr w:type="spellEnd"/>
-      <w:r>
-        <w:rPr>
-          <w:sz w:val="28"/>
-          <w:szCs w:val="28"/>
-        </w:rPr>
-        <w:t xml:space="preserve"> → </w:t>
-      </w:r>
-      <w:proofErr w:type="spellStart"/>
-      <w:r>
-        <w:rPr>
-          <w:sz w:val="28"/>
-          <w:szCs w:val="28"/>
-        </w:rPr>
-        <w:t>Nginx</w:t>
-      </w:r>
-      <w:proofErr w:type="spellEnd"/>
-      <w:r>
-        <w:rPr>
-          <w:sz w:val="28"/>
-          <w:szCs w:val="28"/>
-        </w:rPr>
-        <w:t>);</w:t>
-      </w:r>
-    </w:p>
-    <w:p>
-      <w:pPr>
-        <w:pStyle w:val="a7"/>
+        <w:shd w:val="clear" w:color="auto" w:fill="FFFFFF"/>
+        <w:spacing w:after="0" w:afterAutospacing="0"/>
+        <w:ind w:left="0"/>
+        <w:rPr>
+          <w:rFonts w:ascii="Segoe UI" w:hAnsi="Segoe UI" w:cs="Segoe UI"/>
+          <w:color w:val="0F1115"/>
+        </w:rPr>
+      </w:pPr>
+      <w:r>
+        <w:rPr>
+          <w:rStyle w:val="a8"/>
+          <w:rFonts w:ascii="Segoe UI" w:hAnsi="Segoe UI" w:cs="Segoe UI"/>
+          <w:color w:val="0F1115"/>
+        </w:rPr>
+        <w:t>Отличный баланс</w:t>
+      </w:r>
+      <w:r>
+        <w:rPr>
+          <w:rFonts w:ascii="Segoe UI" w:hAnsi="Segoe UI" w:cs="Segoe UI"/>
+          <w:color w:val="0F1115"/>
+        </w:rPr>
+        <w:t>: ResNet-50 (50 слоев) обеспечивает хороший компромисс между глубиной сети и вычислительной сложностью, позволяя извлекать как низкоуровневые (края, текстуры), так и высокоуровневые (формы знаков, символы) признаки.</w:t>
+      </w:r>
+    </w:p>
+    <w:p>
+      <w:pPr>
+        <w:pStyle w:val="ds-markdown-paragraph"/>
         <w:numPr>
           <w:ilvl w:val="0"/>
-          <w:numId w:val="16"/>
+          <w:numId w:val="38"/>
         </w:numPr>
-        <w:spacing w:line="360" w:lineRule="auto"/>
-        <w:rPr>
-          <w:sz w:val="28"/>
-          <w:szCs w:val="28"/>
-        </w:rPr>
-      </w:pPr>
-      <w:r>
-        <w:rPr>
-          <w:sz w:val="28"/>
-          <w:szCs w:val="28"/>
-        </w:rPr>
-        <w:t xml:space="preserve">Создание </w:t>
-      </w:r>
-      <w:proofErr w:type="spellStart"/>
-      <w:r>
-        <w:rPr>
-          <w:rStyle w:val="HTML"/>
-          <w:sz w:val="28"/>
-          <w:szCs w:val="28"/>
-        </w:rPr>
-        <w:t>docker-compose.yml</w:t>
-      </w:r>
-      <w:proofErr w:type="spellEnd"/>
-      <w:r>
-        <w:rPr>
-          <w:sz w:val="28"/>
-          <w:szCs w:val="28"/>
-        </w:rPr>
-        <w:t>:</w:t>
-      </w:r>
-    </w:p>
-    <w:p>
-      <w:pPr>
-        <w:pStyle w:val="a7"/>
-        <w:numPr>
-          <w:ilvl w:val="1"/>
-          <w:numId w:val="16"/>
-        </w:numPr>
-        <w:spacing w:line="360" w:lineRule="auto"/>
-        <w:rPr>
-          <w:sz w:val="28"/>
-          <w:szCs w:val="28"/>
-        </w:rPr>
-      </w:pPr>
-      <w:r>
-        <w:rPr>
-          <w:sz w:val="28"/>
-          <w:szCs w:val="28"/>
-        </w:rPr>
-        <w:t xml:space="preserve">контейнеры: </w:t>
-      </w:r>
-      <w:proofErr w:type="spellStart"/>
-      <w:r>
-        <w:rPr>
-          <w:rStyle w:val="HTML"/>
-          <w:sz w:val="28"/>
-          <w:szCs w:val="28"/>
-        </w:rPr>
-        <w:t>postgres</w:t>
-      </w:r>
-      <w:proofErr w:type="spellEnd"/>
-      <w:r>
-        <w:rPr>
-          <w:sz w:val="28"/>
-          <w:szCs w:val="28"/>
-        </w:rPr>
-        <w:t xml:space="preserve">, </w:t>
-      </w:r>
-      <w:proofErr w:type="spellStart"/>
-      <w:r>
-        <w:rPr>
-          <w:rStyle w:val="HTML"/>
-          <w:sz w:val="28"/>
-          <w:szCs w:val="28"/>
-        </w:rPr>
-        <w:t>backend</w:t>
-      </w:r>
-      <w:proofErr w:type="spellEnd"/>
-      <w:r>
-        <w:rPr>
-          <w:sz w:val="28"/>
-          <w:szCs w:val="28"/>
-        </w:rPr>
-        <w:t xml:space="preserve">, </w:t>
-      </w:r>
-      <w:proofErr w:type="spellStart"/>
-      <w:r>
-        <w:rPr>
-          <w:rStyle w:val="HTML"/>
-          <w:sz w:val="28"/>
-          <w:szCs w:val="28"/>
-        </w:rPr>
-        <w:t>frontend</w:t>
-      </w:r>
-      <w:proofErr w:type="spellEnd"/>
-      <w:r>
-        <w:rPr>
-          <w:sz w:val="28"/>
-          <w:szCs w:val="28"/>
-        </w:rPr>
-        <w:t>;</w:t>
-      </w:r>
-    </w:p>
-    <w:p>
-      <w:pPr>
-        <w:pStyle w:val="a7"/>
-        <w:numPr>
-          <w:ilvl w:val="1"/>
-          <w:numId w:val="16"/>
-        </w:numPr>
-        <w:spacing w:line="360" w:lineRule="auto"/>
-        <w:rPr>
-          <w:sz w:val="28"/>
-          <w:szCs w:val="28"/>
-        </w:rPr>
-      </w:pPr>
-      <w:r>
-        <w:rPr>
-          <w:sz w:val="28"/>
-          <w:szCs w:val="28"/>
-        </w:rPr>
-        <w:t>конфигурация сети и переменных окружения;</w:t>
-      </w:r>
-    </w:p>
-    <w:p>
-      <w:pPr>
-        <w:pStyle w:val="a7"/>
+        <w:shd w:val="clear" w:color="auto" w:fill="FFFFFF"/>
+        <w:spacing w:after="0" w:afterAutospacing="0"/>
+        <w:ind w:left="0"/>
+        <w:rPr>
+          <w:rFonts w:ascii="Segoe UI" w:hAnsi="Segoe UI" w:cs="Segoe UI"/>
+          <w:color w:val="0F1115"/>
+        </w:rPr>
+      </w:pPr>
+      <w:r>
+        <w:rPr>
+          <w:rStyle w:val="a8"/>
+          <w:rFonts w:ascii="Segoe UI" w:hAnsi="Segoe UI" w:cs="Segoe UI"/>
+          <w:color w:val="0F1115"/>
+        </w:rPr>
+        <w:t>Широкое распространение</w:t>
+      </w:r>
+      <w:r>
+        <w:rPr>
+          <w:rFonts w:ascii="Segoe UI" w:hAnsi="Segoe UI" w:cs="Segoe UI"/>
+          <w:color w:val="0F1115"/>
+        </w:rPr>
+        <w:t>: Является де-факто стандартом для сравнения в академических работах, что позволяет объективно оценить качество нашего решения.</w:t>
+      </w:r>
+    </w:p>
+    <w:p>
+      <w:pPr>
+        <w:pStyle w:val="ds-markdown-paragraph"/>
         <w:numPr>
           <w:ilvl w:val="0"/>
-          <w:numId w:val="16"/>
+          <w:numId w:val="38"/>
         </w:numPr>
-        <w:spacing w:line="360" w:lineRule="auto"/>
-        <w:rPr>
-          <w:sz w:val="28"/>
-          <w:szCs w:val="28"/>
-          <w:lang w:val="en-US"/>
-        </w:rPr>
-      </w:pPr>
-      <w:r>
-        <w:rPr>
-          <w:sz w:val="28"/>
-          <w:szCs w:val="28"/>
-        </w:rPr>
-        <w:t>Сборка</w:t>
-      </w:r>
-      <w:r>
-        <w:rPr>
-          <w:sz w:val="28"/>
-          <w:szCs w:val="28"/>
-          <w:lang w:val="en-US"/>
-        </w:rPr>
-        <w:t xml:space="preserve"> </w:t>
-      </w:r>
-      <w:r>
-        <w:rPr>
-          <w:sz w:val="28"/>
-          <w:szCs w:val="28"/>
-        </w:rPr>
-        <w:t>и</w:t>
-      </w:r>
-      <w:r>
-        <w:rPr>
-          <w:sz w:val="28"/>
-          <w:szCs w:val="28"/>
-          <w:lang w:val="en-US"/>
-        </w:rPr>
-        <w:t xml:space="preserve"> </w:t>
-      </w:r>
-      <w:r>
-        <w:rPr>
-          <w:sz w:val="28"/>
-          <w:szCs w:val="28"/>
-        </w:rPr>
-        <w:t>запуск</w:t>
-      </w:r>
-      <w:r>
-        <w:rPr>
-          <w:sz w:val="28"/>
-          <w:szCs w:val="28"/>
-          <w:lang w:val="en-US"/>
-        </w:rPr>
-        <w:t xml:space="preserve"> </w:t>
-      </w:r>
-      <w:r>
-        <w:rPr>
-          <w:sz w:val="28"/>
-          <w:szCs w:val="28"/>
-        </w:rPr>
-        <w:t>командой</w:t>
-      </w:r>
-      <w:r>
-        <w:rPr>
-          <w:sz w:val="28"/>
-          <w:szCs w:val="28"/>
-          <w:lang w:val="en-US"/>
-        </w:rPr>
-        <w:t xml:space="preserve"> </w:t>
-      </w:r>
-      <w:proofErr w:type="spellStart"/>
-      <w:r>
-        <w:rPr>
-          <w:rStyle w:val="HTML"/>
-          <w:sz w:val="28"/>
-          <w:szCs w:val="28"/>
-          <w:lang w:val="en-US"/>
-        </w:rPr>
-        <w:t>docker</w:t>
-      </w:r>
-      <w:proofErr w:type="spellEnd"/>
-      <w:r>
-        <w:rPr>
-          <w:rStyle w:val="HTML"/>
-          <w:sz w:val="28"/>
-          <w:szCs w:val="28"/>
-          <w:lang w:val="en-US"/>
-        </w:rPr>
-        <w:t>-compose up --build</w:t>
-      </w:r>
-      <w:r>
-        <w:rPr>
-          <w:sz w:val="28"/>
-          <w:szCs w:val="28"/>
-          <w:lang w:val="en-US"/>
-        </w:rPr>
-        <w:t>;</w:t>
-      </w:r>
-    </w:p>
-    <w:p>
-      <w:pPr>
-        <w:pStyle w:val="a7"/>
+        <w:shd w:val="clear" w:color="auto" w:fill="FFFFFF"/>
+        <w:spacing w:after="0" w:afterAutospacing="0"/>
+        <w:ind w:left="0"/>
+        <w:rPr>
+          <w:rFonts w:ascii="Segoe UI" w:hAnsi="Segoe UI" w:cs="Segoe UI"/>
+          <w:color w:val="0F1115"/>
+        </w:rPr>
+      </w:pPr>
+      <w:r>
+        <w:rPr>
+          <w:rStyle w:val="a8"/>
+          <w:rFonts w:ascii="Segoe UI" w:hAnsi="Segoe UI" w:cs="Segoe UI"/>
+          <w:color w:val="0F1115"/>
+        </w:rPr>
+        <w:t xml:space="preserve">Эффективность </w:t>
+      </w:r>
+      <w:proofErr w:type="spellStart"/>
+      <w:r>
+        <w:rPr>
+          <w:rStyle w:val="a8"/>
+          <w:rFonts w:ascii="Segoe UI" w:hAnsi="Segoe UI" w:cs="Segoe UI"/>
+          <w:color w:val="0F1115"/>
+        </w:rPr>
+        <w:t>трансферного</w:t>
+      </w:r>
+      <w:proofErr w:type="spellEnd"/>
+      <w:r>
+        <w:rPr>
+          <w:rStyle w:val="a8"/>
+          <w:rFonts w:ascii="Segoe UI" w:hAnsi="Segoe UI" w:cs="Segoe UI"/>
+          <w:color w:val="0F1115"/>
+        </w:rPr>
+        <w:t xml:space="preserve"> обучения</w:t>
+      </w:r>
+      <w:r>
+        <w:rPr>
+          <w:rFonts w:ascii="Segoe UI" w:hAnsi="Segoe UI" w:cs="Segoe UI"/>
+          <w:color w:val="0F1115"/>
+        </w:rPr>
+        <w:t xml:space="preserve">: </w:t>
+      </w:r>
+      <w:proofErr w:type="spellStart"/>
+      <w:r>
+        <w:rPr>
+          <w:rFonts w:ascii="Segoe UI" w:hAnsi="Segoe UI" w:cs="Segoe UI"/>
+          <w:color w:val="0F1115"/>
+        </w:rPr>
+        <w:t>Предобученные</w:t>
+      </w:r>
+      <w:proofErr w:type="spellEnd"/>
+      <w:r>
+        <w:rPr>
+          <w:rFonts w:ascii="Segoe UI" w:hAnsi="Segoe UI" w:cs="Segoe UI"/>
+          <w:color w:val="0F1115"/>
+        </w:rPr>
+        <w:t xml:space="preserve"> на </w:t>
+      </w:r>
+      <w:proofErr w:type="spellStart"/>
+      <w:r>
+        <w:rPr>
+          <w:rFonts w:ascii="Segoe UI" w:hAnsi="Segoe UI" w:cs="Segoe UI"/>
+          <w:color w:val="0F1115"/>
+        </w:rPr>
+        <w:t>ImageNet</w:t>
+      </w:r>
+      <w:proofErr w:type="spellEnd"/>
+      <w:r>
+        <w:rPr>
+          <w:rFonts w:ascii="Segoe UI" w:hAnsi="Segoe UI" w:cs="Segoe UI"/>
+          <w:color w:val="0F1115"/>
+        </w:rPr>
+        <w:t xml:space="preserve"> веса ResNet-50 отлично адаптируются к задаче классификации дорожных знаков, так как общие визуальные паттерны (формы, цвета, текстуры) хорошо переносятся.</w:t>
+      </w:r>
+    </w:p>
+    <w:p>
+      <w:pPr>
+        <w:pStyle w:val="ds-markdown-paragraph"/>
         <w:numPr>
           <w:ilvl w:val="0"/>
-          <w:numId w:val="16"/>
+          <w:numId w:val="38"/>
         </w:numPr>
-        <w:spacing w:line="360" w:lineRule="auto"/>
-        <w:rPr>
-          <w:sz w:val="28"/>
-          <w:szCs w:val="28"/>
-        </w:rPr>
-      </w:pPr>
-      <w:r>
-        <w:rPr>
-          <w:sz w:val="28"/>
-          <w:szCs w:val="28"/>
-        </w:rPr>
-        <w:t xml:space="preserve">Проверка работы приложения по адресам </w:t>
-      </w:r>
-      <w:r>
-        <w:rPr>
-          <w:rStyle w:val="HTML"/>
-          <w:sz w:val="28"/>
-          <w:szCs w:val="28"/>
-        </w:rPr>
-        <w:t>localhost:3000</w:t>
-      </w:r>
-      <w:r>
-        <w:rPr>
-          <w:sz w:val="28"/>
-          <w:szCs w:val="28"/>
-        </w:rPr>
-        <w:t xml:space="preserve"> и </w:t>
-      </w:r>
-      <w:r>
-        <w:rPr>
-          <w:rStyle w:val="HTML"/>
-          <w:sz w:val="28"/>
-          <w:szCs w:val="28"/>
-        </w:rPr>
-        <w:t>localhost:8080</w:t>
-      </w:r>
-      <w:r>
-        <w:rPr>
-          <w:sz w:val="28"/>
-          <w:szCs w:val="28"/>
-        </w:rPr>
-        <w:t>;</w:t>
-      </w:r>
-    </w:p>
-    <w:p>
-      <w:pPr>
-        <w:pStyle w:val="1"/>
-        <w:spacing w:after="240"/>
-        <w:rPr>
-          <w:rFonts w:ascii="Times New Roman" w:hAnsi="Times New Roman" w:cs="Times New Roman"/>
-          <w:b/>
-          <w:color w:val="auto"/>
-        </w:rPr>
-      </w:pPr>
-      <w:bookmarkStart w:id="13" w:name="_Toc203601474"/>
-      <w:r>
-        <w:rPr>
-          <w:rFonts w:ascii="Times New Roman" w:hAnsi="Times New Roman" w:cs="Times New Roman"/>
-          <w:b/>
-          <w:color w:val="auto"/>
-        </w:rPr>
-        <w:t>3. Реализация</w:t>
-      </w:r>
-      <w:bookmarkEnd w:id="13"/>
+        <w:shd w:val="clear" w:color="auto" w:fill="FFFFFF"/>
+        <w:spacing w:after="0" w:afterAutospacing="0"/>
+        <w:ind w:left="0"/>
+        <w:rPr>
+          <w:rFonts w:ascii="Segoe UI" w:hAnsi="Segoe UI" w:cs="Segoe UI"/>
+          <w:color w:val="0F1115"/>
+        </w:rPr>
+      </w:pPr>
+      <w:r>
+        <w:rPr>
+          <w:rStyle w:val="a8"/>
+          <w:rFonts w:ascii="Segoe UI" w:hAnsi="Segoe UI" w:cs="Segoe UI"/>
+          <w:color w:val="0F1115"/>
+        </w:rPr>
+        <w:t>Интерпретируемость</w:t>
+      </w:r>
+      <w:r>
+        <w:rPr>
+          <w:rFonts w:ascii="Segoe UI" w:hAnsi="Segoe UI" w:cs="Segoe UI"/>
+          <w:color w:val="0F1115"/>
+        </w:rPr>
+        <w:t>: Остаточные блоки позволяют лучше понимать, какие признаки на каких уровнях изучаются, что важно для анализа ошибок.</w:t>
+      </w:r>
+    </w:p>
+    <w:p>
+      <w:pPr>
+        <w:pStyle w:val="ds-markdown-paragraph"/>
+        <w:shd w:val="clear" w:color="auto" w:fill="FFFFFF"/>
+        <w:spacing w:after="0" w:afterAutospacing="0"/>
+        <w:rPr>
+          <w:rFonts w:ascii="Segoe UI" w:hAnsi="Segoe UI" w:cs="Segoe UI"/>
+          <w:color w:val="0F1115"/>
+        </w:rPr>
+      </w:pPr>
+      <w:r>
+        <w:rPr>
+          <w:rFonts w:ascii="Segoe UI" w:hAnsi="Segoe UI" w:cs="Segoe UI"/>
+          <w:color w:val="0F1115"/>
+        </w:rPr>
+        <w:lastRenderedPageBreak/>
+        <w:drawing>
+          <wp:inline distT="0" distB="0" distL="0" distR="0" wp14:anchorId="7FF33775" wp14:editId="30A37B9D">
+            <wp:extent cx="6480175" cy="4318635"/>
+            <wp:effectExtent l="0" t="0" r="0" b="5715"/>
+            <wp:docPr id="3" name="Рисунок 3"/>
+            <wp:cNvGraphicFramePr>
+              <a:graphicFrameLocks xmlns:a="http://schemas.openxmlformats.org/drawingml/2006/main" noChangeAspect="1"/>
+            </wp:cNvGraphicFramePr>
+            <a:graphic xmlns:a="http://schemas.openxmlformats.org/drawingml/2006/main">
+              <a:graphicData uri="http://schemas.openxmlformats.org/drawingml/2006/picture">
+                <pic:pic xmlns:pic="http://schemas.openxmlformats.org/drawingml/2006/picture">
+                  <pic:nvPicPr>
+                    <pic:cNvPr id="1" name=""/>
+                    <pic:cNvPicPr/>
+                  </pic:nvPicPr>
+                  <pic:blipFill>
+                    <a:blip r:embed="rId6"/>
+                    <a:stretch>
+                      <a:fillRect/>
+                    </a:stretch>
+                  </pic:blipFill>
+                  <pic:spPr>
+                    <a:xfrm>
+                      <a:off x="0" y="0"/>
+                      <a:ext cx="6480175" cy="4318635"/>
+                    </a:xfrm>
+                    <a:prstGeom prst="rect">
+                      <a:avLst/>
+                    </a:prstGeom>
+                  </pic:spPr>
+                </pic:pic>
+              </a:graphicData>
+            </a:graphic>
+          </wp:inline>
+        </w:drawing>
+      </w:r>
+    </w:p>
+    <w:p>
+      <w:pPr>
+        <w:pStyle w:val="ds-markdown-paragraph"/>
+        <w:shd w:val="clear" w:color="auto" w:fill="FFFFFF"/>
+        <w:spacing w:after="0" w:afterAutospacing="0"/>
+        <w:rPr>
+          <w:rFonts w:ascii="Segoe UI" w:hAnsi="Segoe UI" w:cs="Segoe UI"/>
+          <w:color w:val="0F1115"/>
+        </w:rPr>
+      </w:pPr>
+      <w:r>
+        <w:rPr>
+          <w:rFonts w:ascii="Segoe UI" w:hAnsi="Segoe UI" w:cs="Segoe UI"/>
+          <w:color w:val="0F1115"/>
+        </w:rPr>
+        <w:lastRenderedPageBreak/>
+        <w:drawing>
+          <wp:inline distT="0" distB="0" distL="0" distR="0" wp14:anchorId="0ACA1679" wp14:editId="05CCCAAC">
+            <wp:extent cx="6480175" cy="5663565"/>
+            <wp:effectExtent l="0" t="0" r="0" b="0"/>
+            <wp:docPr id="6" name="Рисунок 6"/>
+            <wp:cNvGraphicFramePr>
+              <a:graphicFrameLocks xmlns:a="http://schemas.openxmlformats.org/drawingml/2006/main" noChangeAspect="1"/>
+            </wp:cNvGraphicFramePr>
+            <a:graphic xmlns:a="http://schemas.openxmlformats.org/drawingml/2006/main">
+              <a:graphicData uri="http://schemas.openxmlformats.org/drawingml/2006/picture">
+                <pic:pic xmlns:pic="http://schemas.openxmlformats.org/drawingml/2006/picture">
+                  <pic:nvPicPr>
+                    <pic:cNvPr id="1" name=""/>
+                    <pic:cNvPicPr/>
+                  </pic:nvPicPr>
+                  <pic:blipFill>
+                    <a:blip r:embed="rId7"/>
+                    <a:stretch>
+                      <a:fillRect/>
+                    </a:stretch>
+                  </pic:blipFill>
+                  <pic:spPr>
+                    <a:xfrm>
+                      <a:off x="0" y="0"/>
+                      <a:ext cx="6480175" cy="5663565"/>
+                    </a:xfrm>
+                    <a:prstGeom prst="rect">
+                      <a:avLst/>
+                    </a:prstGeom>
+                  </pic:spPr>
+                </pic:pic>
+              </a:graphicData>
+            </a:graphic>
+          </wp:inline>
+        </w:drawing>
+      </w:r>
+    </w:p>
+    <w:p/>
+    <w:p>
+      <w:pPr>
+        <w:pStyle w:val="2"/>
+        <w:shd w:val="clear" w:color="auto" w:fill="FFFFFF"/>
+        <w:spacing w:before="480" w:after="240" w:line="480" w:lineRule="atLeast"/>
+        <w:rPr>
+          <w:rFonts w:ascii="Segoe UI" w:hAnsi="Segoe UI" w:cs="Segoe UI"/>
+          <w:color w:val="0F1115"/>
+          <w:sz w:val="33"/>
+          <w:szCs w:val="33"/>
+        </w:rPr>
+      </w:pPr>
+      <w:r>
+        <w:rPr>
+          <w:rFonts w:ascii="Segoe UI" w:hAnsi="Segoe UI" w:cs="Segoe UI"/>
+          <w:color w:val="0F1115"/>
+          <w:sz w:val="33"/>
+          <w:szCs w:val="33"/>
+        </w:rPr>
+        <w:t>Обоснование выбора EfficientNet-B0</w:t>
+      </w:r>
+    </w:p>
+    <w:p>
+      <w:pPr>
+        <w:pStyle w:val="ds-markdown-paragraph"/>
+        <w:shd w:val="clear" w:color="auto" w:fill="FFFFFF"/>
+        <w:spacing w:before="240" w:beforeAutospacing="0" w:after="240" w:afterAutospacing="0"/>
+        <w:rPr>
+          <w:rFonts w:ascii="Segoe UI" w:hAnsi="Segoe UI" w:cs="Segoe UI"/>
+          <w:color w:val="0F1115"/>
+        </w:rPr>
+      </w:pPr>
+      <w:r>
+        <w:rPr>
+          <w:rStyle w:val="a8"/>
+          <w:rFonts w:ascii="Segoe UI" w:hAnsi="Segoe UI" w:cs="Segoe UI"/>
+          <w:color w:val="0F1115"/>
+        </w:rPr>
+        <w:t>EfficientNet-B0</w:t>
+      </w:r>
+      <w:r>
+        <w:rPr>
+          <w:rFonts w:ascii="Segoe UI" w:hAnsi="Segoe UI" w:cs="Segoe UI"/>
+          <w:color w:val="0F1115"/>
+        </w:rPr>
+        <w:t> выбран как вторая архитектура по следующим причинам:</w:t>
+      </w:r>
+    </w:p>
+    <w:p>
+      <w:pPr>
+        <w:pStyle w:val="ds-markdown-paragraph"/>
+        <w:numPr>
+          <w:ilvl w:val="0"/>
+          <w:numId w:val="39"/>
+        </w:numPr>
+        <w:shd w:val="clear" w:color="auto" w:fill="FFFFFF"/>
+        <w:spacing w:after="0" w:afterAutospacing="0"/>
+        <w:ind w:left="0"/>
+        <w:rPr>
+          <w:rFonts w:ascii="Segoe UI" w:hAnsi="Segoe UI" w:cs="Segoe UI"/>
+          <w:color w:val="0F1115"/>
+        </w:rPr>
+      </w:pPr>
+      <w:r>
+        <w:rPr>
+          <w:rStyle w:val="a8"/>
+          <w:rFonts w:ascii="Segoe UI" w:hAnsi="Segoe UI" w:cs="Segoe UI"/>
+          <w:color w:val="0F1115"/>
+        </w:rPr>
+        <w:t>Принцип составного масштабирования</w:t>
+      </w:r>
+      <w:r>
+        <w:rPr>
+          <w:rFonts w:ascii="Segoe UI" w:hAnsi="Segoe UI" w:cs="Segoe UI"/>
+          <w:color w:val="0F1115"/>
+        </w:rPr>
+        <w:t xml:space="preserve">: </w:t>
+      </w:r>
+      <w:proofErr w:type="spellStart"/>
+      <w:r>
+        <w:rPr>
+          <w:rFonts w:ascii="Segoe UI" w:hAnsi="Segoe UI" w:cs="Segoe UI"/>
+          <w:color w:val="0F1115"/>
+        </w:rPr>
+        <w:t>EfficientNet</w:t>
+      </w:r>
+      <w:proofErr w:type="spellEnd"/>
+      <w:r>
+        <w:rPr>
+          <w:rFonts w:ascii="Segoe UI" w:hAnsi="Segoe UI" w:cs="Segoe UI"/>
+          <w:color w:val="0F1115"/>
+        </w:rPr>
+        <w:t xml:space="preserve"> использует новый подход к масштабированию, одновременно увеличивая глубину, ширину и разрешение сети, что позволяет достичь лучшего баланса производительности.</w:t>
+      </w:r>
+    </w:p>
+    <w:p>
+      <w:pPr>
+        <w:pStyle w:val="ds-markdown-paragraph"/>
+        <w:numPr>
+          <w:ilvl w:val="0"/>
+          <w:numId w:val="39"/>
+        </w:numPr>
+        <w:shd w:val="clear" w:color="auto" w:fill="FFFFFF"/>
+        <w:spacing w:after="0" w:afterAutospacing="0"/>
+        <w:ind w:left="0"/>
+        <w:rPr>
+          <w:rFonts w:ascii="Segoe UI" w:hAnsi="Segoe UI" w:cs="Segoe UI"/>
+          <w:color w:val="0F1115"/>
+        </w:rPr>
+      </w:pPr>
+      <w:r>
+        <w:rPr>
+          <w:rStyle w:val="a8"/>
+          <w:rFonts w:ascii="Segoe UI" w:hAnsi="Segoe UI" w:cs="Segoe UI"/>
+          <w:color w:val="0F1115"/>
+        </w:rPr>
+        <w:t>Рекордная эффективность</w:t>
+      </w:r>
+      <w:r>
+        <w:rPr>
+          <w:rFonts w:ascii="Segoe UI" w:hAnsi="Segoe UI" w:cs="Segoe UI"/>
+          <w:color w:val="0F1115"/>
+        </w:rPr>
+        <w:t>: При меньшем количестве параметров и FLOPS, EfficientNet-B0 показывает результаты, сравнимые с более тяжелыми моделями, такими как ResNet-50.</w:t>
+      </w:r>
+    </w:p>
+    <w:p>
+      <w:pPr>
+        <w:pStyle w:val="ds-markdown-paragraph"/>
+        <w:numPr>
+          <w:ilvl w:val="0"/>
+          <w:numId w:val="39"/>
+        </w:numPr>
+        <w:shd w:val="clear" w:color="auto" w:fill="FFFFFF"/>
+        <w:spacing w:after="0" w:afterAutospacing="0"/>
+        <w:ind w:left="0"/>
+        <w:rPr>
+          <w:rFonts w:ascii="Segoe UI" w:hAnsi="Segoe UI" w:cs="Segoe UI"/>
+          <w:color w:val="0F1115"/>
+        </w:rPr>
+      </w:pPr>
+      <w:proofErr w:type="spellStart"/>
+      <w:r>
+        <w:rPr>
+          <w:rStyle w:val="a8"/>
+          <w:rFonts w:ascii="Segoe UI" w:hAnsi="Segoe UI" w:cs="Segoe UI"/>
+          <w:color w:val="0F1115"/>
+        </w:rPr>
+        <w:t>MBConv</w:t>
+      </w:r>
+      <w:proofErr w:type="spellEnd"/>
+      <w:r>
+        <w:rPr>
+          <w:rStyle w:val="a8"/>
+          <w:rFonts w:ascii="Segoe UI" w:hAnsi="Segoe UI" w:cs="Segoe UI"/>
+          <w:color w:val="0F1115"/>
+        </w:rPr>
+        <w:t xml:space="preserve"> блоки</w:t>
+      </w:r>
+      <w:r>
+        <w:rPr>
+          <w:rFonts w:ascii="Segoe UI" w:hAnsi="Segoe UI" w:cs="Segoe UI"/>
+          <w:color w:val="0F1115"/>
+        </w:rPr>
+        <w:t xml:space="preserve">: Использование </w:t>
+      </w:r>
+      <w:proofErr w:type="spellStart"/>
+      <w:r>
+        <w:rPr>
+          <w:rFonts w:ascii="Segoe UI" w:hAnsi="Segoe UI" w:cs="Segoe UI"/>
+          <w:color w:val="0F1115"/>
+        </w:rPr>
+        <w:t>Mobile</w:t>
+      </w:r>
+      <w:proofErr w:type="spellEnd"/>
+      <w:r>
+        <w:rPr>
+          <w:rFonts w:ascii="Segoe UI" w:hAnsi="Segoe UI" w:cs="Segoe UI"/>
+          <w:color w:val="0F1115"/>
+        </w:rPr>
+        <w:t xml:space="preserve"> </w:t>
+      </w:r>
+      <w:proofErr w:type="spellStart"/>
+      <w:r>
+        <w:rPr>
+          <w:rFonts w:ascii="Segoe UI" w:hAnsi="Segoe UI" w:cs="Segoe UI"/>
+          <w:color w:val="0F1115"/>
+        </w:rPr>
+        <w:t>Inverted</w:t>
+      </w:r>
+      <w:proofErr w:type="spellEnd"/>
+      <w:r>
+        <w:rPr>
+          <w:rFonts w:ascii="Segoe UI" w:hAnsi="Segoe UI" w:cs="Segoe UI"/>
+          <w:color w:val="0F1115"/>
+        </w:rPr>
+        <w:t xml:space="preserve"> </w:t>
+      </w:r>
+      <w:proofErr w:type="spellStart"/>
+      <w:r>
+        <w:rPr>
+          <w:rFonts w:ascii="Segoe UI" w:hAnsi="Segoe UI" w:cs="Segoe UI"/>
+          <w:color w:val="0F1115"/>
+        </w:rPr>
+        <w:t>Bottleneck</w:t>
+      </w:r>
+      <w:proofErr w:type="spellEnd"/>
+      <w:r>
+        <w:rPr>
+          <w:rFonts w:ascii="Segoe UI" w:hAnsi="Segoe UI" w:cs="Segoe UI"/>
+          <w:color w:val="0F1115"/>
+        </w:rPr>
+        <w:t xml:space="preserve"> </w:t>
+      </w:r>
+      <w:proofErr w:type="spellStart"/>
+      <w:r>
+        <w:rPr>
+          <w:rFonts w:ascii="Segoe UI" w:hAnsi="Segoe UI" w:cs="Segoe UI"/>
+          <w:color w:val="0F1115"/>
+        </w:rPr>
+        <w:t>Convolutions</w:t>
+      </w:r>
+      <w:proofErr w:type="spellEnd"/>
+      <w:r>
+        <w:rPr>
+          <w:rFonts w:ascii="Segoe UI" w:hAnsi="Segoe UI" w:cs="Segoe UI"/>
+          <w:color w:val="0F1115"/>
+        </w:rPr>
+        <w:t xml:space="preserve"> с механизмом </w:t>
+      </w:r>
+      <w:proofErr w:type="spellStart"/>
+      <w:r>
+        <w:rPr>
+          <w:rFonts w:ascii="Segoe UI" w:hAnsi="Segoe UI" w:cs="Segoe UI"/>
+          <w:color w:val="0F1115"/>
+        </w:rPr>
+        <w:t>Squeeze-and-Excitation</w:t>
+      </w:r>
+      <w:proofErr w:type="spellEnd"/>
+      <w:r>
+        <w:rPr>
+          <w:rFonts w:ascii="Segoe UI" w:hAnsi="Segoe UI" w:cs="Segoe UI"/>
+          <w:color w:val="0F1115"/>
+        </w:rPr>
+        <w:t xml:space="preserve"> позволяет эффективно извлекать признаки.</w:t>
+      </w:r>
+    </w:p>
+    <w:p>
+      <w:pPr>
+        <w:pStyle w:val="ds-markdown-paragraph"/>
+        <w:numPr>
+          <w:ilvl w:val="0"/>
+          <w:numId w:val="39"/>
+        </w:numPr>
+        <w:shd w:val="clear" w:color="auto" w:fill="FFFFFF"/>
+        <w:spacing w:after="0" w:afterAutospacing="0"/>
+        <w:ind w:left="0"/>
+        <w:rPr>
+          <w:rFonts w:ascii="Segoe UI" w:hAnsi="Segoe UI" w:cs="Segoe UI"/>
+          <w:color w:val="0F1115"/>
+        </w:rPr>
+      </w:pPr>
+      <w:r>
+        <w:rPr>
+          <w:rStyle w:val="a8"/>
+          <w:rFonts w:ascii="Segoe UI" w:hAnsi="Segoe UI" w:cs="Segoe UI"/>
+          <w:color w:val="0F1115"/>
+        </w:rPr>
+        <w:t>Отличный выбор для сравнения</w:t>
+      </w:r>
+      <w:r>
+        <w:rPr>
+          <w:rFonts w:ascii="Segoe UI" w:hAnsi="Segoe UI" w:cs="Segoe UI"/>
+          <w:color w:val="0F1115"/>
+        </w:rPr>
+        <w:t>: Эффективно показывает, как современная архитектура с оптимизированным дизайном может конкурировать с более старой ResNet-50, используя значительно меньше ресурсов.</w:t>
+      </w:r>
+    </w:p>
+    <w:p>
+      <w:pPr>
+        <w:pStyle w:val="ds-markdown-paragraph"/>
+        <w:numPr>
+          <w:ilvl w:val="0"/>
+          <w:numId w:val="39"/>
+        </w:numPr>
+        <w:shd w:val="clear" w:color="auto" w:fill="FFFFFF"/>
+        <w:spacing w:after="0" w:afterAutospacing="0"/>
+        <w:ind w:left="0"/>
+        <w:rPr>
+          <w:rFonts w:ascii="Segoe UI" w:hAnsi="Segoe UI" w:cs="Segoe UI"/>
+          <w:color w:val="0F1115"/>
+        </w:rPr>
+      </w:pPr>
+      <w:r>
+        <w:rPr>
+          <w:rStyle w:val="a8"/>
+          <w:rFonts w:ascii="Segoe UI" w:hAnsi="Segoe UI" w:cs="Segoe UI"/>
+          <w:color w:val="0F1115"/>
+        </w:rPr>
+        <w:lastRenderedPageBreak/>
+        <w:t>Масштабируемость</w:t>
+      </w:r>
+      <w:r>
+        <w:rPr>
+          <w:rFonts w:ascii="Segoe UI" w:hAnsi="Segoe UI" w:cs="Segoe UI"/>
+          <w:color w:val="0F1115"/>
+        </w:rPr>
+        <w:t>: Возможность масштабирования до B1-B7 позволяет легко увеличивать производительность при необходимости.</w:t>
+      </w:r>
+    </w:p>
+    <w:p/>
+    <w:p>
+      <w:r>
+        <w:drawing>
+          <wp:inline distT="0" distB="0" distL="0" distR="0" wp14:anchorId="1C87CA21" wp14:editId="20621CD2">
+            <wp:extent cx="6480175" cy="4321810"/>
+            <wp:effectExtent l="0" t="0" r="0" b="2540"/>
+            <wp:docPr id="12" name="Рисунок 12"/>
+            <wp:cNvGraphicFramePr>
+              <a:graphicFrameLocks xmlns:a="http://schemas.openxmlformats.org/drawingml/2006/main" noChangeAspect="1"/>
+            </wp:cNvGraphicFramePr>
+            <a:graphic xmlns:a="http://schemas.openxmlformats.org/drawingml/2006/main">
+              <a:graphicData uri="http://schemas.openxmlformats.org/drawingml/2006/picture">
+                <pic:pic xmlns:pic="http://schemas.openxmlformats.org/drawingml/2006/picture">
+                  <pic:nvPicPr>
+                    <pic:cNvPr id="1" name=""/>
+                    <pic:cNvPicPr/>
+                  </pic:nvPicPr>
+                  <pic:blipFill>
+                    <a:blip r:embed="rId8"/>
+                    <a:stretch>
+                      <a:fillRect/>
+                    </a:stretch>
+                  </pic:blipFill>
+                  <pic:spPr>
+                    <a:xfrm>
+                      <a:off x="0" y="0"/>
+                      <a:ext cx="6480175" cy="4321810"/>
+                    </a:xfrm>
+                    <a:prstGeom prst="rect">
+                      <a:avLst/>
+                    </a:prstGeom>
+                  </pic:spPr>
+                </pic:pic>
+              </a:graphicData>
+            </a:graphic>
+          </wp:inline>
+        </w:drawing>
+      </w:r>
+    </w:p>
+    <w:p>
+      <w:r>
+        <w:rPr>
+          <w:noProof/>
+          <w:lang w:eastAsia="ru-RU"/>
+        </w:rPr>
+        <w:lastRenderedPageBreak/>
+        <w:drawing>
+          <wp:inline distT="0" distB="0" distL="0" distR="0" wp14:anchorId="6EF86D0B" wp14:editId="4B7C2725">
+            <wp:extent cx="6057900" cy="5137442"/>
+            <wp:effectExtent l="0" t="0" r="0" b="6350"/>
+            <wp:docPr id="13" name="Рисунок 13"/>
+            <wp:cNvGraphicFramePr>
+              <a:graphicFrameLocks xmlns:a="http://schemas.openxmlformats.org/drawingml/2006/main" noChangeAspect="1"/>
+            </wp:cNvGraphicFramePr>
+            <a:graphic xmlns:a="http://schemas.openxmlformats.org/drawingml/2006/main">
+              <a:graphicData uri="http://schemas.openxmlformats.org/drawingml/2006/picture">
+                <pic:pic xmlns:pic="http://schemas.openxmlformats.org/drawingml/2006/picture">
+                  <pic:nvPicPr>
+                    <pic:cNvPr id="1" name=""/>
+                    <pic:cNvPicPr/>
+                  </pic:nvPicPr>
+                  <pic:blipFill rotWithShape="1">
+                    <a:blip r:embed="rId9"/>
+                    <a:srcRect l="2646" t="7022" r="55757" b="8707"/>
+                    <a:stretch/>
+                  </pic:blipFill>
+                  <pic:spPr bwMode="auto">
+                    <a:xfrm>
+                      <a:off x="0" y="0"/>
+                      <a:ext cx="6067689" cy="5145743"/>
+                    </a:xfrm>
+                    <a:prstGeom prst="rect">
+                      <a:avLst/>
+                    </a:prstGeom>
+                    <a:ln>
+                      <a:noFill/>
+                    </a:ln>
+                    <a:extLst>
+                      <a:ext uri="{53640926-AAD7-44D8-BBD7-CCE9431645EC}">
+                        <a14:shadowObscured xmlns:a14="http://schemas.microsoft.com/office/drawing/2010/main"/>
+                      </a:ext>
+                    </a:extLst>
+                  </pic:spPr>
+                </pic:pic>
+              </a:graphicData>
+            </a:graphic>
+          </wp:inline>
+        </w:drawing>
+      </w:r>
+    </w:p>
+    <w:p>
+      <w:pPr>
+        <w:pStyle w:val="2"/>
+        <w:shd w:val="clear" w:color="auto" w:fill="FFFFFF"/>
+        <w:spacing w:before="480" w:after="240" w:line="480" w:lineRule="atLeast"/>
+        <w:rPr>
+          <w:rFonts w:ascii="Segoe UI" w:hAnsi="Segoe UI" w:cs="Segoe UI"/>
+          <w:color w:val="0F1115"/>
+          <w:sz w:val="33"/>
+          <w:szCs w:val="33"/>
+        </w:rPr>
+      </w:pPr>
+      <w:r>
+        <w:rPr>
+          <w:rFonts w:ascii="Segoe UI" w:hAnsi="Segoe UI" w:cs="Segoe UI"/>
+          <w:color w:val="0F1115"/>
+          <w:sz w:val="33"/>
+          <w:szCs w:val="33"/>
+        </w:rPr>
+        <w:t>Обоснование выбора MobileNetV3-Large</w:t>
+      </w:r>
+    </w:p>
+    <w:p>
+      <w:pPr>
+        <w:pStyle w:val="ds-markdown-paragraph"/>
+        <w:shd w:val="clear" w:color="auto" w:fill="FFFFFF"/>
+        <w:spacing w:before="240" w:beforeAutospacing="0" w:after="240" w:afterAutospacing="0"/>
+        <w:rPr>
+          <w:rFonts w:ascii="Segoe UI" w:hAnsi="Segoe UI" w:cs="Segoe UI"/>
+          <w:color w:val="0F1115"/>
+        </w:rPr>
+      </w:pPr>
+      <w:r>
+        <w:rPr>
+          <w:rStyle w:val="a8"/>
+          <w:rFonts w:ascii="Segoe UI" w:hAnsi="Segoe UI" w:cs="Segoe UI"/>
+          <w:color w:val="0F1115"/>
+        </w:rPr>
+        <w:t>MobileNetV3-Large</w:t>
+      </w:r>
+      <w:r>
+        <w:rPr>
+          <w:rFonts w:ascii="Segoe UI" w:hAnsi="Segoe UI" w:cs="Segoe UI"/>
+          <w:color w:val="0F1115"/>
+        </w:rPr>
+        <w:t> выбран как третья архитектура по следующим причинам:</w:t>
+      </w:r>
+    </w:p>
+    <w:p>
+      <w:pPr>
+        <w:pStyle w:val="ds-markdown-paragraph"/>
+        <w:numPr>
+          <w:ilvl w:val="0"/>
+          <w:numId w:val="40"/>
+        </w:numPr>
+        <w:shd w:val="clear" w:color="auto" w:fill="FFFFFF"/>
+        <w:spacing w:after="0" w:afterAutospacing="0"/>
+        <w:ind w:left="0"/>
+        <w:rPr>
+          <w:rFonts w:ascii="Segoe UI" w:hAnsi="Segoe UI" w:cs="Segoe UI"/>
+          <w:color w:val="0F1115"/>
+        </w:rPr>
+      </w:pPr>
+      <w:r>
+        <w:rPr>
+          <w:rStyle w:val="a8"/>
+          <w:rFonts w:ascii="Segoe UI" w:hAnsi="Segoe UI" w:cs="Segoe UI"/>
+          <w:color w:val="0F1115"/>
+        </w:rPr>
+        <w:t>Современный легковесный дизайн</w:t>
+      </w:r>
+      <w:r>
+        <w:rPr>
+          <w:rFonts w:ascii="Segoe UI" w:hAnsi="Segoe UI" w:cs="Segoe UI"/>
+          <w:color w:val="0F1115"/>
+        </w:rPr>
+        <w:t>: Использует комбинацию глубинных разделимых сверток (</w:t>
+      </w:r>
+      <w:proofErr w:type="spellStart"/>
+      <w:r>
+        <w:rPr>
+          <w:rFonts w:ascii="Segoe UI" w:hAnsi="Segoe UI" w:cs="Segoe UI"/>
+          <w:color w:val="0F1115"/>
+        </w:rPr>
+        <w:t>depthwise</w:t>
+      </w:r>
+      <w:proofErr w:type="spellEnd"/>
+      <w:r>
+        <w:rPr>
+          <w:rFonts w:ascii="Segoe UI" w:hAnsi="Segoe UI" w:cs="Segoe UI"/>
+          <w:color w:val="0F1115"/>
+        </w:rPr>
+        <w:t xml:space="preserve"> </w:t>
+      </w:r>
+      <w:proofErr w:type="spellStart"/>
+      <w:r>
+        <w:rPr>
+          <w:rFonts w:ascii="Segoe UI" w:hAnsi="Segoe UI" w:cs="Segoe UI"/>
+          <w:color w:val="0F1115"/>
+        </w:rPr>
+        <w:t>separable</w:t>
+      </w:r>
+      <w:proofErr w:type="spellEnd"/>
+      <w:r>
+        <w:rPr>
+          <w:rFonts w:ascii="Segoe UI" w:hAnsi="Segoe UI" w:cs="Segoe UI"/>
+          <w:color w:val="0F1115"/>
+        </w:rPr>
+        <w:t xml:space="preserve"> </w:t>
+      </w:r>
+      <w:proofErr w:type="spellStart"/>
+      <w:r>
+        <w:rPr>
+          <w:rFonts w:ascii="Segoe UI" w:hAnsi="Segoe UI" w:cs="Segoe UI"/>
+          <w:color w:val="0F1115"/>
+        </w:rPr>
+        <w:t>convolutions</w:t>
+      </w:r>
+      <w:proofErr w:type="spellEnd"/>
+      <w:r>
+        <w:rPr>
+          <w:rFonts w:ascii="Segoe UI" w:hAnsi="Segoe UI" w:cs="Segoe UI"/>
+          <w:color w:val="0F1115"/>
+        </w:rPr>
+        <w:t xml:space="preserve">), </w:t>
+      </w:r>
+      <w:proofErr w:type="spellStart"/>
+      <w:r>
+        <w:rPr>
+          <w:rFonts w:ascii="Segoe UI" w:hAnsi="Segoe UI" w:cs="Segoe UI"/>
+          <w:color w:val="0F1115"/>
+        </w:rPr>
+        <w:t>Squeeze-and-Excitation</w:t>
+      </w:r>
+      <w:proofErr w:type="spellEnd"/>
+      <w:r>
+        <w:rPr>
+          <w:rFonts w:ascii="Segoe UI" w:hAnsi="Segoe UI" w:cs="Segoe UI"/>
+          <w:color w:val="0F1115"/>
+        </w:rPr>
+        <w:t xml:space="preserve"> блоков и h-</w:t>
+      </w:r>
+      <w:proofErr w:type="spellStart"/>
+      <w:r>
+        <w:rPr>
+          <w:rFonts w:ascii="Segoe UI" w:hAnsi="Segoe UI" w:cs="Segoe UI"/>
+          <w:color w:val="0F1115"/>
+        </w:rPr>
+        <w:t>swish</w:t>
+      </w:r>
+      <w:proofErr w:type="spellEnd"/>
+      <w:r>
+        <w:rPr>
+          <w:rFonts w:ascii="Segoe UI" w:hAnsi="Segoe UI" w:cs="Segoe UI"/>
+          <w:color w:val="0F1115"/>
+        </w:rPr>
+        <w:t xml:space="preserve"> активации для достижения высокой эффективности.</w:t>
+      </w:r>
+    </w:p>
+    <w:p>
+      <w:pPr>
+        <w:pStyle w:val="ds-markdown-paragraph"/>
+        <w:numPr>
+          <w:ilvl w:val="0"/>
+          <w:numId w:val="40"/>
+        </w:numPr>
+        <w:shd w:val="clear" w:color="auto" w:fill="FFFFFF"/>
+        <w:spacing w:after="0" w:afterAutospacing="0"/>
+        <w:ind w:left="0"/>
+        <w:rPr>
+          <w:rFonts w:ascii="Segoe UI" w:hAnsi="Segoe UI" w:cs="Segoe UI"/>
+          <w:color w:val="0F1115"/>
+        </w:rPr>
+      </w:pPr>
+      <w:r>
+        <w:rPr>
+          <w:rStyle w:val="a8"/>
+          <w:rFonts w:ascii="Segoe UI" w:hAnsi="Segoe UI" w:cs="Segoe UI"/>
+          <w:color w:val="0F1115"/>
+        </w:rPr>
+        <w:t>Специализация на скорость</w:t>
+      </w:r>
+      <w:r>
+        <w:rPr>
+          <w:rFonts w:ascii="Segoe UI" w:hAnsi="Segoe UI" w:cs="Segoe UI"/>
+          <w:color w:val="0F1115"/>
+        </w:rPr>
+        <w:t xml:space="preserve">: Разработан специально для мобильных устройств с ограниченными вычислительными ресурсами, что делает его идеальным кандидатом для сравнения скорости </w:t>
+      </w:r>
+      <w:proofErr w:type="spellStart"/>
+      <w:r>
+        <w:rPr>
+          <w:rFonts w:ascii="Segoe UI" w:hAnsi="Segoe UI" w:cs="Segoe UI"/>
+          <w:color w:val="0F1115"/>
+        </w:rPr>
+        <w:t>инференса</w:t>
+      </w:r>
+      <w:proofErr w:type="spellEnd"/>
+      <w:r>
+        <w:rPr>
+          <w:rFonts w:ascii="Segoe UI" w:hAnsi="Segoe UI" w:cs="Segoe UI"/>
+          <w:color w:val="0F1115"/>
+        </w:rPr>
+        <w:t>.</w:t>
+      </w:r>
+    </w:p>
+    <w:p>
+      <w:pPr>
+        <w:pStyle w:val="ds-markdown-paragraph"/>
+        <w:numPr>
+          <w:ilvl w:val="0"/>
+          <w:numId w:val="40"/>
+        </w:numPr>
+        <w:shd w:val="clear" w:color="auto" w:fill="FFFFFF"/>
+        <w:spacing w:after="0" w:afterAutospacing="0"/>
+        <w:ind w:left="0"/>
+        <w:rPr>
+          <w:rFonts w:ascii="Segoe UI" w:hAnsi="Segoe UI" w:cs="Segoe UI"/>
+          <w:color w:val="0F1115"/>
+        </w:rPr>
+      </w:pPr>
+      <w:r>
+        <w:rPr>
+          <w:rStyle w:val="a8"/>
+          <w:rFonts w:ascii="Segoe UI" w:hAnsi="Segoe UI" w:cs="Segoe UI"/>
+          <w:color w:val="0F1115"/>
+        </w:rPr>
+        <w:t>Прогрессивное масштабирование</w:t>
+      </w:r>
+      <w:r>
+        <w:rPr>
+          <w:rFonts w:ascii="Segoe UI" w:hAnsi="Segoe UI" w:cs="Segoe UI"/>
+          <w:color w:val="0F1115"/>
+        </w:rPr>
+        <w:t>: Показывает эволюцию мобильных архитектур от MobileNetV1/V2 к V3.</w:t>
+      </w:r>
+    </w:p>
+    <w:p>
+      <w:pPr>
+        <w:pStyle w:val="ds-markdown-paragraph"/>
+        <w:numPr>
+          <w:ilvl w:val="0"/>
+          <w:numId w:val="40"/>
+        </w:numPr>
+        <w:shd w:val="clear" w:color="auto" w:fill="FFFFFF"/>
+        <w:spacing w:after="0" w:afterAutospacing="0"/>
+        <w:ind w:left="0"/>
+        <w:rPr>
+          <w:rFonts w:ascii="Segoe UI" w:hAnsi="Segoe UI" w:cs="Segoe UI"/>
+          <w:color w:val="0F1115"/>
+        </w:rPr>
+      </w:pPr>
+      <w:r>
+        <w:rPr>
+          <w:rStyle w:val="a8"/>
+          <w:rFonts w:ascii="Segoe UI" w:hAnsi="Segoe UI" w:cs="Segoe UI"/>
+          <w:color w:val="0F1115"/>
+        </w:rPr>
+        <w:t xml:space="preserve">Отличный контраст с </w:t>
+      </w:r>
+      <w:proofErr w:type="spellStart"/>
+      <w:r>
+        <w:rPr>
+          <w:rStyle w:val="a8"/>
+          <w:rFonts w:ascii="Segoe UI" w:hAnsi="Segoe UI" w:cs="Segoe UI"/>
+          <w:color w:val="0F1115"/>
+        </w:rPr>
+        <w:t>EfficientNet</w:t>
+      </w:r>
+      <w:proofErr w:type="spellEnd"/>
+      <w:r>
+        <w:rPr>
+          <w:rFonts w:ascii="Segoe UI" w:hAnsi="Segoe UI" w:cs="Segoe UI"/>
+          <w:color w:val="0F1115"/>
+        </w:rPr>
+        <w:t xml:space="preserve">: Если </w:t>
+      </w:r>
+      <w:proofErr w:type="spellStart"/>
+      <w:r>
+        <w:rPr>
+          <w:rFonts w:ascii="Segoe UI" w:hAnsi="Segoe UI" w:cs="Segoe UI"/>
+          <w:color w:val="0F1115"/>
+        </w:rPr>
+        <w:t>EfficientNet</w:t>
+      </w:r>
+      <w:proofErr w:type="spellEnd"/>
+      <w:r>
+        <w:rPr>
+          <w:rFonts w:ascii="Segoe UI" w:hAnsi="Segoe UI" w:cs="Segoe UI"/>
+          <w:color w:val="0F1115"/>
+        </w:rPr>
+        <w:t xml:space="preserve"> оптимизирует баланс точности/размера, MobileNetV3 максимизирует скорость и </w:t>
+      </w:r>
+      <w:proofErr w:type="spellStart"/>
+      <w:r>
+        <w:rPr>
+          <w:rFonts w:ascii="Segoe UI" w:hAnsi="Segoe UI" w:cs="Segoe UI"/>
+          <w:color w:val="0F1115"/>
+        </w:rPr>
+        <w:t>энергоэффективность</w:t>
+      </w:r>
+      <w:proofErr w:type="spellEnd"/>
+      <w:r>
+        <w:rPr>
+          <w:rFonts w:ascii="Segoe UI" w:hAnsi="Segoe UI" w:cs="Segoe UI"/>
+          <w:color w:val="0F1115"/>
+        </w:rPr>
+        <w:t>.</w:t>
+      </w:r>
+    </w:p>
+    <w:p>
+      <w:pPr>
+        <w:pStyle w:val="ds-markdown-paragraph"/>
+        <w:numPr>
+          <w:ilvl w:val="0"/>
+          <w:numId w:val="40"/>
+        </w:numPr>
+        <w:shd w:val="clear" w:color="auto" w:fill="FFFFFF"/>
+        <w:spacing w:after="0" w:afterAutospacing="0"/>
+        <w:ind w:left="0"/>
+        <w:rPr>
+          <w:rFonts w:ascii="Segoe UI" w:hAnsi="Segoe UI" w:cs="Segoe UI"/>
+          <w:color w:val="0F1115"/>
+        </w:rPr>
+      </w:pPr>
+      <w:r>
+        <w:rPr>
+          <w:rStyle w:val="a8"/>
+          <w:rFonts w:ascii="Segoe UI" w:hAnsi="Segoe UI" w:cs="Segoe UI"/>
+          <w:color w:val="0F1115"/>
+        </w:rPr>
+        <w:t>Реальное применение</w:t>
+      </w:r>
+      <w:r>
+        <w:rPr>
+          <w:rFonts w:ascii="Segoe UI" w:hAnsi="Segoe UI" w:cs="Segoe UI"/>
+          <w:color w:val="0F1115"/>
+        </w:rPr>
+        <w:t xml:space="preserve">: Широко используется в </w:t>
+      </w:r>
+      <w:proofErr w:type="spellStart"/>
+      <w:r>
+        <w:rPr>
+          <w:rFonts w:ascii="Segoe UI" w:hAnsi="Segoe UI" w:cs="Segoe UI"/>
+          <w:color w:val="0F1115"/>
+        </w:rPr>
+        <w:t>production</w:t>
+      </w:r>
+      <w:proofErr w:type="spellEnd"/>
+      <w:r>
+        <w:rPr>
+          <w:rFonts w:ascii="Segoe UI" w:hAnsi="Segoe UI" w:cs="Segoe UI"/>
+          <w:color w:val="0F1115"/>
+        </w:rPr>
+        <w:t>-системах на мобильных устройствах, что добавляет практическую ценность сравнению.</w:t>
+      </w:r>
+    </w:p>
+    <w:p>
+      <w:pPr>
+        <w:pStyle w:val="ds-markdown-paragraph"/>
+        <w:shd w:val="clear" w:color="auto" w:fill="FFFFFF"/>
+        <w:spacing w:after="0" w:afterAutospacing="0"/>
+        <w:rPr>
+          <w:rFonts w:ascii="Segoe UI" w:hAnsi="Segoe UI" w:cs="Segoe UI"/>
+          <w:color w:val="0F1115"/>
+        </w:rPr>
+      </w:pPr>
+      <w:r>
+        <w:rPr>
+          <w:rFonts w:ascii="Segoe UI" w:hAnsi="Segoe UI" w:cs="Segoe UI"/>
+          <w:color w:val="0F1115"/>
+        </w:rPr>
+        <w:lastRenderedPageBreak/>
+        <w:drawing>
+          <wp:inline distT="0" distB="0" distL="0" distR="0" wp14:anchorId="74F6A2DC" wp14:editId="34D2CBC2">
+            <wp:extent cx="6480175" cy="4317365"/>
+            <wp:effectExtent l="0" t="0" r="0" b="6985"/>
+            <wp:docPr id="10" name="Рисунок 10"/>
+            <wp:cNvGraphicFramePr>
+              <a:graphicFrameLocks xmlns:a="http://schemas.openxmlformats.org/drawingml/2006/main" noChangeAspect="1"/>
+            </wp:cNvGraphicFramePr>
+            <a:graphic xmlns:a="http://schemas.openxmlformats.org/drawingml/2006/main">
+              <a:graphicData uri="http://schemas.openxmlformats.org/drawingml/2006/picture">
+                <pic:pic xmlns:pic="http://schemas.openxmlformats.org/drawingml/2006/picture">
+                  <pic:nvPicPr>
+                    <pic:cNvPr id="1" name=""/>
+                    <pic:cNvPicPr/>
+                  </pic:nvPicPr>
+                  <pic:blipFill>
+                    <a:blip r:embed="rId10"/>
+                    <a:stretch>
+                      <a:fillRect/>
+                    </a:stretch>
+                  </pic:blipFill>
+                  <pic:spPr>
+                    <a:xfrm>
+                      <a:off x="0" y="0"/>
+                      <a:ext cx="6480175" cy="4317365"/>
+                    </a:xfrm>
+                    <a:prstGeom prst="rect">
+                      <a:avLst/>
+                    </a:prstGeom>
+                  </pic:spPr>
+                </pic:pic>
+              </a:graphicData>
+            </a:graphic>
+          </wp:inline>
+        </w:drawing>
+      </w:r>
+    </w:p>
+    <w:p>
+      <w:pPr>
+        <w:pStyle w:val="ds-markdown-paragraph"/>
+        <w:shd w:val="clear" w:color="auto" w:fill="FFFFFF"/>
+        <w:spacing w:after="0" w:afterAutospacing="0"/>
+        <w:rPr>
+          <w:rFonts w:ascii="Segoe UI" w:hAnsi="Segoe UI" w:cs="Segoe UI"/>
+          <w:color w:val="0F1115"/>
+        </w:rPr>
+      </w:pPr>
+      <w:r>
+        <w:rPr>
+          <w:rFonts w:ascii="Segoe UI" w:hAnsi="Segoe UI" w:cs="Segoe UI"/>
+          <w:color w:val="0F1115"/>
+        </w:rPr>
+        <w:lastRenderedPageBreak/>
+        <w:drawing>
+          <wp:inline distT="0" distB="0" distL="0" distR="0" wp14:anchorId="15DF9271" wp14:editId="3D01BF09">
+            <wp:extent cx="6480175" cy="5430520"/>
+            <wp:effectExtent l="0" t="0" r="0" b="0"/>
+            <wp:docPr id="11" name="Рисунок 11"/>
+            <wp:cNvGraphicFramePr>
+              <a:graphicFrameLocks xmlns:a="http://schemas.openxmlformats.org/drawingml/2006/main" noChangeAspect="1"/>
+            </wp:cNvGraphicFramePr>
+            <a:graphic xmlns:a="http://schemas.openxmlformats.org/drawingml/2006/main">
+              <a:graphicData uri="http://schemas.openxmlformats.org/drawingml/2006/picture">
+                <pic:pic xmlns:pic="http://schemas.openxmlformats.org/drawingml/2006/picture">
+                  <pic:nvPicPr>
+                    <pic:cNvPr id="1" name=""/>
+                    <pic:cNvPicPr/>
+                  </pic:nvPicPr>
+                  <pic:blipFill>
+                    <a:blip r:embed="rId11"/>
+                    <a:stretch>
+                      <a:fillRect/>
+                    </a:stretch>
+                  </pic:blipFill>
+                  <pic:spPr>
+                    <a:xfrm>
+                      <a:off x="0" y="0"/>
+                      <a:ext cx="6480175" cy="5430520"/>
+                    </a:xfrm>
+                    <a:prstGeom prst="rect">
+                      <a:avLst/>
+                    </a:prstGeom>
+                  </pic:spPr>
+                </pic:pic>
+              </a:graphicData>
+            </a:graphic>
+          </wp:inline>
+        </w:drawing>
+      </w:r>
+    </w:p>
+    <w:p>
+      <w:pPr>
+        <w:pStyle w:val="2"/>
+        <w:shd w:val="clear" w:color="auto" w:fill="FFFFFF"/>
+        <w:spacing w:before="480" w:after="240" w:line="480" w:lineRule="atLeast"/>
+        <w:rPr>
+          <w:rFonts w:ascii="Segoe UI" w:hAnsi="Segoe UI" w:cs="Segoe UI"/>
+          <w:color w:val="0F1115"/>
+          <w:sz w:val="33"/>
+          <w:szCs w:val="33"/>
+          <w:lang w:val="en-US"/>
+        </w:rPr>
+      </w:pPr>
+      <w:r>
+        <w:rPr>
+          <w:rFonts w:ascii="Segoe UI" w:hAnsi="Segoe UI" w:cs="Segoe UI"/>
+          <w:color w:val="0F1115"/>
+          <w:sz w:val="33"/>
+          <w:szCs w:val="33"/>
+        </w:rPr>
+        <w:t>Обоснование</w:t>
+      </w:r>
+      <w:r>
+        <w:rPr>
+          <w:rFonts w:ascii="Segoe UI" w:hAnsi="Segoe UI" w:cs="Segoe UI"/>
+          <w:color w:val="0F1115"/>
+          <w:sz w:val="33"/>
+          <w:szCs w:val="33"/>
+          <w:lang w:val="en-US"/>
+        </w:rPr>
+        <w:t xml:space="preserve"> </w:t>
+      </w:r>
+      <w:r>
+        <w:rPr>
+          <w:rFonts w:ascii="Segoe UI" w:hAnsi="Segoe UI" w:cs="Segoe UI"/>
+          <w:color w:val="0F1115"/>
+          <w:sz w:val="33"/>
+          <w:szCs w:val="33"/>
+        </w:rPr>
+        <w:t>выбора</w:t>
+      </w:r>
+      <w:r>
+        <w:rPr>
+          <w:rFonts w:ascii="Segoe UI" w:hAnsi="Segoe UI" w:cs="Segoe UI"/>
+          <w:color w:val="0F1115"/>
+          <w:sz w:val="33"/>
+          <w:szCs w:val="33"/>
+          <w:lang w:val="en-US"/>
+        </w:rPr>
+        <w:t xml:space="preserve"> Vision Transformer (</w:t>
+      </w:r>
+      <w:proofErr w:type="spellStart"/>
+      <w:r>
+        <w:rPr>
+          <w:rFonts w:ascii="Segoe UI" w:hAnsi="Segoe UI" w:cs="Segoe UI"/>
+          <w:color w:val="0F1115"/>
+          <w:sz w:val="33"/>
+          <w:szCs w:val="33"/>
+          <w:lang w:val="en-US"/>
+        </w:rPr>
+        <w:t>ViT</w:t>
+      </w:r>
+      <w:proofErr w:type="spellEnd"/>
+      <w:r>
+        <w:rPr>
+          <w:rFonts w:ascii="Segoe UI" w:hAnsi="Segoe UI" w:cs="Segoe UI"/>
+          <w:color w:val="0F1115"/>
+          <w:sz w:val="33"/>
+          <w:szCs w:val="33"/>
+          <w:lang w:val="en-US"/>
+        </w:rPr>
+        <w:t>)</w:t>
+      </w:r>
+    </w:p>
+    <w:p>
+      <w:pPr>
+        <w:pStyle w:val="ds-markdown-paragraph"/>
+        <w:shd w:val="clear" w:color="auto" w:fill="FFFFFF"/>
+        <w:spacing w:before="240" w:beforeAutospacing="0" w:after="240" w:afterAutospacing="0"/>
+        <w:rPr>
+          <w:rFonts w:ascii="Segoe UI" w:hAnsi="Segoe UI" w:cs="Segoe UI"/>
+          <w:color w:val="0F1115"/>
+        </w:rPr>
+      </w:pPr>
+      <w:proofErr w:type="spellStart"/>
+      <w:r>
+        <w:rPr>
+          <w:rStyle w:val="a8"/>
+          <w:rFonts w:ascii="Segoe UI" w:hAnsi="Segoe UI" w:cs="Segoe UI"/>
+          <w:color w:val="0F1115"/>
+        </w:rPr>
+        <w:t>Vision</w:t>
+      </w:r>
+      <w:proofErr w:type="spellEnd"/>
+      <w:r>
+        <w:rPr>
+          <w:rStyle w:val="a8"/>
+          <w:rFonts w:ascii="Segoe UI" w:hAnsi="Segoe UI" w:cs="Segoe UI"/>
+          <w:color w:val="0F1115"/>
+        </w:rPr>
+        <w:t xml:space="preserve"> </w:t>
+      </w:r>
+      <w:proofErr w:type="spellStart"/>
+      <w:r>
+        <w:rPr>
+          <w:rStyle w:val="a8"/>
+          <w:rFonts w:ascii="Segoe UI" w:hAnsi="Segoe UI" w:cs="Segoe UI"/>
+          <w:color w:val="0F1115"/>
+        </w:rPr>
+        <w:t>Transformer</w:t>
+      </w:r>
+      <w:proofErr w:type="spellEnd"/>
+      <w:r>
+        <w:rPr>
+          <w:rFonts w:ascii="Segoe UI" w:hAnsi="Segoe UI" w:cs="Segoe UI"/>
+          <w:color w:val="0F1115"/>
+        </w:rPr>
+        <w:t> выбран как четвертая архитектура по следующим причинам:</w:t>
+      </w:r>
+    </w:p>
+    <w:p>
+      <w:pPr>
+        <w:pStyle w:val="ds-markdown-paragraph"/>
+        <w:numPr>
+          <w:ilvl w:val="0"/>
+          <w:numId w:val="41"/>
+        </w:numPr>
+        <w:shd w:val="clear" w:color="auto" w:fill="FFFFFF"/>
+        <w:spacing w:after="0" w:afterAutospacing="0"/>
+        <w:ind w:left="0"/>
+        <w:rPr>
+          <w:rFonts w:ascii="Segoe UI" w:hAnsi="Segoe UI" w:cs="Segoe UI"/>
+          <w:color w:val="0F1115"/>
+        </w:rPr>
+      </w:pPr>
+      <w:proofErr w:type="spellStart"/>
+      <w:r>
+        <w:rPr>
+          <w:rStyle w:val="a8"/>
+          <w:rFonts w:ascii="Segoe UI" w:hAnsi="Segoe UI" w:cs="Segoe UI"/>
+          <w:color w:val="0F1115"/>
+        </w:rPr>
+        <w:t>Парадигмальный</w:t>
+      </w:r>
+      <w:proofErr w:type="spellEnd"/>
+      <w:r>
+        <w:rPr>
+          <w:rStyle w:val="a8"/>
+          <w:rFonts w:ascii="Segoe UI" w:hAnsi="Segoe UI" w:cs="Segoe UI"/>
+          <w:color w:val="0F1115"/>
+        </w:rPr>
+        <w:t xml:space="preserve"> сдвиг</w:t>
+      </w:r>
+      <w:r>
+        <w:rPr>
+          <w:rFonts w:ascii="Segoe UI" w:hAnsi="Segoe UI" w:cs="Segoe UI"/>
+          <w:color w:val="0F1115"/>
+        </w:rPr>
+        <w:t xml:space="preserve">: </w:t>
+      </w:r>
+      <w:proofErr w:type="gramStart"/>
+      <w:r>
+        <w:rPr>
+          <w:rFonts w:ascii="Segoe UI" w:hAnsi="Segoe UI" w:cs="Segoe UI"/>
+          <w:color w:val="0F1115"/>
+        </w:rPr>
+        <w:t>В</w:t>
+      </w:r>
+      <w:proofErr w:type="gramEnd"/>
+      <w:r>
+        <w:rPr>
+          <w:rFonts w:ascii="Segoe UI" w:hAnsi="Segoe UI" w:cs="Segoe UI"/>
+          <w:color w:val="0F1115"/>
+        </w:rPr>
+        <w:t xml:space="preserve"> отличие от CNN, </w:t>
+      </w:r>
+      <w:proofErr w:type="spellStart"/>
+      <w:r>
+        <w:rPr>
+          <w:rFonts w:ascii="Segoe UI" w:hAnsi="Segoe UI" w:cs="Segoe UI"/>
+          <w:color w:val="0F1115"/>
+        </w:rPr>
+        <w:t>ViT</w:t>
+      </w:r>
+      <w:proofErr w:type="spellEnd"/>
+      <w:r>
+        <w:rPr>
+          <w:rFonts w:ascii="Segoe UI" w:hAnsi="Segoe UI" w:cs="Segoe UI"/>
+          <w:color w:val="0F1115"/>
+        </w:rPr>
+        <w:t xml:space="preserve"> обрабатывает изображение как последовательность </w:t>
+      </w:r>
+      <w:proofErr w:type="spellStart"/>
+      <w:r>
+        <w:rPr>
+          <w:rFonts w:ascii="Segoe UI" w:hAnsi="Segoe UI" w:cs="Segoe UI"/>
+          <w:color w:val="0F1115"/>
+        </w:rPr>
+        <w:t>патчей</w:t>
+      </w:r>
+      <w:proofErr w:type="spellEnd"/>
+      <w:r>
+        <w:rPr>
+          <w:rFonts w:ascii="Segoe UI" w:hAnsi="Segoe UI" w:cs="Segoe UI"/>
+          <w:color w:val="0F1115"/>
+        </w:rPr>
+        <w:t xml:space="preserve">, используя </w:t>
+      </w:r>
+      <w:proofErr w:type="spellStart"/>
+      <w:r>
+        <w:rPr>
+          <w:rFonts w:ascii="Segoe UI" w:hAnsi="Segoe UI" w:cs="Segoe UI"/>
+          <w:color w:val="0F1115"/>
+        </w:rPr>
+        <w:t>трансформеры</w:t>
+      </w:r>
+      <w:proofErr w:type="spellEnd"/>
+      <w:r>
+        <w:rPr>
+          <w:rFonts w:ascii="Segoe UI" w:hAnsi="Segoe UI" w:cs="Segoe UI"/>
+          <w:color w:val="0F1115"/>
+        </w:rPr>
+        <w:t>. Это позволяет сравнить два совершенно разных подхода.</w:t>
+      </w:r>
+    </w:p>
+    <w:p>
+      <w:pPr>
+        <w:pStyle w:val="ds-markdown-paragraph"/>
+        <w:numPr>
+          <w:ilvl w:val="0"/>
+          <w:numId w:val="41"/>
+        </w:numPr>
+        <w:shd w:val="clear" w:color="auto" w:fill="FFFFFF"/>
+        <w:spacing w:after="0" w:afterAutospacing="0"/>
+        <w:ind w:left="0"/>
+        <w:rPr>
+          <w:rFonts w:ascii="Segoe UI" w:hAnsi="Segoe UI" w:cs="Segoe UI"/>
+          <w:color w:val="0F1115"/>
+        </w:rPr>
+      </w:pPr>
+      <w:r>
+        <w:rPr>
+          <w:rStyle w:val="a8"/>
+          <w:rFonts w:ascii="Segoe UI" w:hAnsi="Segoe UI" w:cs="Segoe UI"/>
+          <w:color w:val="0F1115"/>
+        </w:rPr>
+        <w:t>Глобальный контекст</w:t>
+      </w:r>
+      <w:r>
+        <w:rPr>
+          <w:rFonts w:ascii="Segoe UI" w:hAnsi="Segoe UI" w:cs="Segoe UI"/>
+          <w:color w:val="0F1115"/>
+        </w:rPr>
+        <w:t xml:space="preserve">: Механизм </w:t>
+      </w:r>
+      <w:proofErr w:type="spellStart"/>
+      <w:r>
+        <w:rPr>
+          <w:rFonts w:ascii="Segoe UI" w:hAnsi="Segoe UI" w:cs="Segoe UI"/>
+          <w:color w:val="0F1115"/>
+        </w:rPr>
+        <w:t>самовнимания</w:t>
+      </w:r>
+      <w:proofErr w:type="spellEnd"/>
+      <w:r>
+        <w:rPr>
+          <w:rFonts w:ascii="Segoe UI" w:hAnsi="Segoe UI" w:cs="Segoe UI"/>
+          <w:color w:val="0F1115"/>
+        </w:rPr>
+        <w:t xml:space="preserve"> позволяет модели учитывать связи между всеми </w:t>
+      </w:r>
+      <w:proofErr w:type="spellStart"/>
+      <w:r>
+        <w:rPr>
+          <w:rFonts w:ascii="Segoe UI" w:hAnsi="Segoe UI" w:cs="Segoe UI"/>
+          <w:color w:val="0F1115"/>
+        </w:rPr>
+        <w:t>патчами</w:t>
+      </w:r>
+      <w:proofErr w:type="spellEnd"/>
+      <w:r>
+        <w:rPr>
+          <w:rFonts w:ascii="Segoe UI" w:hAnsi="Segoe UI" w:cs="Segoe UI"/>
+          <w:color w:val="0F1115"/>
+        </w:rPr>
+        <w:t xml:space="preserve"> изображения одновременно, в отличие от локальных сверток CNN.</w:t>
+      </w:r>
+    </w:p>
+    <w:p>
+      <w:pPr>
+        <w:pStyle w:val="ds-markdown-paragraph"/>
+        <w:numPr>
+          <w:ilvl w:val="0"/>
+          <w:numId w:val="41"/>
+        </w:numPr>
+        <w:shd w:val="clear" w:color="auto" w:fill="FFFFFF"/>
+        <w:spacing w:after="0" w:afterAutospacing="0"/>
+        <w:ind w:left="0"/>
+        <w:rPr>
+          <w:rFonts w:ascii="Segoe UI" w:hAnsi="Segoe UI" w:cs="Segoe UI"/>
+          <w:color w:val="0F1115"/>
+        </w:rPr>
+      </w:pPr>
+      <w:r>
+        <w:rPr>
+          <w:rStyle w:val="a8"/>
+          <w:rFonts w:ascii="Segoe UI" w:hAnsi="Segoe UI" w:cs="Segoe UI"/>
+          <w:color w:val="0F1115"/>
+        </w:rPr>
+        <w:t>Масштабируемость</w:t>
+      </w:r>
+      <w:r>
+        <w:rPr>
+          <w:rFonts w:ascii="Segoe UI" w:hAnsi="Segoe UI" w:cs="Segoe UI"/>
+          <w:color w:val="0F1115"/>
+        </w:rPr>
+        <w:t xml:space="preserve">: </w:t>
+      </w:r>
+      <w:proofErr w:type="spellStart"/>
+      <w:r>
+        <w:rPr>
+          <w:rFonts w:ascii="Segoe UI" w:hAnsi="Segoe UI" w:cs="Segoe UI"/>
+          <w:color w:val="0F1115"/>
+        </w:rPr>
+        <w:t>ViT</w:t>
+      </w:r>
+      <w:proofErr w:type="spellEnd"/>
+      <w:r>
+        <w:rPr>
+          <w:rFonts w:ascii="Segoe UI" w:hAnsi="Segoe UI" w:cs="Segoe UI"/>
+          <w:color w:val="0F1115"/>
+        </w:rPr>
+        <w:t xml:space="preserve"> демонстрирует, как увеличение размера модели и данных ведет к улучшению качества, что характерно для </w:t>
+      </w:r>
+      <w:proofErr w:type="spellStart"/>
+      <w:r>
+        <w:rPr>
+          <w:rFonts w:ascii="Segoe UI" w:hAnsi="Segoe UI" w:cs="Segoe UI"/>
+          <w:color w:val="0F1115"/>
+        </w:rPr>
+        <w:t>трансформеров</w:t>
+      </w:r>
+      <w:proofErr w:type="spellEnd"/>
+      <w:r>
+        <w:rPr>
+          <w:rFonts w:ascii="Segoe UI" w:hAnsi="Segoe UI" w:cs="Segoe UI"/>
+          <w:color w:val="0F1115"/>
+        </w:rPr>
+        <w:t>.</w:t>
+      </w:r>
+    </w:p>
+    <w:p>
+      <w:pPr>
+        <w:pStyle w:val="ds-markdown-paragraph"/>
+        <w:numPr>
+          <w:ilvl w:val="0"/>
+          <w:numId w:val="41"/>
+        </w:numPr>
+        <w:shd w:val="clear" w:color="auto" w:fill="FFFFFF"/>
+        <w:spacing w:after="0" w:afterAutospacing="0"/>
+        <w:ind w:left="0"/>
+        <w:rPr>
+          <w:rFonts w:ascii="Segoe UI" w:hAnsi="Segoe UI" w:cs="Segoe UI"/>
+          <w:color w:val="0F1115"/>
+        </w:rPr>
+      </w:pPr>
+      <w:r>
+        <w:rPr>
+          <w:rStyle w:val="a8"/>
+          <w:rFonts w:ascii="Segoe UI" w:hAnsi="Segoe UI" w:cs="Segoe UI"/>
+          <w:color w:val="0F1115"/>
+        </w:rPr>
+        <w:t>Современный стандарт</w:t>
+      </w:r>
+      <w:r>
+        <w:rPr>
+          <w:rFonts w:ascii="Segoe UI" w:hAnsi="Segoe UI" w:cs="Segoe UI"/>
+          <w:color w:val="0F1115"/>
+        </w:rPr>
+        <w:t xml:space="preserve">: </w:t>
+      </w:r>
+      <w:proofErr w:type="spellStart"/>
+      <w:r>
+        <w:rPr>
+          <w:rFonts w:ascii="Segoe UI" w:hAnsi="Segoe UI" w:cs="Segoe UI"/>
+          <w:color w:val="0F1115"/>
+        </w:rPr>
+        <w:t>ViT</w:t>
+      </w:r>
+      <w:proofErr w:type="spellEnd"/>
+      <w:r>
+        <w:rPr>
+          <w:rFonts w:ascii="Segoe UI" w:hAnsi="Segoe UI" w:cs="Segoe UI"/>
+          <w:color w:val="0F1115"/>
+        </w:rPr>
+        <w:t xml:space="preserve"> и его вариации (</w:t>
+      </w:r>
+      <w:proofErr w:type="spellStart"/>
+      <w:r>
+        <w:rPr>
+          <w:rFonts w:ascii="Segoe UI" w:hAnsi="Segoe UI" w:cs="Segoe UI"/>
+          <w:color w:val="0F1115"/>
+        </w:rPr>
+        <w:t>DeiT</w:t>
+      </w:r>
+      <w:proofErr w:type="spellEnd"/>
+      <w:r>
+        <w:rPr>
+          <w:rFonts w:ascii="Segoe UI" w:hAnsi="Segoe UI" w:cs="Segoe UI"/>
+          <w:color w:val="0F1115"/>
+        </w:rPr>
+        <w:t xml:space="preserve">, </w:t>
+      </w:r>
+      <w:proofErr w:type="spellStart"/>
+      <w:r>
+        <w:rPr>
+          <w:rFonts w:ascii="Segoe UI" w:hAnsi="Segoe UI" w:cs="Segoe UI"/>
+          <w:color w:val="0F1115"/>
+        </w:rPr>
+        <w:t>Swin</w:t>
+      </w:r>
+      <w:proofErr w:type="spellEnd"/>
+      <w:r>
+        <w:rPr>
+          <w:rFonts w:ascii="Segoe UI" w:hAnsi="Segoe UI" w:cs="Segoe UI"/>
+          <w:color w:val="0F1115"/>
+        </w:rPr>
+        <w:t xml:space="preserve"> </w:t>
+      </w:r>
+      <w:proofErr w:type="spellStart"/>
+      <w:r>
+        <w:rPr>
+          <w:rFonts w:ascii="Segoe UI" w:hAnsi="Segoe UI" w:cs="Segoe UI"/>
+          <w:color w:val="0F1115"/>
+        </w:rPr>
+        <w:t>Transformer</w:t>
+      </w:r>
+      <w:proofErr w:type="spellEnd"/>
+      <w:r>
+        <w:rPr>
+          <w:rFonts w:ascii="Segoe UI" w:hAnsi="Segoe UI" w:cs="Segoe UI"/>
+          <w:color w:val="0F1115"/>
+        </w:rPr>
+        <w:t>) становятся стандартом в компьютерном зрении.</w:t>
+      </w:r>
+    </w:p>
+    <w:p>
+      <w:pPr>
+        <w:pStyle w:val="ds-markdown-paragraph"/>
+        <w:numPr>
+          <w:ilvl w:val="0"/>
+          <w:numId w:val="41"/>
+        </w:numPr>
+        <w:shd w:val="clear" w:color="auto" w:fill="FFFFFF"/>
+        <w:spacing w:after="0" w:afterAutospacing="0"/>
+        <w:ind w:left="0"/>
+        <w:rPr>
+          <w:rFonts w:ascii="Segoe UI" w:hAnsi="Segoe UI" w:cs="Segoe UI"/>
+          <w:color w:val="0F1115"/>
+        </w:rPr>
+      </w:pPr>
+      <w:r>
+        <w:rPr>
+          <w:rStyle w:val="a8"/>
+          <w:rFonts w:ascii="Segoe UI" w:hAnsi="Segoe UI" w:cs="Segoe UI"/>
+          <w:color w:val="0F1115"/>
+        </w:rPr>
+        <w:t>Интересное сравнение</w:t>
+      </w:r>
+      <w:r>
+        <w:rPr>
+          <w:rFonts w:ascii="Segoe UI" w:hAnsi="Segoe UI" w:cs="Segoe UI"/>
+          <w:color w:val="0F1115"/>
+        </w:rPr>
+        <w:t xml:space="preserve">: Показывает, как подход на основе </w:t>
+      </w:r>
+      <w:proofErr w:type="spellStart"/>
+      <w:r>
+        <w:rPr>
+          <w:rFonts w:ascii="Segoe UI" w:hAnsi="Segoe UI" w:cs="Segoe UI"/>
+          <w:color w:val="0F1115"/>
+        </w:rPr>
+        <w:t>трансформеров</w:t>
+      </w:r>
+      <w:proofErr w:type="spellEnd"/>
+      <w:r>
+        <w:rPr>
+          <w:rFonts w:ascii="Segoe UI" w:hAnsi="Segoe UI" w:cs="Segoe UI"/>
+          <w:color w:val="0F1115"/>
+        </w:rPr>
+        <w:t xml:space="preserve"> конкурирует с традиционными CNN на задаче классификации дорожных знаков.</w:t>
+      </w:r>
+    </w:p>
+    <w:p>
+      <w:pPr>
+        <w:pStyle w:val="ds-markdown-paragraph"/>
+        <w:shd w:val="clear" w:color="auto" w:fill="FFFFFF"/>
+        <w:spacing w:after="0" w:afterAutospacing="0"/>
+        <w:rPr>
+          <w:rFonts w:ascii="Segoe UI" w:hAnsi="Segoe UI" w:cs="Segoe UI"/>
+          <w:color w:val="0F1115"/>
+        </w:rPr>
+      </w:pPr>
+      <w:r>
+        <w:rPr>
+          <w:rFonts w:ascii="Segoe UI" w:hAnsi="Segoe UI" w:cs="Segoe UI"/>
+          <w:color w:val="0F1115"/>
+        </w:rPr>
+        <w:lastRenderedPageBreak/>
+        <w:drawing>
+          <wp:inline distT="0" distB="0" distL="0" distR="0" wp14:anchorId="070A88C6" wp14:editId="3A2DD8DD">
+            <wp:extent cx="5400996" cy="3362325"/>
+            <wp:effectExtent l="0" t="0" r="9525" b="0"/>
+            <wp:docPr id="9" name="Рисунок 9"/>
+            <wp:cNvGraphicFramePr>
+              <a:graphicFrameLocks xmlns:a="http://schemas.openxmlformats.org/drawingml/2006/main" noChangeAspect="1"/>
+            </wp:cNvGraphicFramePr>
+            <a:graphic xmlns:a="http://schemas.openxmlformats.org/drawingml/2006/main">
+              <a:graphicData uri="http://schemas.openxmlformats.org/drawingml/2006/picture">
+                <pic:pic xmlns:pic="http://schemas.openxmlformats.org/drawingml/2006/picture">
+                  <pic:nvPicPr>
+                    <pic:cNvPr id="1" name=""/>
+                    <pic:cNvPicPr/>
+                  </pic:nvPicPr>
+                  <pic:blipFill>
+                    <a:blip r:embed="rId12"/>
+                    <a:stretch>
+                      <a:fillRect/>
+                    </a:stretch>
+                  </pic:blipFill>
+                  <pic:spPr>
+                    <a:xfrm>
+                      <a:off x="0" y="0"/>
+                      <a:ext cx="5406249" cy="3365595"/>
+                    </a:xfrm>
+                    <a:prstGeom prst="rect">
+                      <a:avLst/>
+                    </a:prstGeom>
+                  </pic:spPr>
+                </pic:pic>
+              </a:graphicData>
+            </a:graphic>
+          </wp:inline>
+        </w:drawing>
+      </w:r>
+    </w:p>
+    <w:p>
+      <w:pPr>
+        <w:pStyle w:val="ds-markdown-paragraph"/>
+        <w:shd w:val="clear" w:color="auto" w:fill="FFFFFF"/>
+        <w:spacing w:after="0" w:afterAutospacing="0"/>
+        <w:rPr>
+          <w:rFonts w:ascii="Segoe UI" w:hAnsi="Segoe UI" w:cs="Segoe UI"/>
+          <w:color w:val="0F1115"/>
+        </w:rPr>
+      </w:pPr>
+    </w:p>
+    <w:p>
+      <w:pPr>
+        <w:pStyle w:val="ds-markdown-paragraph"/>
+        <w:shd w:val="clear" w:color="auto" w:fill="FFFFFF"/>
+        <w:spacing w:after="0" w:afterAutospacing="0"/>
+        <w:rPr>
+          <w:rFonts w:ascii="Segoe UI" w:hAnsi="Segoe UI" w:cs="Segoe UI"/>
+          <w:color w:val="0F1115"/>
+        </w:rPr>
+      </w:pPr>
+      <w:r>
+        <w:rPr>
+          <w:rFonts w:ascii="Segoe UI" w:hAnsi="Segoe UI" w:cs="Segoe UI"/>
+          <w:color w:val="0F1115"/>
+        </w:rPr>
+        <w:drawing>
+          <wp:inline distT="0" distB="0" distL="0" distR="0" wp14:anchorId="0BE57453" wp14:editId="7CAC460D">
+            <wp:extent cx="5559098" cy="4867275"/>
+            <wp:effectExtent l="0" t="0" r="3810" b="0"/>
+            <wp:docPr id="7" name="Рисунок 7"/>
+            <wp:cNvGraphicFramePr>
+              <a:graphicFrameLocks xmlns:a="http://schemas.openxmlformats.org/drawingml/2006/main" noChangeAspect="1"/>
+            </wp:cNvGraphicFramePr>
+            <a:graphic xmlns:a="http://schemas.openxmlformats.org/drawingml/2006/main">
+              <a:graphicData uri="http://schemas.openxmlformats.org/drawingml/2006/picture">
+                <pic:pic xmlns:pic="http://schemas.openxmlformats.org/drawingml/2006/picture">
+                  <pic:nvPicPr>
+                    <pic:cNvPr id="1" name=""/>
+                    <pic:cNvPicPr/>
+                  </pic:nvPicPr>
+                  <pic:blipFill>
+                    <a:blip r:embed="rId13"/>
+                    <a:stretch>
+                      <a:fillRect/>
+                    </a:stretch>
+                  </pic:blipFill>
+                  <pic:spPr>
+                    <a:xfrm>
+                      <a:off x="0" y="0"/>
+                      <a:ext cx="5561827" cy="4869665"/>
+                    </a:xfrm>
+                    <a:prstGeom prst="rect">
+                      <a:avLst/>
+                    </a:prstGeom>
+                  </pic:spPr>
+                </pic:pic>
+              </a:graphicData>
+            </a:graphic>
+          </wp:inline>
+        </w:drawing>
+      </w:r>
+    </w:p>
+    <w:p>
+      <w:pPr>
+        <w:pStyle w:val="2"/>
+        <w:shd w:val="clear" w:color="auto" w:fill="FFFFFF"/>
+        <w:spacing w:before="480" w:after="240" w:line="480" w:lineRule="atLeast"/>
+        <w:rPr>
+          <w:rFonts w:ascii="Segoe UI" w:hAnsi="Segoe UI" w:cs="Segoe UI"/>
+          <w:color w:val="0F1115"/>
+          <w:sz w:val="33"/>
+          <w:szCs w:val="33"/>
+        </w:rPr>
+      </w:pPr>
+      <w:r>
+        <w:rPr>
+          <w:rFonts w:ascii="Segoe UI" w:hAnsi="Segoe UI" w:cs="Segoe UI"/>
+          <w:color w:val="0F1115"/>
+          <w:sz w:val="33"/>
+          <w:szCs w:val="33"/>
+        </w:rPr>
+        <w:lastRenderedPageBreak/>
+        <w:t>Обоснование выбора DenseNet-121</w:t>
+      </w:r>
+    </w:p>
+    <w:p>
+      <w:pPr>
+        <w:pStyle w:val="ds-markdown-paragraph"/>
+        <w:shd w:val="clear" w:color="auto" w:fill="FFFFFF"/>
+        <w:spacing w:before="240" w:beforeAutospacing="0" w:after="240" w:afterAutospacing="0"/>
+        <w:rPr>
+          <w:rFonts w:ascii="Segoe UI" w:hAnsi="Segoe UI" w:cs="Segoe UI"/>
+          <w:color w:val="0F1115"/>
+        </w:rPr>
+      </w:pPr>
+      <w:r>
+        <w:rPr>
+          <w:rStyle w:val="a8"/>
+          <w:rFonts w:ascii="Segoe UI" w:hAnsi="Segoe UI" w:cs="Segoe UI"/>
+          <w:color w:val="0F1115"/>
+        </w:rPr>
+        <w:t>DenseNet-121</w:t>
+      </w:r>
+      <w:r>
+        <w:rPr>
+          <w:rFonts w:ascii="Segoe UI" w:hAnsi="Segoe UI" w:cs="Segoe UI"/>
+          <w:color w:val="0F1115"/>
+        </w:rPr>
+        <w:t> выбран как пятая архитектура по следующим причинам:</w:t>
+      </w:r>
+    </w:p>
+    <w:p>
+      <w:pPr>
+        <w:pStyle w:val="ds-markdown-paragraph"/>
+        <w:numPr>
+          <w:ilvl w:val="0"/>
+          <w:numId w:val="42"/>
+        </w:numPr>
+        <w:shd w:val="clear" w:color="auto" w:fill="FFFFFF"/>
+        <w:spacing w:after="0" w:afterAutospacing="0"/>
+        <w:ind w:left="0"/>
+        <w:rPr>
+          <w:rFonts w:ascii="Segoe UI" w:hAnsi="Segoe UI" w:cs="Segoe UI"/>
+          <w:color w:val="0F1115"/>
+        </w:rPr>
+      </w:pPr>
+      <w:r>
+        <w:rPr>
+          <w:rStyle w:val="a8"/>
+          <w:rFonts w:ascii="Segoe UI" w:hAnsi="Segoe UI" w:cs="Segoe UI"/>
+          <w:color w:val="0F1115"/>
+        </w:rPr>
+        <w:t>Плотные связи (</w:t>
+      </w:r>
+      <w:proofErr w:type="spellStart"/>
+      <w:r>
+        <w:rPr>
+          <w:rStyle w:val="a8"/>
+          <w:rFonts w:ascii="Segoe UI" w:hAnsi="Segoe UI" w:cs="Segoe UI"/>
+          <w:color w:val="0F1115"/>
+        </w:rPr>
+        <w:t>Dense</w:t>
+      </w:r>
+      <w:proofErr w:type="spellEnd"/>
+      <w:r>
+        <w:rPr>
+          <w:rStyle w:val="a8"/>
+          <w:rFonts w:ascii="Segoe UI" w:hAnsi="Segoe UI" w:cs="Segoe UI"/>
+          <w:color w:val="0F1115"/>
+        </w:rPr>
+        <w:t xml:space="preserve"> </w:t>
+      </w:r>
+      <w:proofErr w:type="spellStart"/>
+      <w:r>
+        <w:rPr>
+          <w:rStyle w:val="a8"/>
+          <w:rFonts w:ascii="Segoe UI" w:hAnsi="Segoe UI" w:cs="Segoe UI"/>
+          <w:color w:val="0F1115"/>
+        </w:rPr>
+        <w:t>Connections</w:t>
+      </w:r>
+      <w:proofErr w:type="spellEnd"/>
+      <w:r>
+        <w:rPr>
+          <w:rStyle w:val="a8"/>
+          <w:rFonts w:ascii="Segoe UI" w:hAnsi="Segoe UI" w:cs="Segoe UI"/>
+          <w:color w:val="0F1115"/>
+        </w:rPr>
+        <w:t>)</w:t>
+      </w:r>
+      <w:r>
+        <w:rPr>
+          <w:rFonts w:ascii="Segoe UI" w:hAnsi="Segoe UI" w:cs="Segoe UI"/>
+          <w:color w:val="0F1115"/>
+        </w:rPr>
+        <w:t>: Каждый слой получает входные данные от всех предыдущих слоев, что обеспечивает максимальное использование признаков и борьбу с затухающим градиентом.</w:t>
+      </w:r>
+    </w:p>
+    <w:p>
+      <w:pPr>
+        <w:pStyle w:val="ds-markdown-paragraph"/>
+        <w:numPr>
+          <w:ilvl w:val="0"/>
+          <w:numId w:val="42"/>
+        </w:numPr>
+        <w:shd w:val="clear" w:color="auto" w:fill="FFFFFF"/>
+        <w:spacing w:after="0" w:afterAutospacing="0"/>
+        <w:ind w:left="0"/>
+        <w:rPr>
+          <w:rFonts w:ascii="Segoe UI" w:hAnsi="Segoe UI" w:cs="Segoe UI"/>
+          <w:color w:val="0F1115"/>
+        </w:rPr>
+      </w:pPr>
+      <w:proofErr w:type="spellStart"/>
+      <w:r>
+        <w:rPr>
+          <w:rStyle w:val="a8"/>
+          <w:rFonts w:ascii="Segoe UI" w:hAnsi="Segoe UI" w:cs="Segoe UI"/>
+          <w:color w:val="0F1115"/>
+        </w:rPr>
+        <w:t>Парадигмальный</w:t>
+      </w:r>
+      <w:proofErr w:type="spellEnd"/>
+      <w:r>
+        <w:rPr>
+          <w:rStyle w:val="a8"/>
+          <w:rFonts w:ascii="Segoe UI" w:hAnsi="Segoe UI" w:cs="Segoe UI"/>
+          <w:color w:val="0F1115"/>
+        </w:rPr>
+        <w:t xml:space="preserve"> контраст</w:t>
+      </w:r>
+      <w:r>
+        <w:rPr>
+          <w:rFonts w:ascii="Segoe UI" w:hAnsi="Segoe UI" w:cs="Segoe UI"/>
+          <w:color w:val="0F1115"/>
+        </w:rPr>
+        <w:t xml:space="preserve">: Если </w:t>
+      </w:r>
+      <w:proofErr w:type="spellStart"/>
+      <w:r>
+        <w:rPr>
+          <w:rFonts w:ascii="Segoe UI" w:hAnsi="Segoe UI" w:cs="Segoe UI"/>
+          <w:color w:val="0F1115"/>
+        </w:rPr>
+        <w:t>ResNet</w:t>
+      </w:r>
+      <w:proofErr w:type="spellEnd"/>
+      <w:r>
+        <w:rPr>
+          <w:rFonts w:ascii="Segoe UI" w:hAnsi="Segoe UI" w:cs="Segoe UI"/>
+          <w:color w:val="0F1115"/>
+        </w:rPr>
+        <w:t xml:space="preserve"> использует остаточные связи (суммирование), то </w:t>
+      </w:r>
+      <w:proofErr w:type="spellStart"/>
+      <w:r>
+        <w:rPr>
+          <w:rFonts w:ascii="Segoe UI" w:hAnsi="Segoe UI" w:cs="Segoe UI"/>
+          <w:color w:val="0F1115"/>
+        </w:rPr>
+        <w:t>DenseNet</w:t>
+      </w:r>
+      <w:proofErr w:type="spellEnd"/>
+      <w:r>
+        <w:rPr>
+          <w:rFonts w:ascii="Segoe UI" w:hAnsi="Segoe UI" w:cs="Segoe UI"/>
+          <w:color w:val="0F1115"/>
+        </w:rPr>
+        <w:t xml:space="preserve"> использует конкатенацию, что принципиально меняет поток информации.</w:t>
+      </w:r>
+    </w:p>
+    <w:p>
+      <w:pPr>
+        <w:pStyle w:val="ds-markdown-paragraph"/>
+        <w:numPr>
+          <w:ilvl w:val="0"/>
+          <w:numId w:val="42"/>
+        </w:numPr>
+        <w:shd w:val="clear" w:color="auto" w:fill="FFFFFF"/>
+        <w:spacing w:after="0" w:afterAutospacing="0"/>
+        <w:ind w:left="0"/>
+        <w:rPr>
+          <w:rFonts w:ascii="Segoe UI" w:hAnsi="Segoe UI" w:cs="Segoe UI"/>
+          <w:color w:val="0F1115"/>
+        </w:rPr>
+      </w:pPr>
+      <w:r>
+        <w:rPr>
+          <w:rStyle w:val="a8"/>
+          <w:rFonts w:ascii="Segoe UI" w:hAnsi="Segoe UI" w:cs="Segoe UI"/>
+          <w:color w:val="0F1115"/>
+        </w:rPr>
+        <w:t>Эффективность параметров</w:t>
+      </w:r>
+      <w:r>
+        <w:rPr>
+          <w:rFonts w:ascii="Segoe UI" w:hAnsi="Segoe UI" w:cs="Segoe UI"/>
+          <w:color w:val="0F1115"/>
+        </w:rPr>
+        <w:t xml:space="preserve">: Несмотря на плотные связи, </w:t>
+      </w:r>
+      <w:proofErr w:type="spellStart"/>
+      <w:r>
+        <w:rPr>
+          <w:rFonts w:ascii="Segoe UI" w:hAnsi="Segoe UI" w:cs="Segoe UI"/>
+          <w:color w:val="0F1115"/>
+        </w:rPr>
+        <w:t>DenseNet</w:t>
+      </w:r>
+      <w:proofErr w:type="spellEnd"/>
+      <w:r>
+        <w:rPr>
+          <w:rFonts w:ascii="Segoe UI" w:hAnsi="Segoe UI" w:cs="Segoe UI"/>
+          <w:color w:val="0F1115"/>
+        </w:rPr>
+        <w:t xml:space="preserve"> имеет относительно немного параметров благодаря узким слоям.</w:t>
+      </w:r>
+    </w:p>
+    <w:p>
+      <w:pPr>
+        <w:pStyle w:val="ds-markdown-paragraph"/>
+        <w:numPr>
+          <w:ilvl w:val="0"/>
+          <w:numId w:val="42"/>
+        </w:numPr>
+        <w:shd w:val="clear" w:color="auto" w:fill="FFFFFF"/>
+        <w:spacing w:after="0" w:afterAutospacing="0"/>
+        <w:ind w:left="0"/>
+        <w:rPr>
+          <w:rFonts w:ascii="Segoe UI" w:hAnsi="Segoe UI" w:cs="Segoe UI"/>
+          <w:color w:val="0F1115"/>
+        </w:rPr>
+      </w:pPr>
+      <w:r>
+        <w:rPr>
+          <w:rStyle w:val="a8"/>
+          <w:rFonts w:ascii="Segoe UI" w:hAnsi="Segoe UI" w:cs="Segoe UI"/>
+          <w:color w:val="0F1115"/>
+        </w:rPr>
+        <w:t>Улучшенное распространение признаков</w:t>
+      </w:r>
+      <w:r>
+        <w:rPr>
+          <w:rFonts w:ascii="Segoe UI" w:hAnsi="Segoe UI" w:cs="Segoe UI"/>
+          <w:color w:val="0F1115"/>
+        </w:rPr>
+        <w:t>: Плотные связи обеспечивают прямой доступ к градиентам и признакам на всех уровнях.</w:t>
+      </w:r>
+    </w:p>
+    <w:p>
+      <w:pPr>
+        <w:pStyle w:val="ds-markdown-paragraph"/>
+        <w:numPr>
+          <w:ilvl w:val="0"/>
+          <w:numId w:val="42"/>
+        </w:numPr>
+        <w:shd w:val="clear" w:color="auto" w:fill="FFFFFF"/>
+        <w:spacing w:after="0" w:afterAutospacing="0"/>
+        <w:ind w:left="0"/>
+        <w:rPr>
+          <w:rFonts w:ascii="Segoe UI" w:hAnsi="Segoe UI" w:cs="Segoe UI"/>
+          <w:color w:val="0F1115"/>
+        </w:rPr>
+      </w:pPr>
+      <w:r>
+        <w:rPr>
+          <w:rStyle w:val="a8"/>
+          <w:rFonts w:ascii="Segoe UI" w:hAnsi="Segoe UI" w:cs="Segoe UI"/>
+          <w:color w:val="0F1115"/>
+        </w:rPr>
+        <w:t>Интересное сравнение</w:t>
+      </w:r>
+      <w:r>
+        <w:rPr>
+          <w:rFonts w:ascii="Segoe UI" w:hAnsi="Segoe UI" w:cs="Segoe UI"/>
+          <w:color w:val="0F1115"/>
+        </w:rPr>
+        <w:t xml:space="preserve">: Показывает, как архитектура с максимальным </w:t>
+      </w:r>
+      <w:proofErr w:type="spellStart"/>
+      <w:r>
+        <w:rPr>
+          <w:rFonts w:ascii="Segoe UI" w:hAnsi="Segoe UI" w:cs="Segoe UI"/>
+          <w:color w:val="0F1115"/>
+        </w:rPr>
+        <w:t>переиспользованием</w:t>
+      </w:r>
+      <w:proofErr w:type="spellEnd"/>
+      <w:r>
+        <w:rPr>
+          <w:rFonts w:ascii="Segoe UI" w:hAnsi="Segoe UI" w:cs="Segoe UI"/>
+          <w:color w:val="0F1115"/>
+        </w:rPr>
+        <w:t xml:space="preserve"> признаков сравнивается с другими подходами.</w:t>
+      </w:r>
+    </w:p>
+    <w:p>
+      <w:pPr>
+        <w:rPr>
+          <w:rFonts w:ascii="Segoe UI" w:eastAsia="Times New Roman" w:hAnsi="Segoe UI" w:cs="Segoe UI"/>
+          <w:color w:val="0F1115"/>
+          <w:lang w:eastAsia="ru-RU"/>
+        </w:rPr>
+      </w:pPr>
+    </w:p>
+    <w:p>
+      <w:r>
+        <w:rPr>
+          <w:noProof/>
+          <w:lang w:eastAsia="ru-RU"/>
+        </w:rPr>
+        <w:drawing>
+          <wp:inline distT="0" distB="0" distL="0" distR="0" wp14:anchorId="78085FDF" wp14:editId="7452F7A7">
+            <wp:extent cx="6480175" cy="4039870"/>
+            <wp:effectExtent l="0" t="0" r="0" b="0"/>
+            <wp:docPr id="4" name="Рисунок 4"/>
+            <wp:cNvGraphicFramePr>
+              <a:graphicFrameLocks xmlns:a="http://schemas.openxmlformats.org/drawingml/2006/main" noChangeAspect="1"/>
+            </wp:cNvGraphicFramePr>
+            <a:graphic xmlns:a="http://schemas.openxmlformats.org/drawingml/2006/main">
+              <a:graphicData uri="http://schemas.openxmlformats.org/drawingml/2006/picture">
+                <pic:pic xmlns:pic="http://schemas.openxmlformats.org/drawingml/2006/picture">
+                  <pic:nvPicPr>
+                    <pic:cNvPr id="1" name=""/>
+                    <pic:cNvPicPr/>
+                  </pic:nvPicPr>
+                  <pic:blipFill>
+                    <a:blip r:embed="rId14"/>
+                    <a:stretch>
+                      <a:fillRect/>
+                    </a:stretch>
+                  </pic:blipFill>
+                  <pic:spPr>
+                    <a:xfrm>
+                      <a:off x="0" y="0"/>
+                      <a:ext cx="6480175" cy="4039870"/>
+                    </a:xfrm>
+                    <a:prstGeom prst="rect">
+                      <a:avLst/>
+                    </a:prstGeom>
+                  </pic:spPr>
+                </pic:pic>
+              </a:graphicData>
+            </a:graphic>
+          </wp:inline>
+        </w:drawing>
+      </w:r>
+    </w:p>
+    <w:p/>
+    <w:p/>
+    <w:p/>
+    <w:p/>
+    <w:p/>
+    <w:p/>
+    <w:p/>
+    <w:p/>
+    <w:p/>
+    <w:p>
+      <w:r>
+        <w:lastRenderedPageBreak/>
+        <w:drawing>
+          <wp:inline distT="0" distB="0" distL="0" distR="0" wp14:anchorId="2DF3B56F" wp14:editId="79842F39">
+            <wp:extent cx="6480175" cy="4340860"/>
+            <wp:effectExtent l="0" t="0" r="0" b="2540"/>
+            <wp:docPr id="5" name="Рисунок 5"/>
+            <wp:cNvGraphicFramePr>
+              <a:graphicFrameLocks xmlns:a="http://schemas.openxmlformats.org/drawingml/2006/main" noChangeAspect="1"/>
+            </wp:cNvGraphicFramePr>
+            <a:graphic xmlns:a="http://schemas.openxmlformats.org/drawingml/2006/main">
+              <a:graphicData uri="http://schemas.openxmlformats.org/drawingml/2006/picture">
+                <pic:pic xmlns:pic="http://schemas.openxmlformats.org/drawingml/2006/picture">
+                  <pic:nvPicPr>
+                    <pic:cNvPr id="1" name=""/>
+                    <pic:cNvPicPr/>
+                  </pic:nvPicPr>
+                  <pic:blipFill>
+                    <a:blip r:embed="rId15"/>
+                    <a:stretch>
+                      <a:fillRect/>
+                    </a:stretch>
+                  </pic:blipFill>
+                  <pic:spPr>
+                    <a:xfrm>
+                      <a:off x="0" y="0"/>
+                      <a:ext cx="6480175" cy="4340860"/>
+                    </a:xfrm>
+                    <a:prstGeom prst="rect">
+                      <a:avLst/>
+                    </a:prstGeom>
+                  </pic:spPr>
+                </pic:pic>
+              </a:graphicData>
+            </a:graphic>
+          </wp:inline>
+        </w:drawing>
+      </w:r>
+    </w:p>
+    <w:p/>
+    <w:p>
+      <w:bookmarkStart w:id="10" w:name="_GoBack"/>
+      <w:bookmarkEnd w:id="10"/>
     </w:p>
     <w:p>
       <w:pPr>
@@ -6650,7 +8464,7 @@
                     <pic:cNvPicPr/>
                   </pic:nvPicPr>
                   <pic:blipFill rotWithShape="1">
-                    <a:blip r:embed="rId6"/>
+                    <a:blip r:embed="rId16"/>
                     <a:srcRect l="835"/>
                     <a:stretch/>
                   </pic:blipFill>
@@ -6690,7 +8504,7 @@
           <w:sz w:val="28"/>
         </w:rPr>
       </w:pPr>
-      <w:bookmarkStart w:id="14" w:name="_Ref203602162"/>
+      <w:bookmarkStart w:id="11" w:name="_Ref203602162"/>
       <w:r>
         <w:rPr>
           <w:rFonts w:ascii="Times New Roman" w:hAnsi="Times New Roman" w:cs="Times New Roman"/>
@@ -6752,7 +8566,7 @@
         </w:rPr>
         <w:fldChar w:fldCharType="end"/>
       </w:r>
-      <w:bookmarkEnd w:id="14"/>
+      <w:bookmarkEnd w:id="11"/>
     </w:p>
     <w:p>
       <w:pPr>
@@ -8710,7 +10524,7 @@
                     <pic:cNvPicPr/>
                   </pic:nvPicPr>
                   <pic:blipFill>
-                    <a:blip r:embed="rId7"/>
+                    <a:blip r:embed="rId17"/>
                     <a:stretch>
                       <a:fillRect/>
                     </a:stretch>
@@ -8743,7 +10557,7 @@
           <w:sz w:val="32"/>
         </w:rPr>
       </w:pPr>
-      <w:bookmarkStart w:id="15" w:name="_Ref203604315"/>
+      <w:bookmarkStart w:id="12" w:name="_Ref203604315"/>
       <w:r>
         <w:rPr>
           <w:rFonts w:ascii="Times New Roman" w:hAnsi="Times New Roman" w:cs="Times New Roman"/>
@@ -8799,7 +10613,7 @@
         </w:rPr>
         <w:fldChar w:fldCharType="end"/>
       </w:r>
-      <w:bookmarkEnd w:id="15"/>
+      <w:bookmarkEnd w:id="12"/>
     </w:p>
     <w:p>
       <w:pPr>
@@ -9639,7 +11453,7 @@
           <w:color w:val="auto"/>
         </w:rPr>
       </w:pPr>
-      <w:bookmarkStart w:id="16" w:name="_Toc203601475"/>
+      <w:bookmarkStart w:id="13" w:name="_Toc203601475"/>
       <w:r>
         <w:rPr>
           <w:rFonts w:ascii="Times New Roman" w:hAnsi="Times New Roman" w:cs="Times New Roman"/>
@@ -9649,7 +11463,7 @@
         <w:lastRenderedPageBreak/>
         <w:t>Заключение</w:t>
       </w:r>
-      <w:bookmarkEnd w:id="16"/>
+      <w:bookmarkEnd w:id="13"/>
     </w:p>
     <w:p>
       <w:pPr>
@@ -9780,7 +11594,7 @@
           <w:color w:val="auto"/>
         </w:rPr>
       </w:pPr>
-      <w:bookmarkStart w:id="17" w:name="_Toc203601476"/>
+      <w:bookmarkStart w:id="14" w:name="_Toc203601476"/>
       <w:r>
         <w:rPr>
           <w:rFonts w:ascii="Times New Roman" w:hAnsi="Times New Roman" w:cs="Times New Roman"/>
@@ -9790,7 +11604,7 @@
         <w:lastRenderedPageBreak/>
         <w:t>Список использованных источников</w:t>
       </w:r>
-      <w:bookmarkEnd w:id="17"/>
+      <w:bookmarkEnd w:id="14"/>
     </w:p>
     <w:p>
       <w:pPr>
@@ -10021,7 +11835,7 @@
         </w:rPr>
         <w:t xml:space="preserve"> [Электронный ресурс]. — Режим доступа: </w:t>
       </w:r>
-      <w:hyperlink r:id="rId8" w:tgtFrame="_new" w:history="1">
+      <w:hyperlink r:id="rId18" w:tgtFrame="_new" w:history="1">
         <w:r>
           <w:rPr>
             <w:rStyle w:val="a6"/>
@@ -10137,7 +11951,7 @@
         </w:rPr>
         <w:t xml:space="preserve"> [Электронный ресурс]. — Режим доступа: </w:t>
       </w:r>
-      <w:hyperlink r:id="rId9" w:tgtFrame="_new" w:history="1">
+      <w:hyperlink r:id="rId19" w:tgtFrame="_new" w:history="1">
         <w:r>
           <w:rPr>
             <w:rStyle w:val="a6"/>
@@ -10221,7 +12035,7 @@
         </w:rPr>
         <w:t xml:space="preserve"> [Электронный ресурс]. — Режим доступа: </w:t>
       </w:r>
-      <w:hyperlink r:id="rId10" w:tgtFrame="_new" w:history="1">
+      <w:hyperlink r:id="rId20" w:tgtFrame="_new" w:history="1">
         <w:r>
           <w:rPr>
             <w:rStyle w:val="a6"/>
@@ -10540,7 +12354,7 @@
         </w:rPr>
         <w:t xml:space="preserve"> [Электронный ресурс]. — Режим доступа: </w:t>
       </w:r>
-      <w:hyperlink r:id="rId11" w:tgtFrame="_new" w:history="1">
+      <w:hyperlink r:id="rId21" w:tgtFrame="_new" w:history="1">
         <w:r>
           <w:rPr>
             <w:rStyle w:val="a6"/>
@@ -10585,7 +12399,7 @@
           <w:color w:val="auto"/>
         </w:rPr>
       </w:pPr>
-      <w:bookmarkStart w:id="18" w:name="_Toc203601477"/>
+      <w:bookmarkStart w:id="15" w:name="_Toc203601477"/>
       <w:r>
         <w:rPr>
           <w:rFonts w:ascii="Times New Roman" w:hAnsi="Times New Roman" w:cs="Times New Roman"/>
@@ -10595,7 +12409,7 @@
         <w:lastRenderedPageBreak/>
         <w:t>Приложение</w:t>
       </w:r>
-      <w:bookmarkEnd w:id="18"/>
+      <w:bookmarkEnd w:id="15"/>
     </w:p>
     <w:p/>
     <w:p>
@@ -10788,7 +12602,7 @@
         </w:rPr>
         <w:t xml:space="preserve">: </w:t>
       </w:r>
-      <w:hyperlink r:id="rId12" w:tgtFrame="_new" w:history="1">
+      <w:hyperlink r:id="rId22" w:tgtFrame="_new" w:history="1">
         <w:r>
           <w:rPr>
             <w:rStyle w:val="a6"/>
@@ -10957,7 +12771,7 @@
           <w:sz w:val="28"/>
         </w:rPr>
       </w:pPr>
-      <w:bookmarkStart w:id="19" w:name="_Ref203603025"/>
+      <w:bookmarkStart w:id="16" w:name="_Ref203603025"/>
       <w:r>
         <w:rPr>
           <w:rFonts w:ascii="Times New Roman" w:hAnsi="Times New Roman" w:cs="Times New Roman"/>
@@ -11022,7 +12836,7 @@
         </w:rPr>
         <w:t xml:space="preserve"> Скрипты для создания базы данных</w:t>
       </w:r>
-      <w:bookmarkEnd w:id="19"/>
+      <w:bookmarkEnd w:id="16"/>
     </w:p>
     <w:p>
       <w:pPr>
@@ -12611,6 +14425,119 @@
     </w:lvl>
   </w:abstractNum>
   <w:abstractNum w:abstractNumId="3" w15:restartNumberingAfterBreak="0">
+    <w:nsid w:val="0A0D5217"/>
+    <w:multiLevelType w:val="multilevel"/>
+    <w:tmpl w:val="20A25164"/>
+    <w:lvl w:ilvl="0">
+      <w:start w:val="1"/>
+      <w:numFmt w:val="decimal"/>
+      <w:lvlText w:val="%1."/>
+      <w:lvlJc w:val="left"/>
+      <w:pPr>
+        <w:tabs>
+          <w:tab w:val="num" w:pos="720"/>
+        </w:tabs>
+        <w:ind w:left="720" w:hanging="360"/>
+      </w:pPr>
+    </w:lvl>
+    <w:lvl w:ilvl="1" w:tentative="1">
+      <w:start w:val="1"/>
+      <w:numFmt w:val="decimal"/>
+      <w:lvlText w:val="%2."/>
+      <w:lvlJc w:val="left"/>
+      <w:pPr>
+        <w:tabs>
+          <w:tab w:val="num" w:pos="1440"/>
+        </w:tabs>
+        <w:ind w:left="1440" w:hanging="360"/>
+      </w:pPr>
+    </w:lvl>
+    <w:lvl w:ilvl="2" w:tentative="1">
+      <w:start w:val="1"/>
+      <w:numFmt w:val="decimal"/>
+      <w:lvlText w:val="%3."/>
+      <w:lvlJc w:val="left"/>
+      <w:pPr>
+        <w:tabs>
+          <w:tab w:val="num" w:pos="2160"/>
+        </w:tabs>
+        <w:ind w:left="2160" w:hanging="360"/>
+      </w:pPr>
+    </w:lvl>
+    <w:lvl w:ilvl="3" w:tentative="1">
+      <w:start w:val="1"/>
+      <w:numFmt w:val="decimal"/>
+      <w:lvlText w:val="%4."/>
+      <w:lvlJc w:val="left"/>
+      <w:pPr>
+        <w:tabs>
+          <w:tab w:val="num" w:pos="2880"/>
+        </w:tabs>
+        <w:ind w:left="2880" w:hanging="360"/>
+      </w:pPr>
+    </w:lvl>
+    <w:lvl w:ilvl="4" w:tentative="1">
+      <w:start w:val="1"/>
+      <w:numFmt w:val="decimal"/>
+      <w:lvlText w:val="%5."/>
+      <w:lvlJc w:val="left"/>
+      <w:pPr>
+        <w:tabs>
+          <w:tab w:val="num" w:pos="3600"/>
+        </w:tabs>
+        <w:ind w:left="3600" w:hanging="360"/>
+      </w:pPr>
+    </w:lvl>
+    <w:lvl w:ilvl="5" w:tentative="1">
+      <w:start w:val="1"/>
+      <w:numFmt w:val="decimal"/>
+      <w:lvlText w:val="%6."/>
+      <w:lvlJc w:val="left"/>
+      <w:pPr>
+        <w:tabs>
+          <w:tab w:val="num" w:pos="4320"/>
+        </w:tabs>
+        <w:ind w:left="4320" w:hanging="360"/>
+      </w:pPr>
+    </w:lvl>
+    <w:lvl w:ilvl="6" w:tentative="1">
+      <w:start w:val="1"/>
+      <w:numFmt w:val="decimal"/>
+      <w:lvlText w:val="%7."/>
+      <w:lvlJc w:val="left"/>
+      <w:pPr>
+        <w:tabs>
+          <w:tab w:val="num" w:pos="5040"/>
+        </w:tabs>
+        <w:ind w:left="5040" w:hanging="360"/>
+      </w:pPr>
+    </w:lvl>
+    <w:lvl w:ilvl="7" w:tentative="1">
+      <w:start w:val="1"/>
+      <w:numFmt w:val="decimal"/>
+      <w:lvlText w:val="%8."/>
+      <w:lvlJc w:val="left"/>
+      <w:pPr>
+        <w:tabs>
+          <w:tab w:val="num" w:pos="5760"/>
+        </w:tabs>
+        <w:ind w:left="5760" w:hanging="360"/>
+      </w:pPr>
+    </w:lvl>
+    <w:lvl w:ilvl="8" w:tentative="1">
+      <w:start w:val="1"/>
+      <w:numFmt w:val="decimal"/>
+      <w:lvlText w:val="%9."/>
+      <w:lvlJc w:val="left"/>
+      <w:pPr>
+        <w:tabs>
+          <w:tab w:val="num" w:pos="6480"/>
+        </w:tabs>
+        <w:ind w:left="6480" w:hanging="360"/>
+      </w:pPr>
+    </w:lvl>
+  </w:abstractNum>
+  <w:abstractNum w:abstractNumId="4" w15:restartNumberingAfterBreak="0">
     <w:nsid w:val="0A1B66B3"/>
     <w:multiLevelType w:val="multilevel"/>
     <w:tmpl w:val="3BE05046"/>
@@ -12759,7 +14686,120 @@
       </w:rPr>
     </w:lvl>
   </w:abstractNum>
-  <w:abstractNum w:abstractNumId="4" w15:restartNumberingAfterBreak="0">
+  <w:abstractNum w:abstractNumId="5" w15:restartNumberingAfterBreak="0">
+    <w:nsid w:val="147E5783"/>
+    <w:multiLevelType w:val="multilevel"/>
+    <w:tmpl w:val="F3E6407C"/>
+    <w:lvl w:ilvl="0">
+      <w:start w:val="1"/>
+      <w:numFmt w:val="decimal"/>
+      <w:lvlText w:val="%1."/>
+      <w:lvlJc w:val="left"/>
+      <w:pPr>
+        <w:tabs>
+          <w:tab w:val="num" w:pos="720"/>
+        </w:tabs>
+        <w:ind w:left="720" w:hanging="360"/>
+      </w:pPr>
+    </w:lvl>
+    <w:lvl w:ilvl="1" w:tentative="1">
+      <w:start w:val="1"/>
+      <w:numFmt w:val="decimal"/>
+      <w:lvlText w:val="%2."/>
+      <w:lvlJc w:val="left"/>
+      <w:pPr>
+        <w:tabs>
+          <w:tab w:val="num" w:pos="1440"/>
+        </w:tabs>
+        <w:ind w:left="1440" w:hanging="360"/>
+      </w:pPr>
+    </w:lvl>
+    <w:lvl w:ilvl="2" w:tentative="1">
+      <w:start w:val="1"/>
+      <w:numFmt w:val="decimal"/>
+      <w:lvlText w:val="%3."/>
+      <w:lvlJc w:val="left"/>
+      <w:pPr>
+        <w:tabs>
+          <w:tab w:val="num" w:pos="2160"/>
+        </w:tabs>
+        <w:ind w:left="2160" w:hanging="360"/>
+      </w:pPr>
+    </w:lvl>
+    <w:lvl w:ilvl="3" w:tentative="1">
+      <w:start w:val="1"/>
+      <w:numFmt w:val="decimal"/>
+      <w:lvlText w:val="%4."/>
+      <w:lvlJc w:val="left"/>
+      <w:pPr>
+        <w:tabs>
+          <w:tab w:val="num" w:pos="2880"/>
+        </w:tabs>
+        <w:ind w:left="2880" w:hanging="360"/>
+      </w:pPr>
+    </w:lvl>
+    <w:lvl w:ilvl="4" w:tentative="1">
+      <w:start w:val="1"/>
+      <w:numFmt w:val="decimal"/>
+      <w:lvlText w:val="%5."/>
+      <w:lvlJc w:val="left"/>
+      <w:pPr>
+        <w:tabs>
+          <w:tab w:val="num" w:pos="3600"/>
+        </w:tabs>
+        <w:ind w:left="3600" w:hanging="360"/>
+      </w:pPr>
+    </w:lvl>
+    <w:lvl w:ilvl="5" w:tentative="1">
+      <w:start w:val="1"/>
+      <w:numFmt w:val="decimal"/>
+      <w:lvlText w:val="%6."/>
+      <w:lvlJc w:val="left"/>
+      <w:pPr>
+        <w:tabs>
+          <w:tab w:val="num" w:pos="4320"/>
+        </w:tabs>
+        <w:ind w:left="4320" w:hanging="360"/>
+      </w:pPr>
+    </w:lvl>
+    <w:lvl w:ilvl="6" w:tentative="1">
+      <w:start w:val="1"/>
+      <w:numFmt w:val="decimal"/>
+      <w:lvlText w:val="%7."/>
+      <w:lvlJc w:val="left"/>
+      <w:pPr>
+        <w:tabs>
+          <w:tab w:val="num" w:pos="5040"/>
+        </w:tabs>
+        <w:ind w:left="5040" w:hanging="360"/>
+      </w:pPr>
+    </w:lvl>
+    <w:lvl w:ilvl="7" w:tentative="1">
+      <w:start w:val="1"/>
+      <w:numFmt w:val="decimal"/>
+      <w:lvlText w:val="%8."/>
+      <w:lvlJc w:val="left"/>
+      <w:pPr>
+        <w:tabs>
+          <w:tab w:val="num" w:pos="5760"/>
+        </w:tabs>
+        <w:ind w:left="5760" w:hanging="360"/>
+      </w:pPr>
+    </w:lvl>
+    <w:lvl w:ilvl="8" w:tentative="1">
+      <w:start w:val="1"/>
+      <w:numFmt w:val="decimal"/>
+      <w:lvlText w:val="%9."/>
+      <w:lvlJc w:val="left"/>
+      <w:pPr>
+        <w:tabs>
+          <w:tab w:val="num" w:pos="6480"/>
+        </w:tabs>
+        <w:ind w:left="6480" w:hanging="360"/>
+      </w:pPr>
+    </w:lvl>
+  </w:abstractNum>
+  <w:abstractNum w:abstractNumId="6" w15:restartNumberingAfterBreak="0">
     <w:nsid w:val="14E831DF"/>
     <w:multiLevelType w:val="multilevel"/>
     <w:tmpl w:val="C9A08498"/>
@@ -12908,7 +14948,156 @@
       </w:rPr>
     </w:lvl>
   </w:abstractNum>
-  <w:abstractNum w:abstractNumId="5" w15:restartNumberingAfterBreak="0">
+  <w:abstractNum w:abstractNumId="7" w15:restartNumberingAfterBreak="0">
+    <w:nsid w:val="153D778E"/>
+    <w:multiLevelType w:val="multilevel"/>
+    <w:tmpl w:val="B1F821C8"/>
+    <w:lvl w:ilvl="0">
+      <w:start w:val="1"/>
+      <w:numFmt w:val="bullet"/>
+      <w:lvlText w:val=""/>
+      <w:lvlJc w:val="left"/>
+      <w:pPr>
+        <w:tabs>
+          <w:tab w:val="num" w:pos="720"/>
+        </w:tabs>
+        <w:ind w:left="720" w:hanging="360"/>
+      </w:pPr>
+      <w:rPr>
+        <w:rFonts w:ascii="Symbol" w:hAnsi="Symbol" w:hint="default"/>
+        <w:sz w:val="20"/>
+      </w:rPr>
+    </w:lvl>
+    <w:lvl w:ilvl="1" w:tentative="1">
+      <w:start w:val="1"/>
+      <w:numFmt w:val="bullet"/>
+      <w:lvlText w:val="o"/>
+      <w:lvlJc w:val="left"/>
+      <w:pPr>
+        <w:tabs>
+          <w:tab w:val="num" w:pos="1440"/>
+        </w:tabs>
+        <w:ind w:left="1440" w:hanging="360"/>
+      </w:pPr>
+      <w:rPr>
+        <w:rFonts w:ascii="Courier New" w:hAnsi="Courier New" w:hint="default"/>
+        <w:sz w:val="20"/>
+      </w:rPr>
+    </w:lvl>
+    <w:lvl w:ilvl="2" w:tentative="1">
+      <w:start w:val="1"/>
+      <w:numFmt w:val="bullet"/>
+      <w:lvlText w:val=""/>
+      <w:lvlJc w:val="left"/>
+      <w:pPr>
+        <w:tabs>
+          <w:tab w:val="num" w:pos="2160"/>
+        </w:tabs>
+        <w:ind w:left="2160" w:hanging="360"/>
+      </w:pPr>
+      <w:rPr>
+        <w:rFonts w:ascii="Wingdings" w:hAnsi="Wingdings" w:hint="default"/>
+        <w:sz w:val="20"/>
+      </w:rPr>
+    </w:lvl>
+    <w:lvl w:ilvl="3" w:tentative="1">
+      <w:start w:val="1"/>
+      <w:numFmt w:val="bullet"/>
+      <w:lvlText w:val=""/>
+      <w:lvlJc w:val="left"/>
+      <w:pPr>
+        <w:tabs>
+          <w:tab w:val="num" w:pos="2880"/>
+        </w:tabs>
+        <w:ind w:left="2880" w:hanging="360"/>
+      </w:pPr>
+      <w:rPr>
+        <w:rFonts w:ascii="Wingdings" w:hAnsi="Wingdings" w:hint="default"/>
+        <w:sz w:val="20"/>
+      </w:rPr>
+    </w:lvl>
+    <w:lvl w:ilvl="4" w:tentative="1">
+      <w:start w:val="1"/>
+      <w:numFmt w:val="bullet"/>
+      <w:lvlText w:val=""/>
+      <w:lvlJc w:val="left"/>
+      <w:pPr>
+        <w:tabs>
+          <w:tab w:val="num" w:pos="3600"/>
+        </w:tabs>
+        <w:ind w:left="3600" w:hanging="360"/>
+      </w:pPr>
+      <w:rPr>
+        <w:rFonts w:ascii="Wingdings" w:hAnsi="Wingdings" w:hint="default"/>
+        <w:sz w:val="20"/>
+      </w:rPr>
+    </w:lvl>
+    <w:lvl w:ilvl="5" w:tentative="1">
+      <w:start w:val="1"/>
+      <w:numFmt w:val="bullet"/>
+      <w:lvlText w:val=""/>
+      <w:lvlJc w:val="left"/>
+      <w:pPr>
+        <w:tabs>
+          <w:tab w:val="num" w:pos="4320"/>
+        </w:tabs>
+        <w:ind w:left="4320" w:hanging="360"/>
+      </w:pPr>
+      <w:rPr>
+        <w:rFonts w:ascii="Wingdings" w:hAnsi="Wingdings" w:hint="default"/>
+        <w:sz w:val="20"/>
+      </w:rPr>
+    </w:lvl>
+    <w:lvl w:ilvl="6" w:tentative="1">
+      <w:start w:val="1"/>
+      <w:numFmt w:val="bullet"/>
+      <w:lvlText w:val=""/>
+      <w:lvlJc w:val="left"/>
+      <w:pPr>
+        <w:tabs>
+          <w:tab w:val="num" w:pos="5040"/>
+        </w:tabs>
+        <w:ind w:left="5040" w:hanging="360"/>
+      </w:pPr>
+      <w:rPr>
+        <w:rFonts w:ascii="Wingdings" w:hAnsi="Wingdings" w:hint="default"/>
+        <w:sz w:val="20"/>
+      </w:rPr>
+    </w:lvl>
+    <w:lvl w:ilvl="7" w:tentative="1">
+      <w:start w:val="1"/>
+      <w:numFmt w:val="bullet"/>
+      <w:lvlText w:val=""/>
+      <w:lvlJc w:val="left"/>
+      <w:pPr>
+        <w:tabs>
+          <w:tab w:val="num" w:pos="5760"/>
+        </w:tabs>
+        <w:ind w:left="5760" w:hanging="360"/>
+      </w:pPr>
+      <w:rPr>
+        <w:rFonts w:ascii="Wingdings" w:hAnsi="Wingdings" w:hint="default"/>
+        <w:sz w:val="20"/>
+      </w:rPr>
+    </w:lvl>
+    <w:lvl w:ilvl="8" w:tentative="1">
+      <w:start w:val="1"/>
+      <w:numFmt w:val="bullet"/>
+      <w:lvlText w:val=""/>
+      <w:lvlJc w:val="left"/>
+      <w:pPr>
+        <w:tabs>
+          <w:tab w:val="num" w:pos="6480"/>
+        </w:tabs>
+        <w:ind w:left="6480" w:hanging="360"/>
+      </w:pPr>
+      <w:rPr>
+        <w:rFonts w:ascii="Wingdings" w:hAnsi="Wingdings" w:hint="default"/>
+        <w:sz w:val="20"/>
+      </w:rPr>
+    </w:lvl>
+  </w:abstractNum>
+  <w:abstractNum w:abstractNumId="8" w15:restartNumberingAfterBreak="0">
     <w:nsid w:val="1B4D176B"/>
     <w:multiLevelType w:val="multilevel"/>
     <w:tmpl w:val="50B46FD8"/>
@@ -13057,7 +15246,156 @@
       </w:rPr>
     </w:lvl>
   </w:abstractNum>
-  <w:abstractNum w:abstractNumId="6" w15:restartNumberingAfterBreak="0">
+  <w:abstractNum w:abstractNumId="9" w15:restartNumberingAfterBreak="0">
+    <w:nsid w:val="1D4E7AC4"/>
+    <w:multiLevelType w:val="multilevel"/>
+    <w:tmpl w:val="F044F584"/>
+    <w:lvl w:ilvl="0">
+      <w:start w:val="1"/>
+      <w:numFmt w:val="bullet"/>
+      <w:lvlText w:val=""/>
+      <w:lvlJc w:val="left"/>
+      <w:pPr>
+        <w:tabs>
+          <w:tab w:val="num" w:pos="720"/>
+        </w:tabs>
+        <w:ind w:left="720" w:hanging="360"/>
+      </w:pPr>
+      <w:rPr>
+        <w:rFonts w:ascii="Symbol" w:hAnsi="Symbol" w:hint="default"/>
+        <w:sz w:val="20"/>
+      </w:rPr>
+    </w:lvl>
+    <w:lvl w:ilvl="1" w:tentative="1">
+      <w:start w:val="1"/>
+      <w:numFmt w:val="bullet"/>
+      <w:lvlText w:val="o"/>
+      <w:lvlJc w:val="left"/>
+      <w:pPr>
+        <w:tabs>
+          <w:tab w:val="num" w:pos="1440"/>
+        </w:tabs>
+        <w:ind w:left="1440" w:hanging="360"/>
+      </w:pPr>
+      <w:rPr>
+        <w:rFonts w:ascii="Courier New" w:hAnsi="Courier New" w:hint="default"/>
+        <w:sz w:val="20"/>
+      </w:rPr>
+    </w:lvl>
+    <w:lvl w:ilvl="2" w:tentative="1">
+      <w:start w:val="1"/>
+      <w:numFmt w:val="bullet"/>
+      <w:lvlText w:val=""/>
+      <w:lvlJc w:val="left"/>
+      <w:pPr>
+        <w:tabs>
+          <w:tab w:val="num" w:pos="2160"/>
+        </w:tabs>
+        <w:ind w:left="2160" w:hanging="360"/>
+      </w:pPr>
+      <w:rPr>
+        <w:rFonts w:ascii="Wingdings" w:hAnsi="Wingdings" w:hint="default"/>
+        <w:sz w:val="20"/>
+      </w:rPr>
+    </w:lvl>
+    <w:lvl w:ilvl="3" w:tentative="1">
+      <w:start w:val="1"/>
+      <w:numFmt w:val="bullet"/>
+      <w:lvlText w:val=""/>
+      <w:lvlJc w:val="left"/>
+      <w:pPr>
+        <w:tabs>
+          <w:tab w:val="num" w:pos="2880"/>
+        </w:tabs>
+        <w:ind w:left="2880" w:hanging="360"/>
+      </w:pPr>
+      <w:rPr>
+        <w:rFonts w:ascii="Wingdings" w:hAnsi="Wingdings" w:hint="default"/>
+        <w:sz w:val="20"/>
+      </w:rPr>
+    </w:lvl>
+    <w:lvl w:ilvl="4" w:tentative="1">
+      <w:start w:val="1"/>
+      <w:numFmt w:val="bullet"/>
+      <w:lvlText w:val=""/>
+      <w:lvlJc w:val="left"/>
+      <w:pPr>
+        <w:tabs>
+          <w:tab w:val="num" w:pos="3600"/>
+        </w:tabs>
+        <w:ind w:left="3600" w:hanging="360"/>
+      </w:pPr>
+      <w:rPr>
+        <w:rFonts w:ascii="Wingdings" w:hAnsi="Wingdings" w:hint="default"/>
+        <w:sz w:val="20"/>
+      </w:rPr>
+    </w:lvl>
+    <w:lvl w:ilvl="5" w:tentative="1">
+      <w:start w:val="1"/>
+      <w:numFmt w:val="bullet"/>
+      <w:lvlText w:val=""/>
+      <w:lvlJc w:val="left"/>
+      <w:pPr>
+        <w:tabs>
+          <w:tab w:val="num" w:pos="4320"/>
+        </w:tabs>
+        <w:ind w:left="4320" w:hanging="360"/>
+      </w:pPr>
+      <w:rPr>
+        <w:rFonts w:ascii="Wingdings" w:hAnsi="Wingdings" w:hint="default"/>
+        <w:sz w:val="20"/>
+      </w:rPr>
+    </w:lvl>
+    <w:lvl w:ilvl="6" w:tentative="1">
+      <w:start w:val="1"/>
+      <w:numFmt w:val="bullet"/>
+      <w:lvlText w:val=""/>
+      <w:lvlJc w:val="left"/>
+      <w:pPr>
+        <w:tabs>
+          <w:tab w:val="num" w:pos="5040"/>
+        </w:tabs>
+        <w:ind w:left="5040" w:hanging="360"/>
+      </w:pPr>
+      <w:rPr>
+        <w:rFonts w:ascii="Wingdings" w:hAnsi="Wingdings" w:hint="default"/>
+        <w:sz w:val="20"/>
+      </w:rPr>
+    </w:lvl>
+    <w:lvl w:ilvl="7" w:tentative="1">
+      <w:start w:val="1"/>
+      <w:numFmt w:val="bullet"/>
+      <w:lvlText w:val=""/>
+      <w:lvlJc w:val="left"/>
+      <w:pPr>
+        <w:tabs>
+          <w:tab w:val="num" w:pos="5760"/>
+        </w:tabs>
+        <w:ind w:left="5760" w:hanging="360"/>
+      </w:pPr>
+      <w:rPr>
+        <w:rFonts w:ascii="Wingdings" w:hAnsi="Wingdings" w:hint="default"/>
+        <w:sz w:val="20"/>
+      </w:rPr>
+    </w:lvl>
+    <w:lvl w:ilvl="8" w:tentative="1">
+      <w:start w:val="1"/>
+      <w:numFmt w:val="bullet"/>
+      <w:lvlText w:val=""/>
+      <w:lvlJc w:val="left"/>
+      <w:pPr>
+        <w:tabs>
+          <w:tab w:val="num" w:pos="6480"/>
+        </w:tabs>
+        <w:ind w:left="6480" w:hanging="360"/>
+      </w:pPr>
+      <w:rPr>
+        <w:rFonts w:ascii="Wingdings" w:hAnsi="Wingdings" w:hint="default"/>
+        <w:sz w:val="20"/>
+      </w:rPr>
+    </w:lvl>
+  </w:abstractNum>
+  <w:abstractNum w:abstractNumId="10" w15:restartNumberingAfterBreak="0">
     <w:nsid w:val="218C4309"/>
     <w:multiLevelType w:val="multilevel"/>
     <w:tmpl w:val="D4BCB926"/>
@@ -13206,7 +15544,269 @@
       </w:rPr>
     </w:lvl>
   </w:abstractNum>
-  <w:abstractNum w:abstractNumId="7" w15:restartNumberingAfterBreak="0">
+  <w:abstractNum w:abstractNumId="11" w15:restartNumberingAfterBreak="0">
+    <w:nsid w:val="225547D8"/>
+    <w:multiLevelType w:val="multilevel"/>
+    <w:tmpl w:val="EF72A2E0"/>
+    <w:lvl w:ilvl="0">
+      <w:start w:val="1"/>
+      <w:numFmt w:val="decimal"/>
+      <w:lvlText w:val="%1."/>
+      <w:lvlJc w:val="left"/>
+      <w:pPr>
+        <w:tabs>
+          <w:tab w:val="num" w:pos="720"/>
+        </w:tabs>
+        <w:ind w:left="720" w:hanging="360"/>
+      </w:pPr>
+    </w:lvl>
+    <w:lvl w:ilvl="1" w:tentative="1">
+      <w:start w:val="1"/>
+      <w:numFmt w:val="decimal"/>
+      <w:lvlText w:val="%2."/>
+      <w:lvlJc w:val="left"/>
+      <w:pPr>
+        <w:tabs>
+          <w:tab w:val="num" w:pos="1440"/>
+        </w:tabs>
+        <w:ind w:left="1440" w:hanging="360"/>
+      </w:pPr>
+    </w:lvl>
+    <w:lvl w:ilvl="2" w:tentative="1">
+      <w:start w:val="1"/>
+      <w:numFmt w:val="decimal"/>
+      <w:lvlText w:val="%3."/>
+      <w:lvlJc w:val="left"/>
+      <w:pPr>
+        <w:tabs>
+          <w:tab w:val="num" w:pos="2160"/>
+        </w:tabs>
+        <w:ind w:left="2160" w:hanging="360"/>
+      </w:pPr>
+    </w:lvl>
+    <w:lvl w:ilvl="3" w:tentative="1">
+      <w:start w:val="1"/>
+      <w:numFmt w:val="decimal"/>
+      <w:lvlText w:val="%4."/>
+      <w:lvlJc w:val="left"/>
+      <w:pPr>
+        <w:tabs>
+          <w:tab w:val="num" w:pos="2880"/>
+        </w:tabs>
+        <w:ind w:left="2880" w:hanging="360"/>
+      </w:pPr>
+    </w:lvl>
+    <w:lvl w:ilvl="4" w:tentative="1">
+      <w:start w:val="1"/>
+      <w:numFmt w:val="decimal"/>
+      <w:lvlText w:val="%5."/>
+      <w:lvlJc w:val="left"/>
+      <w:pPr>
+        <w:tabs>
+          <w:tab w:val="num" w:pos="3600"/>
+        </w:tabs>
+        <w:ind w:left="3600" w:hanging="360"/>
+      </w:pPr>
+    </w:lvl>
+    <w:lvl w:ilvl="5" w:tentative="1">
+      <w:start w:val="1"/>
+      <w:numFmt w:val="decimal"/>
+      <w:lvlText w:val="%6."/>
+      <w:lvlJc w:val="left"/>
+      <w:pPr>
+        <w:tabs>
+          <w:tab w:val="num" w:pos="4320"/>
+        </w:tabs>
+        <w:ind w:left="4320" w:hanging="360"/>
+      </w:pPr>
+    </w:lvl>
+    <w:lvl w:ilvl="6" w:tentative="1">
+      <w:start w:val="1"/>
+      <w:numFmt w:val="decimal"/>
+      <w:lvlText w:val="%7."/>
+      <w:lvlJc w:val="left"/>
+      <w:pPr>
+        <w:tabs>
+          <w:tab w:val="num" w:pos="5040"/>
+        </w:tabs>
+        <w:ind w:left="5040" w:hanging="360"/>
+      </w:pPr>
+    </w:lvl>
+    <w:lvl w:ilvl="7" w:tentative="1">
+      <w:start w:val="1"/>
+      <w:numFmt w:val="decimal"/>
+      <w:lvlText w:val="%8."/>
+      <w:lvlJc w:val="left"/>
+      <w:pPr>
+        <w:tabs>
+          <w:tab w:val="num" w:pos="5760"/>
+        </w:tabs>
+        <w:ind w:left="5760" w:hanging="360"/>
+      </w:pPr>
+    </w:lvl>
+    <w:lvl w:ilvl="8" w:tentative="1">
+      <w:start w:val="1"/>
+      <w:numFmt w:val="decimal"/>
+      <w:lvlText w:val="%9."/>
+      <w:lvlJc w:val="left"/>
+      <w:pPr>
+        <w:tabs>
+          <w:tab w:val="num" w:pos="6480"/>
+        </w:tabs>
+        <w:ind w:left="6480" w:hanging="360"/>
+      </w:pPr>
+    </w:lvl>
+  </w:abstractNum>
+  <w:abstractNum w:abstractNumId="12" w15:restartNumberingAfterBreak="0">
+    <w:nsid w:val="23285CE3"/>
+    <w:multiLevelType w:val="multilevel"/>
+    <w:tmpl w:val="81E2605A"/>
+    <w:lvl w:ilvl="0">
+      <w:start w:val="1"/>
+      <w:numFmt w:val="bullet"/>
+      <w:lvlText w:val=""/>
+      <w:lvlJc w:val="left"/>
+      <w:pPr>
+        <w:tabs>
+          <w:tab w:val="num" w:pos="720"/>
+        </w:tabs>
+        <w:ind w:left="720" w:hanging="360"/>
+      </w:pPr>
+      <w:rPr>
+        <w:rFonts w:ascii="Symbol" w:hAnsi="Symbol" w:hint="default"/>
+        <w:sz w:val="20"/>
+      </w:rPr>
+    </w:lvl>
+    <w:lvl w:ilvl="1" w:tentative="1">
+      <w:start w:val="1"/>
+      <w:numFmt w:val="bullet"/>
+      <w:lvlText w:val="o"/>
+      <w:lvlJc w:val="left"/>
+      <w:pPr>
+        <w:tabs>
+          <w:tab w:val="num" w:pos="1440"/>
+        </w:tabs>
+        <w:ind w:left="1440" w:hanging="360"/>
+      </w:pPr>
+      <w:rPr>
+        <w:rFonts w:ascii="Courier New" w:hAnsi="Courier New" w:hint="default"/>
+        <w:sz w:val="20"/>
+      </w:rPr>
+    </w:lvl>
+    <w:lvl w:ilvl="2" w:tentative="1">
+      <w:start w:val="1"/>
+      <w:numFmt w:val="bullet"/>
+      <w:lvlText w:val=""/>
+      <w:lvlJc w:val="left"/>
+      <w:pPr>
+        <w:tabs>
+          <w:tab w:val="num" w:pos="2160"/>
+        </w:tabs>
+        <w:ind w:left="2160" w:hanging="360"/>
+      </w:pPr>
+      <w:rPr>
+        <w:rFonts w:ascii="Wingdings" w:hAnsi="Wingdings" w:hint="default"/>
+        <w:sz w:val="20"/>
+      </w:rPr>
+    </w:lvl>
+    <w:lvl w:ilvl="3" w:tentative="1">
+      <w:start w:val="1"/>
+      <w:numFmt w:val="bullet"/>
+      <w:lvlText w:val=""/>
+      <w:lvlJc w:val="left"/>
+      <w:pPr>
+        <w:tabs>
+          <w:tab w:val="num" w:pos="2880"/>
+        </w:tabs>
+        <w:ind w:left="2880" w:hanging="360"/>
+      </w:pPr>
+      <w:rPr>
+        <w:rFonts w:ascii="Wingdings" w:hAnsi="Wingdings" w:hint="default"/>
+        <w:sz w:val="20"/>
+      </w:rPr>
+    </w:lvl>
+    <w:lvl w:ilvl="4" w:tentative="1">
+      <w:start w:val="1"/>
+      <w:numFmt w:val="bullet"/>
+      <w:lvlText w:val=""/>
+      <w:lvlJc w:val="left"/>
+      <w:pPr>
+        <w:tabs>
+          <w:tab w:val="num" w:pos="3600"/>
+        </w:tabs>
+        <w:ind w:left="3600" w:hanging="360"/>
+      </w:pPr>
+      <w:rPr>
+        <w:rFonts w:ascii="Wingdings" w:hAnsi="Wingdings" w:hint="default"/>
+        <w:sz w:val="20"/>
+      </w:rPr>
+    </w:lvl>
+    <w:lvl w:ilvl="5" w:tentative="1">
+      <w:start w:val="1"/>
+      <w:numFmt w:val="bullet"/>
+      <w:lvlText w:val=""/>
+      <w:lvlJc w:val="left"/>
+      <w:pPr>
+        <w:tabs>
+          <w:tab w:val="num" w:pos="4320"/>
+        </w:tabs>
+        <w:ind w:left="4320" w:hanging="360"/>
+      </w:pPr>
+      <w:rPr>
+        <w:rFonts w:ascii="Wingdings" w:hAnsi="Wingdings" w:hint="default"/>
+        <w:sz w:val="20"/>
+      </w:rPr>
+    </w:lvl>
+    <w:lvl w:ilvl="6" w:tentative="1">
+      <w:start w:val="1"/>
+      <w:numFmt w:val="bullet"/>
+      <w:lvlText w:val=""/>
+      <w:lvlJc w:val="left"/>
+      <w:pPr>
+        <w:tabs>
+          <w:tab w:val="num" w:pos="5040"/>
+        </w:tabs>
+        <w:ind w:left="5040" w:hanging="360"/>
+      </w:pPr>
+      <w:rPr>
+        <w:rFonts w:ascii="Wingdings" w:hAnsi="Wingdings" w:hint="default"/>
+        <w:sz w:val="20"/>
+      </w:rPr>
+    </w:lvl>
+    <w:lvl w:ilvl="7" w:tentative="1">
+      <w:start w:val="1"/>
+      <w:numFmt w:val="bullet"/>
+      <w:lvlText w:val=""/>
+      <w:lvlJc w:val="left"/>
+      <w:pPr>
+        <w:tabs>
+          <w:tab w:val="num" w:pos="5760"/>
+        </w:tabs>
+        <w:ind w:left="5760" w:hanging="360"/>
+      </w:pPr>
+      <w:rPr>
+        <w:rFonts w:ascii="Wingdings" w:hAnsi="Wingdings" w:hint="default"/>
+        <w:sz w:val="20"/>
+      </w:rPr>
+    </w:lvl>
+    <w:lvl w:ilvl="8" w:tentative="1">
+      <w:start w:val="1"/>
+      <w:numFmt w:val="bullet"/>
+      <w:lvlText w:val=""/>
+      <w:lvlJc w:val="left"/>
+      <w:pPr>
+        <w:tabs>
+          <w:tab w:val="num" w:pos="6480"/>
+        </w:tabs>
+        <w:ind w:left="6480" w:hanging="360"/>
+      </w:pPr>
+      <w:rPr>
+        <w:rFonts w:ascii="Wingdings" w:hAnsi="Wingdings" w:hint="default"/>
+        <w:sz w:val="20"/>
+      </w:rPr>
+    </w:lvl>
+  </w:abstractNum>
+  <w:abstractNum w:abstractNumId="13" w15:restartNumberingAfterBreak="0">
     <w:nsid w:val="256B231B"/>
     <w:multiLevelType w:val="hybridMultilevel"/>
     <w:tmpl w:val="D73A55FC"/>
@@ -13319,7 +15919,7 @@
       </w:rPr>
     </w:lvl>
   </w:abstractNum>
-  <w:abstractNum w:abstractNumId="8" w15:restartNumberingAfterBreak="0">
+  <w:abstractNum w:abstractNumId="14" w15:restartNumberingAfterBreak="0">
     <w:nsid w:val="259F7E37"/>
     <w:multiLevelType w:val="multilevel"/>
     <w:tmpl w:val="A9607CBA"/>
@@ -13468,7 +16068,7 @@
       </w:rPr>
     </w:lvl>
   </w:abstractNum>
-  <w:abstractNum w:abstractNumId="9" w15:restartNumberingAfterBreak="0">
+  <w:abstractNum w:abstractNumId="15" w15:restartNumberingAfterBreak="0">
     <w:nsid w:val="26AF34A5"/>
     <w:multiLevelType w:val="multilevel"/>
     <w:tmpl w:val="C0E4A310"/>
@@ -13581,7 +16181,7 @@
       </w:pPr>
     </w:lvl>
   </w:abstractNum>
-  <w:abstractNum w:abstractNumId="10" w15:restartNumberingAfterBreak="0">
+  <w:abstractNum w:abstractNumId="16" w15:restartNumberingAfterBreak="0">
     <w:nsid w:val="26C86E90"/>
     <w:multiLevelType w:val="hybridMultilevel"/>
     <w:tmpl w:val="E0304C12"/>
@@ -13670,7 +16270,7 @@
       </w:pPr>
     </w:lvl>
   </w:abstractNum>
-  <w:abstractNum w:abstractNumId="11" w15:restartNumberingAfterBreak="0">
+  <w:abstractNum w:abstractNumId="17" w15:restartNumberingAfterBreak="0">
     <w:nsid w:val="2CE50E6A"/>
     <w:multiLevelType w:val="multilevel"/>
     <w:tmpl w:val="3782D7E4"/>
@@ -13819,7 +16419,7 @@
       </w:rPr>
     </w:lvl>
   </w:abstractNum>
-  <w:abstractNum w:abstractNumId="12" w15:restartNumberingAfterBreak="0">
+  <w:abstractNum w:abstractNumId="18" w15:restartNumberingAfterBreak="0">
     <w:nsid w:val="2E8A22C1"/>
     <w:multiLevelType w:val="multilevel"/>
     <w:tmpl w:val="F10C0456"/>
@@ -13968,7 +16568,7 @@
       </w:rPr>
     </w:lvl>
   </w:abstractNum>
-  <w:abstractNum w:abstractNumId="13" w15:restartNumberingAfterBreak="0">
+  <w:abstractNum w:abstractNumId="19" w15:restartNumberingAfterBreak="0">
     <w:nsid w:val="2FB205F8"/>
     <w:multiLevelType w:val="multilevel"/>
     <w:tmpl w:val="3D94ABC2"/>
@@ -14081,7 +16681,7 @@
       </w:pPr>
     </w:lvl>
   </w:abstractNum>
-  <w:abstractNum w:abstractNumId="14" w15:restartNumberingAfterBreak="0">
+  <w:abstractNum w:abstractNumId="20" w15:restartNumberingAfterBreak="0">
     <w:nsid w:val="31206450"/>
     <w:multiLevelType w:val="multilevel"/>
     <w:tmpl w:val="4252D884"/>
@@ -14230,7 +16830,7 @@
       </w:rPr>
     </w:lvl>
   </w:abstractNum>
-  <w:abstractNum w:abstractNumId="15" w15:restartNumberingAfterBreak="0">
+  <w:abstractNum w:abstractNumId="21" w15:restartNumberingAfterBreak="0">
     <w:nsid w:val="31E72469"/>
     <w:multiLevelType w:val="multilevel"/>
     <w:tmpl w:val="2C3EAC92"/>
@@ -14379,7 +16979,7 @@
       </w:rPr>
     </w:lvl>
   </w:abstractNum>
-  <w:abstractNum w:abstractNumId="16" w15:restartNumberingAfterBreak="0">
+  <w:abstractNum w:abstractNumId="22" w15:restartNumberingAfterBreak="0">
     <w:nsid w:val="35391CA3"/>
     <w:multiLevelType w:val="multilevel"/>
     <w:tmpl w:val="97D2CE18"/>
@@ -14528,7 +17128,120 @@
       </w:rPr>
     </w:lvl>
   </w:abstractNum>
-  <w:abstractNum w:abstractNumId="17" w15:restartNumberingAfterBreak="0">
+  <w:abstractNum w:abstractNumId="23" w15:restartNumberingAfterBreak="0">
+    <w:nsid w:val="35BE6BC3"/>
+    <w:multiLevelType w:val="multilevel"/>
+    <w:tmpl w:val="EF121736"/>
+    <w:lvl w:ilvl="0">
+      <w:start w:val="1"/>
+      <w:numFmt w:val="decimal"/>
+      <w:lvlText w:val="%1."/>
+      <w:lvlJc w:val="left"/>
+      <w:pPr>
+        <w:tabs>
+          <w:tab w:val="num" w:pos="720"/>
+        </w:tabs>
+        <w:ind w:left="720" w:hanging="360"/>
+      </w:pPr>
+    </w:lvl>
+    <w:lvl w:ilvl="1" w:tentative="1">
+      <w:start w:val="1"/>
+      <w:numFmt w:val="decimal"/>
+      <w:lvlText w:val="%2."/>
+      <w:lvlJc w:val="left"/>
+      <w:pPr>
+        <w:tabs>
+          <w:tab w:val="num" w:pos="1440"/>
+        </w:tabs>
+        <w:ind w:left="1440" w:hanging="360"/>
+      </w:pPr>
+    </w:lvl>
+    <w:lvl w:ilvl="2" w:tentative="1">
+      <w:start w:val="1"/>
+      <w:numFmt w:val="decimal"/>
+      <w:lvlText w:val="%3."/>
+      <w:lvlJc w:val="left"/>
+      <w:pPr>
+        <w:tabs>
+          <w:tab w:val="num" w:pos="2160"/>
+        </w:tabs>
+        <w:ind w:left="2160" w:hanging="360"/>
+      </w:pPr>
+    </w:lvl>
+    <w:lvl w:ilvl="3" w:tentative="1">
+      <w:start w:val="1"/>
+      <w:numFmt w:val="decimal"/>
+      <w:lvlText w:val="%4."/>
+      <w:lvlJc w:val="left"/>
+      <w:pPr>
+        <w:tabs>
+          <w:tab w:val="num" w:pos="2880"/>
+        </w:tabs>
+        <w:ind w:left="2880" w:hanging="360"/>
+      </w:pPr>
+    </w:lvl>
+    <w:lvl w:ilvl="4" w:tentative="1">
+      <w:start w:val="1"/>
+      <w:numFmt w:val="decimal"/>
+      <w:lvlText w:val="%5."/>
+      <w:lvlJc w:val="left"/>
+      <w:pPr>
+        <w:tabs>
+          <w:tab w:val="num" w:pos="3600"/>
+        </w:tabs>
+        <w:ind w:left="3600" w:hanging="360"/>
+      </w:pPr>
+    </w:lvl>
+    <w:lvl w:ilvl="5" w:tentative="1">
+      <w:start w:val="1"/>
+      <w:numFmt w:val="decimal"/>
+      <w:lvlText w:val="%6."/>
+      <w:lvlJc w:val="left"/>
+      <w:pPr>
+        <w:tabs>
+          <w:tab w:val="num" w:pos="4320"/>
+        </w:tabs>
+        <w:ind w:left="4320" w:hanging="360"/>
+      </w:pPr>
+    </w:lvl>
+    <w:lvl w:ilvl="6" w:tentative="1">
+      <w:start w:val="1"/>
+      <w:numFmt w:val="decimal"/>
+      <w:lvlText w:val="%7."/>
+      <w:lvlJc w:val="left"/>
+      <w:pPr>
+        <w:tabs>
+          <w:tab w:val="num" w:pos="5040"/>
+        </w:tabs>
+        <w:ind w:left="5040" w:hanging="360"/>
+      </w:pPr>
+    </w:lvl>
+    <w:lvl w:ilvl="7" w:tentative="1">
+      <w:start w:val="1"/>
+      <w:numFmt w:val="decimal"/>
+      <w:lvlText w:val="%8."/>
+      <w:lvlJc w:val="left"/>
+      <w:pPr>
+        <w:tabs>
+          <w:tab w:val="num" w:pos="5760"/>
+        </w:tabs>
+        <w:ind w:left="5760" w:hanging="360"/>
+      </w:pPr>
+    </w:lvl>
+    <w:lvl w:ilvl="8" w:tentative="1">
+      <w:start w:val="1"/>
+      <w:numFmt w:val="decimal"/>
+      <w:lvlText w:val="%9."/>
+      <w:lvlJc w:val="left"/>
+      <w:pPr>
+        <w:tabs>
+          <w:tab w:val="num" w:pos="6480"/>
+        </w:tabs>
+        <w:ind w:left="6480" w:hanging="360"/>
+      </w:pPr>
+    </w:lvl>
+  </w:abstractNum>
+  <w:abstractNum w:abstractNumId="24" w15:restartNumberingAfterBreak="0">
     <w:nsid w:val="4E097B8E"/>
     <w:multiLevelType w:val="multilevel"/>
     <w:tmpl w:val="72F6DD60"/>
@@ -14677,7 +17390,7 @@
       </w:rPr>
     </w:lvl>
   </w:abstractNum>
-  <w:abstractNum w:abstractNumId="18" w15:restartNumberingAfterBreak="0">
+  <w:abstractNum w:abstractNumId="25" w15:restartNumberingAfterBreak="0">
     <w:nsid w:val="50D0760E"/>
     <w:multiLevelType w:val="multilevel"/>
     <w:tmpl w:val="AACAB46E"/>
@@ -14826,7 +17539,7 @@
       </w:rPr>
     </w:lvl>
   </w:abstractNum>
-  <w:abstractNum w:abstractNumId="19" w15:restartNumberingAfterBreak="0">
+  <w:abstractNum w:abstractNumId="26" w15:restartNumberingAfterBreak="0">
     <w:nsid w:val="55124A46"/>
     <w:multiLevelType w:val="multilevel"/>
     <w:tmpl w:val="6E321444"/>
@@ -14975,7 +17688,156 @@
       </w:rPr>
     </w:lvl>
   </w:abstractNum>
-  <w:abstractNum w:abstractNumId="20" w15:restartNumberingAfterBreak="0">
+  <w:abstractNum w:abstractNumId="27" w15:restartNumberingAfterBreak="0">
+    <w:nsid w:val="5CEE587D"/>
+    <w:multiLevelType w:val="multilevel"/>
+    <w:tmpl w:val="E8048D16"/>
+    <w:lvl w:ilvl="0">
+      <w:start w:val="1"/>
+      <w:numFmt w:val="bullet"/>
+      <w:lvlText w:val=""/>
+      <w:lvlJc w:val="left"/>
+      <w:pPr>
+        <w:tabs>
+          <w:tab w:val="num" w:pos="720"/>
+        </w:tabs>
+        <w:ind w:left="720" w:hanging="360"/>
+      </w:pPr>
+      <w:rPr>
+        <w:rFonts w:ascii="Symbol" w:hAnsi="Symbol" w:hint="default"/>
+        <w:sz w:val="20"/>
+      </w:rPr>
+    </w:lvl>
+    <w:lvl w:ilvl="1" w:tentative="1">
+      <w:start w:val="1"/>
+      <w:numFmt w:val="bullet"/>
+      <w:lvlText w:val="o"/>
+      <w:lvlJc w:val="left"/>
+      <w:pPr>
+        <w:tabs>
+          <w:tab w:val="num" w:pos="1440"/>
+        </w:tabs>
+        <w:ind w:left="1440" w:hanging="360"/>
+      </w:pPr>
+      <w:rPr>
+        <w:rFonts w:ascii="Courier New" w:hAnsi="Courier New" w:hint="default"/>
+        <w:sz w:val="20"/>
+      </w:rPr>
+    </w:lvl>
+    <w:lvl w:ilvl="2" w:tentative="1">
+      <w:start w:val="1"/>
+      <w:numFmt w:val="bullet"/>
+      <w:lvlText w:val=""/>
+      <w:lvlJc w:val="left"/>
+      <w:pPr>
+        <w:tabs>
+          <w:tab w:val="num" w:pos="2160"/>
+        </w:tabs>
+        <w:ind w:left="2160" w:hanging="360"/>
+      </w:pPr>
+      <w:rPr>
+        <w:rFonts w:ascii="Wingdings" w:hAnsi="Wingdings" w:hint="default"/>
+        <w:sz w:val="20"/>
+      </w:rPr>
+    </w:lvl>
+    <w:lvl w:ilvl="3" w:tentative="1">
+      <w:start w:val="1"/>
+      <w:numFmt w:val="bullet"/>
+      <w:lvlText w:val=""/>
+      <w:lvlJc w:val="left"/>
+      <w:pPr>
+        <w:tabs>
+          <w:tab w:val="num" w:pos="2880"/>
+        </w:tabs>
+        <w:ind w:left="2880" w:hanging="360"/>
+      </w:pPr>
+      <w:rPr>
+        <w:rFonts w:ascii="Wingdings" w:hAnsi="Wingdings" w:hint="default"/>
+        <w:sz w:val="20"/>
+      </w:rPr>
+    </w:lvl>
+    <w:lvl w:ilvl="4" w:tentative="1">
+      <w:start w:val="1"/>
+      <w:numFmt w:val="bullet"/>
+      <w:lvlText w:val=""/>
+      <w:lvlJc w:val="left"/>
+      <w:pPr>
+        <w:tabs>
+          <w:tab w:val="num" w:pos="3600"/>
+        </w:tabs>
+        <w:ind w:left="3600" w:hanging="360"/>
+      </w:pPr>
+      <w:rPr>
+        <w:rFonts w:ascii="Wingdings" w:hAnsi="Wingdings" w:hint="default"/>
+        <w:sz w:val="20"/>
+      </w:rPr>
+    </w:lvl>
+    <w:lvl w:ilvl="5" w:tentative="1">
+      <w:start w:val="1"/>
+      <w:numFmt w:val="bullet"/>
+      <w:lvlText w:val=""/>
+      <w:lvlJc w:val="left"/>
+      <w:pPr>
+        <w:tabs>
+          <w:tab w:val="num" w:pos="4320"/>
+        </w:tabs>
+        <w:ind w:left="4320" w:hanging="360"/>
+      </w:pPr>
+      <w:rPr>
+        <w:rFonts w:ascii="Wingdings" w:hAnsi="Wingdings" w:hint="default"/>
+        <w:sz w:val="20"/>
+      </w:rPr>
+    </w:lvl>
+    <w:lvl w:ilvl="6" w:tentative="1">
+      <w:start w:val="1"/>
+      <w:numFmt w:val="bullet"/>
+      <w:lvlText w:val=""/>
+      <w:lvlJc w:val="left"/>
+      <w:pPr>
+        <w:tabs>
+          <w:tab w:val="num" w:pos="5040"/>
+        </w:tabs>
+        <w:ind w:left="5040" w:hanging="360"/>
+      </w:pPr>
+      <w:rPr>
+        <w:rFonts w:ascii="Wingdings" w:hAnsi="Wingdings" w:hint="default"/>
+        <w:sz w:val="20"/>
+      </w:rPr>
+    </w:lvl>
+    <w:lvl w:ilvl="7" w:tentative="1">
+      <w:start w:val="1"/>
+      <w:numFmt w:val="bullet"/>
+      <w:lvlText w:val=""/>
+      <w:lvlJc w:val="left"/>
+      <w:pPr>
+        <w:tabs>
+          <w:tab w:val="num" w:pos="5760"/>
+        </w:tabs>
+        <w:ind w:left="5760" w:hanging="360"/>
+      </w:pPr>
+      <w:rPr>
+        <w:rFonts w:ascii="Wingdings" w:hAnsi="Wingdings" w:hint="default"/>
+        <w:sz w:val="20"/>
+      </w:rPr>
+    </w:lvl>
+    <w:lvl w:ilvl="8" w:tentative="1">
+      <w:start w:val="1"/>
+      <w:numFmt w:val="bullet"/>
+      <w:lvlText w:val=""/>
+      <w:lvlJc w:val="left"/>
+      <w:pPr>
+        <w:tabs>
+          <w:tab w:val="num" w:pos="6480"/>
+        </w:tabs>
+        <w:ind w:left="6480" w:hanging="360"/>
+      </w:pPr>
+      <w:rPr>
+        <w:rFonts w:ascii="Wingdings" w:hAnsi="Wingdings" w:hint="default"/>
+        <w:sz w:val="20"/>
+      </w:rPr>
+    </w:lvl>
+  </w:abstractNum>
+  <w:abstractNum w:abstractNumId="28" w15:restartNumberingAfterBreak="0">
     <w:nsid w:val="5D83464F"/>
     <w:multiLevelType w:val="multilevel"/>
     <w:tmpl w:val="0944D050"/>
@@ -15124,7 +17986,7 @@
       </w:rPr>
     </w:lvl>
   </w:abstractNum>
-  <w:abstractNum w:abstractNumId="21" w15:restartNumberingAfterBreak="0">
+  <w:abstractNum w:abstractNumId="29" w15:restartNumberingAfterBreak="0">
     <w:nsid w:val="5E6E71DF"/>
     <w:multiLevelType w:val="multilevel"/>
     <w:tmpl w:val="A3A68698"/>
@@ -15237,7 +18099,7 @@
       </w:pPr>
     </w:lvl>
   </w:abstractNum>
-  <w:abstractNum w:abstractNumId="22" w15:restartNumberingAfterBreak="0">
+  <w:abstractNum w:abstractNumId="30" w15:restartNumberingAfterBreak="0">
     <w:nsid w:val="60264C04"/>
     <w:multiLevelType w:val="multilevel"/>
     <w:tmpl w:val="06DC99EE"/>
@@ -15386,7 +18248,7 @@
       </w:rPr>
     </w:lvl>
   </w:abstractNum>
-  <w:abstractNum w:abstractNumId="23" w15:restartNumberingAfterBreak="0">
+  <w:abstractNum w:abstractNumId="31" w15:restartNumberingAfterBreak="0">
     <w:nsid w:val="618B4EA2"/>
     <w:multiLevelType w:val="multilevel"/>
     <w:tmpl w:val="A4AE5166"/>
@@ -15535,7 +18397,156 @@
       </w:rPr>
     </w:lvl>
   </w:abstractNum>
-  <w:abstractNum w:abstractNumId="24" w15:restartNumberingAfterBreak="0">
+  <w:abstractNum w:abstractNumId="32" w15:restartNumberingAfterBreak="0">
+    <w:nsid w:val="6457285D"/>
+    <w:multiLevelType w:val="multilevel"/>
+    <w:tmpl w:val="440004F0"/>
+    <w:lvl w:ilvl="0">
+      <w:start w:val="1"/>
+      <w:numFmt w:val="bullet"/>
+      <w:lvlText w:val=""/>
+      <w:lvlJc w:val="left"/>
+      <w:pPr>
+        <w:tabs>
+          <w:tab w:val="num" w:pos="720"/>
+        </w:tabs>
+        <w:ind w:left="720" w:hanging="360"/>
+      </w:pPr>
+      <w:rPr>
+        <w:rFonts w:ascii="Symbol" w:hAnsi="Symbol" w:hint="default"/>
+        <w:sz w:val="20"/>
+      </w:rPr>
+    </w:lvl>
+    <w:lvl w:ilvl="1" w:tentative="1">
+      <w:start w:val="1"/>
+      <w:numFmt w:val="bullet"/>
+      <w:lvlText w:val="o"/>
+      <w:lvlJc w:val="left"/>
+      <w:pPr>
+        <w:tabs>
+          <w:tab w:val="num" w:pos="1440"/>
+        </w:tabs>
+        <w:ind w:left="1440" w:hanging="360"/>
+      </w:pPr>
+      <w:rPr>
+        <w:rFonts w:ascii="Courier New" w:hAnsi="Courier New" w:hint="default"/>
+        <w:sz w:val="20"/>
+      </w:rPr>
+    </w:lvl>
+    <w:lvl w:ilvl="2" w:tentative="1">
+      <w:start w:val="1"/>
+      <w:numFmt w:val="bullet"/>
+      <w:lvlText w:val=""/>
+      <w:lvlJc w:val="left"/>
+      <w:pPr>
+        <w:tabs>
+          <w:tab w:val="num" w:pos="2160"/>
+        </w:tabs>
+        <w:ind w:left="2160" w:hanging="360"/>
+      </w:pPr>
+      <w:rPr>
+        <w:rFonts w:ascii="Wingdings" w:hAnsi="Wingdings" w:hint="default"/>
+        <w:sz w:val="20"/>
+      </w:rPr>
+    </w:lvl>
+    <w:lvl w:ilvl="3" w:tentative="1">
+      <w:start w:val="1"/>
+      <w:numFmt w:val="bullet"/>
+      <w:lvlText w:val=""/>
+      <w:lvlJc w:val="left"/>
+      <w:pPr>
+        <w:tabs>
+          <w:tab w:val="num" w:pos="2880"/>
+        </w:tabs>
+        <w:ind w:left="2880" w:hanging="360"/>
+      </w:pPr>
+      <w:rPr>
+        <w:rFonts w:ascii="Wingdings" w:hAnsi="Wingdings" w:hint="default"/>
+        <w:sz w:val="20"/>
+      </w:rPr>
+    </w:lvl>
+    <w:lvl w:ilvl="4" w:tentative="1">
+      <w:start w:val="1"/>
+      <w:numFmt w:val="bullet"/>
+      <w:lvlText w:val=""/>
+      <w:lvlJc w:val="left"/>
+      <w:pPr>
+        <w:tabs>
+          <w:tab w:val="num" w:pos="3600"/>
+        </w:tabs>
+        <w:ind w:left="3600" w:hanging="360"/>
+      </w:pPr>
+      <w:rPr>
+        <w:rFonts w:ascii="Wingdings" w:hAnsi="Wingdings" w:hint="default"/>
+        <w:sz w:val="20"/>
+      </w:rPr>
+    </w:lvl>
+    <w:lvl w:ilvl="5" w:tentative="1">
+      <w:start w:val="1"/>
+      <w:numFmt w:val="bullet"/>
+      <w:lvlText w:val=""/>
+      <w:lvlJc w:val="left"/>
+      <w:pPr>
+        <w:tabs>
+          <w:tab w:val="num" w:pos="4320"/>
+        </w:tabs>
+        <w:ind w:left="4320" w:hanging="360"/>
+      </w:pPr>
+      <w:rPr>
+        <w:rFonts w:ascii="Wingdings" w:hAnsi="Wingdings" w:hint="default"/>
+        <w:sz w:val="20"/>
+      </w:rPr>
+    </w:lvl>
+    <w:lvl w:ilvl="6" w:tentative="1">
+      <w:start w:val="1"/>
+      <w:numFmt w:val="bullet"/>
+      <w:lvlText w:val=""/>
+      <w:lvlJc w:val="left"/>
+      <w:pPr>
+        <w:tabs>
+          <w:tab w:val="num" w:pos="5040"/>
+        </w:tabs>
+        <w:ind w:left="5040" w:hanging="360"/>
+      </w:pPr>
+      <w:rPr>
+        <w:rFonts w:ascii="Wingdings" w:hAnsi="Wingdings" w:hint="default"/>
+        <w:sz w:val="20"/>
+      </w:rPr>
+    </w:lvl>
+    <w:lvl w:ilvl="7" w:tentative="1">
+      <w:start w:val="1"/>
+      <w:numFmt w:val="bullet"/>
+      <w:lvlText w:val=""/>
+      <w:lvlJc w:val="left"/>
+      <w:pPr>
+        <w:tabs>
+          <w:tab w:val="num" w:pos="5760"/>
+        </w:tabs>
+        <w:ind w:left="5760" w:hanging="360"/>
+      </w:pPr>
+      <w:rPr>
+        <w:rFonts w:ascii="Wingdings" w:hAnsi="Wingdings" w:hint="default"/>
+        <w:sz w:val="20"/>
+      </w:rPr>
+    </w:lvl>
+    <w:lvl w:ilvl="8" w:tentative="1">
+      <w:start w:val="1"/>
+      <w:numFmt w:val="bullet"/>
+      <w:lvlText w:val=""/>
+      <w:lvlJc w:val="left"/>
+      <w:pPr>
+        <w:tabs>
+          <w:tab w:val="num" w:pos="6480"/>
+        </w:tabs>
+        <w:ind w:left="6480" w:hanging="360"/>
+      </w:pPr>
+      <w:rPr>
+        <w:rFonts w:ascii="Wingdings" w:hAnsi="Wingdings" w:hint="default"/>
+        <w:sz w:val="20"/>
+      </w:rPr>
+    </w:lvl>
+  </w:abstractNum>
+  <w:abstractNum w:abstractNumId="33" w15:restartNumberingAfterBreak="0">
     <w:nsid w:val="69790401"/>
     <w:multiLevelType w:val="multilevel"/>
     <w:tmpl w:val="7EB0CB90"/>
@@ -15684,7 +18695,156 @@
       </w:rPr>
     </w:lvl>
   </w:abstractNum>
-  <w:abstractNum w:abstractNumId="25" w15:restartNumberingAfterBreak="0">
+  <w:abstractNum w:abstractNumId="34" w15:restartNumberingAfterBreak="0">
+    <w:nsid w:val="6CDC7B5A"/>
+    <w:multiLevelType w:val="multilevel"/>
+    <w:tmpl w:val="DC8ED728"/>
+    <w:lvl w:ilvl="0">
+      <w:start w:val="1"/>
+      <w:numFmt w:val="bullet"/>
+      <w:lvlText w:val=""/>
+      <w:lvlJc w:val="left"/>
+      <w:pPr>
+        <w:tabs>
+          <w:tab w:val="num" w:pos="720"/>
+        </w:tabs>
+        <w:ind w:left="720" w:hanging="360"/>
+      </w:pPr>
+      <w:rPr>
+        <w:rFonts w:ascii="Symbol" w:hAnsi="Symbol" w:hint="default"/>
+        <w:sz w:val="20"/>
+      </w:rPr>
+    </w:lvl>
+    <w:lvl w:ilvl="1" w:tentative="1">
+      <w:start w:val="1"/>
+      <w:numFmt w:val="bullet"/>
+      <w:lvlText w:val="o"/>
+      <w:lvlJc w:val="left"/>
+      <w:pPr>
+        <w:tabs>
+          <w:tab w:val="num" w:pos="1440"/>
+        </w:tabs>
+        <w:ind w:left="1440" w:hanging="360"/>
+      </w:pPr>
+      <w:rPr>
+        <w:rFonts w:ascii="Courier New" w:hAnsi="Courier New" w:hint="default"/>
+        <w:sz w:val="20"/>
+      </w:rPr>
+    </w:lvl>
+    <w:lvl w:ilvl="2" w:tentative="1">
+      <w:start w:val="1"/>
+      <w:numFmt w:val="bullet"/>
+      <w:lvlText w:val=""/>
+      <w:lvlJc w:val="left"/>
+      <w:pPr>
+        <w:tabs>
+          <w:tab w:val="num" w:pos="2160"/>
+        </w:tabs>
+        <w:ind w:left="2160" w:hanging="360"/>
+      </w:pPr>
+      <w:rPr>
+        <w:rFonts w:ascii="Wingdings" w:hAnsi="Wingdings" w:hint="default"/>
+        <w:sz w:val="20"/>
+      </w:rPr>
+    </w:lvl>
+    <w:lvl w:ilvl="3" w:tentative="1">
+      <w:start w:val="1"/>
+      <w:numFmt w:val="bullet"/>
+      <w:lvlText w:val=""/>
+      <w:lvlJc w:val="left"/>
+      <w:pPr>
+        <w:tabs>
+          <w:tab w:val="num" w:pos="2880"/>
+        </w:tabs>
+        <w:ind w:left="2880" w:hanging="360"/>
+      </w:pPr>
+      <w:rPr>
+        <w:rFonts w:ascii="Wingdings" w:hAnsi="Wingdings" w:hint="default"/>
+        <w:sz w:val="20"/>
+      </w:rPr>
+    </w:lvl>
+    <w:lvl w:ilvl="4" w:tentative="1">
+      <w:start w:val="1"/>
+      <w:numFmt w:val="bullet"/>
+      <w:lvlText w:val=""/>
+      <w:lvlJc w:val="left"/>
+      <w:pPr>
+        <w:tabs>
+          <w:tab w:val="num" w:pos="3600"/>
+        </w:tabs>
+        <w:ind w:left="3600" w:hanging="360"/>
+      </w:pPr>
+      <w:rPr>
+        <w:rFonts w:ascii="Wingdings" w:hAnsi="Wingdings" w:hint="default"/>
+        <w:sz w:val="20"/>
+      </w:rPr>
+    </w:lvl>
+    <w:lvl w:ilvl="5" w:tentative="1">
+      <w:start w:val="1"/>
+      <w:numFmt w:val="bullet"/>
+      <w:lvlText w:val=""/>
+      <w:lvlJc w:val="left"/>
+      <w:pPr>
+        <w:tabs>
+          <w:tab w:val="num" w:pos="4320"/>
+        </w:tabs>
+        <w:ind w:left="4320" w:hanging="360"/>
+      </w:pPr>
+      <w:rPr>
+        <w:rFonts w:ascii="Wingdings" w:hAnsi="Wingdings" w:hint="default"/>
+        <w:sz w:val="20"/>
+      </w:rPr>
+    </w:lvl>
+    <w:lvl w:ilvl="6" w:tentative="1">
+      <w:start w:val="1"/>
+      <w:numFmt w:val="bullet"/>
+      <w:lvlText w:val=""/>
+      <w:lvlJc w:val="left"/>
+      <w:pPr>
+        <w:tabs>
+          <w:tab w:val="num" w:pos="5040"/>
+        </w:tabs>
+        <w:ind w:left="5040" w:hanging="360"/>
+      </w:pPr>
+      <w:rPr>
+        <w:rFonts w:ascii="Wingdings" w:hAnsi="Wingdings" w:hint="default"/>
+        <w:sz w:val="20"/>
+      </w:rPr>
+    </w:lvl>
+    <w:lvl w:ilvl="7" w:tentative="1">
+      <w:start w:val="1"/>
+      <w:numFmt w:val="bullet"/>
+      <w:lvlText w:val=""/>
+      <w:lvlJc w:val="left"/>
+      <w:pPr>
+        <w:tabs>
+          <w:tab w:val="num" w:pos="5760"/>
+        </w:tabs>
+        <w:ind w:left="5760" w:hanging="360"/>
+      </w:pPr>
+      <w:rPr>
+        <w:rFonts w:ascii="Wingdings" w:hAnsi="Wingdings" w:hint="default"/>
+        <w:sz w:val="20"/>
+      </w:rPr>
+    </w:lvl>
+    <w:lvl w:ilvl="8" w:tentative="1">
+      <w:start w:val="1"/>
+      <w:numFmt w:val="bullet"/>
+      <w:lvlText w:val=""/>
+      <w:lvlJc w:val="left"/>
+      <w:pPr>
+        <w:tabs>
+          <w:tab w:val="num" w:pos="6480"/>
+        </w:tabs>
+        <w:ind w:left="6480" w:hanging="360"/>
+      </w:pPr>
+      <w:rPr>
+        <w:rFonts w:ascii="Wingdings" w:hAnsi="Wingdings" w:hint="default"/>
+        <w:sz w:val="20"/>
+      </w:rPr>
+    </w:lvl>
+  </w:abstractNum>
+  <w:abstractNum w:abstractNumId="35" w15:restartNumberingAfterBreak="0">
     <w:nsid w:val="6E226350"/>
     <w:multiLevelType w:val="hybridMultilevel"/>
     <w:tmpl w:val="8D9898B8"/>
@@ -15773,7 +18933,7 @@
       </w:pPr>
     </w:lvl>
   </w:abstractNum>
-  <w:abstractNum w:abstractNumId="26" w15:restartNumberingAfterBreak="0">
+  <w:abstractNum w:abstractNumId="36" w15:restartNumberingAfterBreak="0">
     <w:nsid w:val="72BF5AF1"/>
     <w:multiLevelType w:val="multilevel"/>
     <w:tmpl w:val="3C6ED2B8"/>
@@ -15922,7 +19082,7 @@
       </w:rPr>
     </w:lvl>
   </w:abstractNum>
-  <w:abstractNum w:abstractNumId="27" w15:restartNumberingAfterBreak="0">
+  <w:abstractNum w:abstractNumId="37" w15:restartNumberingAfterBreak="0">
     <w:nsid w:val="7584104E"/>
     <w:multiLevelType w:val="hybridMultilevel"/>
     <w:tmpl w:val="39562BB6"/>
@@ -16011,7 +19171,7 @@
       </w:pPr>
     </w:lvl>
   </w:abstractNum>
-  <w:abstractNum w:abstractNumId="28" w15:restartNumberingAfterBreak="0">
+  <w:abstractNum w:abstractNumId="38" w15:restartNumberingAfterBreak="0">
     <w:nsid w:val="786C1A5F"/>
     <w:multiLevelType w:val="multilevel"/>
     <w:tmpl w:val="ACB29B1E"/>
@@ -16160,7 +19320,120 @@
       </w:rPr>
     </w:lvl>
   </w:abstractNum>
-  <w:abstractNum w:abstractNumId="29" w15:restartNumberingAfterBreak="0">
+  <w:abstractNum w:abstractNumId="39" w15:restartNumberingAfterBreak="0">
+    <w:nsid w:val="7AA3218E"/>
+    <w:multiLevelType w:val="multilevel"/>
+    <w:tmpl w:val="0F22F37A"/>
+    <w:lvl w:ilvl="0">
+      <w:start w:val="1"/>
+      <w:numFmt w:val="decimal"/>
+      <w:lvlText w:val="%1."/>
+      <w:lvlJc w:val="left"/>
+      <w:pPr>
+        <w:tabs>
+          <w:tab w:val="num" w:pos="720"/>
+        </w:tabs>
+        <w:ind w:left="720" w:hanging="360"/>
+      </w:pPr>
+    </w:lvl>
+    <w:lvl w:ilvl="1" w:tentative="1">
+      <w:start w:val="1"/>
+      <w:numFmt w:val="decimal"/>
+      <w:lvlText w:val="%2."/>
+      <w:lvlJc w:val="left"/>
+      <w:pPr>
+        <w:tabs>
+          <w:tab w:val="num" w:pos="1440"/>
+        </w:tabs>
+        <w:ind w:left="1440" w:hanging="360"/>
+      </w:pPr>
+    </w:lvl>
+    <w:lvl w:ilvl="2" w:tentative="1">
+      <w:start w:val="1"/>
+      <w:numFmt w:val="decimal"/>
+      <w:lvlText w:val="%3."/>
+      <w:lvlJc w:val="left"/>
+      <w:pPr>
+        <w:tabs>
+          <w:tab w:val="num" w:pos="2160"/>
+        </w:tabs>
+        <w:ind w:left="2160" w:hanging="360"/>
+      </w:pPr>
+    </w:lvl>
+    <w:lvl w:ilvl="3" w:tentative="1">
+      <w:start w:val="1"/>
+      <w:numFmt w:val="decimal"/>
+      <w:lvlText w:val="%4."/>
+      <w:lvlJc w:val="left"/>
+      <w:pPr>
+        <w:tabs>
+          <w:tab w:val="num" w:pos="2880"/>
+        </w:tabs>
+        <w:ind w:left="2880" w:hanging="360"/>
+      </w:pPr>
+    </w:lvl>
+    <w:lvl w:ilvl="4" w:tentative="1">
+      <w:start w:val="1"/>
+      <w:numFmt w:val="decimal"/>
+      <w:lvlText w:val="%5."/>
+      <w:lvlJc w:val="left"/>
+      <w:pPr>
+        <w:tabs>
+          <w:tab w:val="num" w:pos="3600"/>
+        </w:tabs>
+        <w:ind w:left="3600" w:hanging="360"/>
+      </w:pPr>
+    </w:lvl>
+    <w:lvl w:ilvl="5" w:tentative="1">
+      <w:start w:val="1"/>
+      <w:numFmt w:val="decimal"/>
+      <w:lvlText w:val="%6."/>
+      <w:lvlJc w:val="left"/>
+      <w:pPr>
+        <w:tabs>
+          <w:tab w:val="num" w:pos="4320"/>
+        </w:tabs>
+        <w:ind w:left="4320" w:hanging="360"/>
+      </w:pPr>
+    </w:lvl>
+    <w:lvl w:ilvl="6" w:tentative="1">
+      <w:start w:val="1"/>
+      <w:numFmt w:val="decimal"/>
+      <w:lvlText w:val="%7."/>
+      <w:lvlJc w:val="left"/>
+      <w:pPr>
+        <w:tabs>
+          <w:tab w:val="num" w:pos="5040"/>
+        </w:tabs>
+        <w:ind w:left="5040" w:hanging="360"/>
+      </w:pPr>
+    </w:lvl>
+    <w:lvl w:ilvl="7" w:tentative="1">
+      <w:start w:val="1"/>
+      <w:numFmt w:val="decimal"/>
+      <w:lvlText w:val="%8."/>
+      <w:lvlJc w:val="left"/>
+      <w:pPr>
+        <w:tabs>
+          <w:tab w:val="num" w:pos="5760"/>
+        </w:tabs>
+        <w:ind w:left="5760" w:hanging="360"/>
+      </w:pPr>
+    </w:lvl>
+    <w:lvl w:ilvl="8" w:tentative="1">
+      <w:start w:val="1"/>
+      <w:numFmt w:val="decimal"/>
+      <w:lvlText w:val="%9."/>
+      <w:lvlJc w:val="left"/>
+      <w:pPr>
+        <w:tabs>
+          <w:tab w:val="num" w:pos="6480"/>
+        </w:tabs>
+        <w:ind w:left="6480" w:hanging="360"/>
+      </w:pPr>
+    </w:lvl>
+  </w:abstractNum>
+  <w:abstractNum w:abstractNumId="40" w15:restartNumberingAfterBreak="0">
     <w:nsid w:val="7B1B7BB8"/>
     <w:multiLevelType w:val="multilevel"/>
     <w:tmpl w:val="0E622134"/>
@@ -16277,7 +19550,7 @@
       </w:pPr>
     </w:lvl>
   </w:abstractNum>
-  <w:abstractNum w:abstractNumId="30" w15:restartNumberingAfterBreak="0">
+  <w:abstractNum w:abstractNumId="41" w15:restartNumberingAfterBreak="0">
     <w:nsid w:val="7C657CEC"/>
     <w:multiLevelType w:val="multilevel"/>
     <w:tmpl w:val="8D2EACF0"/>
@@ -16457,94 +19730,127 @@
     </w:lvlOverride>
   </w:num>
   <w:num w:numId="2">
-    <w:abstractNumId w:val="9"/>
+    <w:abstractNumId w:val="15"/>
   </w:num>
   <w:num w:numId="3">
+    <w:abstractNumId w:val="6"/>
+  </w:num>
+  <w:num w:numId="4">
+    <w:abstractNumId w:val="18"/>
+  </w:num>
+  <w:num w:numId="5">
+    <w:abstractNumId w:val="29"/>
+  </w:num>
+  <w:num w:numId="6">
+    <w:abstractNumId w:val="41"/>
+  </w:num>
+  <w:num w:numId="7">
+    <w:abstractNumId w:val="16"/>
+  </w:num>
+  <w:num w:numId="8">
+    <w:abstractNumId w:val="35"/>
+  </w:num>
+  <w:num w:numId="9">
+    <w:abstractNumId w:val="37"/>
+  </w:num>
+  <w:num w:numId="10">
+    <w:abstractNumId w:val="26"/>
+  </w:num>
+  <w:num w:numId="11">
+    <w:abstractNumId w:val="40"/>
+  </w:num>
+  <w:num w:numId="12">
+    <w:abstractNumId w:val="33"/>
+  </w:num>
+  <w:num w:numId="13">
+    <w:abstractNumId w:val="8"/>
+  </w:num>
+  <w:num w:numId="14">
+    <w:abstractNumId w:val="21"/>
+  </w:num>
+  <w:num w:numId="15">
+    <w:abstractNumId w:val="36"/>
+  </w:num>
+  <w:num w:numId="16">
+    <w:abstractNumId w:val="24"/>
+  </w:num>
+  <w:num w:numId="17">
+    <w:abstractNumId w:val="13"/>
+  </w:num>
+  <w:num w:numId="18">
+    <w:abstractNumId w:val="20"/>
+  </w:num>
+  <w:num w:numId="19">
+    <w:abstractNumId w:val="30"/>
+  </w:num>
+  <w:num w:numId="20">
     <w:abstractNumId w:val="4"/>
   </w:num>
-  <w:num w:numId="4">
-    <w:abstractNumId w:val="12"/>
+  <w:num w:numId="21">
+    <w:abstractNumId w:val="38"/>
   </w:num>
-  <w:num w:numId="5">
-    <w:abstractNumId w:val="21"/>
-  </w:num>
-  <w:num w:numId="6">
-    <w:abstractNumId w:val="30"/>
-  </w:num>
-  <w:num w:numId="7">
+  <w:num w:numId="22">
     <w:abstractNumId w:val="10"/>
   </w:num>
-  <w:num w:numId="8">
-    <w:abstractNumId w:val="25"/>
-  </w:num>
-  <w:num w:numId="9">
-    <w:abstractNumId w:val="27"/>
-  </w:num>
-  <w:num w:numId="10">
-    <w:abstractNumId w:val="19"/>
-  </w:num>
-  <w:num w:numId="11">
-    <w:abstractNumId w:val="29"/>
-  </w:num>
-  <w:num w:numId="12">
-    <w:abstractNumId w:val="24"/>
-  </w:num>
-  <w:num w:numId="13">
-    <w:abstractNumId w:val="5"/>
-  </w:num>
-  <w:num w:numId="14">
-    <w:abstractNumId w:val="15"/>
-  </w:num>
-  <w:num w:numId="15">
-    <w:abstractNumId w:val="26"/>
-  </w:num>
-  <w:num w:numId="16">
-    <w:abstractNumId w:val="17"/>
-  </w:num>
-  <w:num w:numId="17">
-    <w:abstractNumId w:val="7"/>
-  </w:num>
-  <w:num w:numId="18">
-    <w:abstractNumId w:val="14"/>
-  </w:num>
-  <w:num w:numId="19">
-    <w:abstractNumId w:val="22"/>
-  </w:num>
-  <w:num w:numId="20">
-    <w:abstractNumId w:val="3"/>
-  </w:num>
-  <w:num w:numId="21">
+  <w:num w:numId="23">
     <w:abstractNumId w:val="28"/>
   </w:num>
-  <w:num w:numId="22">
-    <w:abstractNumId w:val="6"/>
-  </w:num>
-  <w:num w:numId="23">
-    <w:abstractNumId w:val="20"/>
-  </w:num>
   <w:num w:numId="24">
-    <w:abstractNumId w:val="8"/>
+    <w:abstractNumId w:val="14"/>
   </w:num>
   <w:num w:numId="25">
     <w:abstractNumId w:val="2"/>
   </w:num>
   <w:num w:numId="26">
-    <w:abstractNumId w:val="18"/>
+    <w:abstractNumId w:val="25"/>
   </w:num>
   <w:num w:numId="27">
-    <w:abstractNumId w:val="16"/>
+    <w:abstractNumId w:val="22"/>
   </w:num>
   <w:num w:numId="28">
     <w:abstractNumId w:val="1"/>
   </w:num>
   <w:num w:numId="29">
+    <w:abstractNumId w:val="31"/>
+  </w:num>
+  <w:num w:numId="30">
+    <w:abstractNumId w:val="19"/>
+  </w:num>
+  <w:num w:numId="31">
+    <w:abstractNumId w:val="17"/>
+  </w:num>
+  <w:num w:numId="32">
+    <w:abstractNumId w:val="12"/>
+  </w:num>
+  <w:num w:numId="33">
+    <w:abstractNumId w:val="34"/>
+  </w:num>
+  <w:num w:numId="34">
+    <w:abstractNumId w:val="32"/>
+  </w:num>
+  <w:num w:numId="35">
+    <w:abstractNumId w:val="27"/>
+  </w:num>
+  <w:num w:numId="36">
+    <w:abstractNumId w:val="7"/>
+  </w:num>
+  <w:num w:numId="37">
+    <w:abstractNumId w:val="9"/>
+  </w:num>
+  <w:num w:numId="38">
+    <w:abstractNumId w:val="39"/>
+  </w:num>
+  <w:num w:numId="39">
+    <w:abstractNumId w:val="11"/>
+  </w:num>
+  <w:num w:numId="40">
+    <w:abstractNumId w:val="5"/>
+  </w:num>
+  <w:num w:numId="41">
     <w:abstractNumId w:val="23"/>
   </w:num>
-  <w:num w:numId="30">
-    <w:abstractNumId w:val="13"/>
-  </w:num>
-  <w:num w:numId="31">
-    <w:abstractNumId w:val="11"/>
+  <w:num w:numId="42">
+    <w:abstractNumId w:val="3"/>
   </w:num>
 </w:numbering>
 </file>
@@ -17005,7 +20311,7 @@
     <w:semiHidden/>
     <w:unhideWhenUsed/>
     <w:qFormat/>
-    <w:rsid w:val="00C0373B"/>
+    <w:rsid w:val="00A76335"/>
     <w:pPr>
       <w:keepNext/>
       <w:keepLines/>
@@ -17014,7 +20320,6 @@
     </w:pPr>
     <w:rPr>
       <w:rFonts w:asciiTheme="majorHAnsi" w:eastAsiaTheme="majorEastAsia" w:hAnsiTheme="majorHAnsi" w:cstheme="majorBidi"/>
-      <w:color w:val="1F4D78" w:themeColor="accent1" w:themeShade="7F"/>
     </w:rPr>
   </w:style>
   <w:style w:type="character" w:default="1" w:styleId="a0">
@@ -17212,10 +20517,9 @@
     <w:link w:val="3"/>
     <w:uiPriority w:val="9"/>
     <w:semiHidden/>
-    <w:rsid w:val="00C0373B"/>
+    <w:rsid w:val="00A76335"/>
     <w:rPr>
       <w:rFonts w:asciiTheme="majorHAnsi" w:eastAsiaTheme="majorEastAsia" w:hAnsiTheme="majorHAnsi" w:cstheme="majorBidi"/>
-      <w:color w:val="1F4D78" w:themeColor="accent1" w:themeShade="7F"/>
       <w:sz w:val="24"/>
       <w:szCs w:val="24"/>
     </w:rPr>
@@ -17340,6 +20644,18 @@
     <w:name w:val="pdq2pg_selectionanchorcontainer"/>
     <w:basedOn w:val="a"/>
     <w:rsid w:val="00DF5849"/>
+    <w:pPr>
+      <w:spacing w:before="100" w:beforeAutospacing="1" w:after="100" w:afterAutospacing="1"/>
+    </w:pPr>
+    <w:rPr>
+      <w:rFonts w:ascii="Times New Roman" w:eastAsia="Times New Roman" w:hAnsi="Times New Roman" w:cs="Times New Roman"/>
+      <w:lang w:eastAsia="ru-RU"/>
+    </w:rPr>
+  </w:style>
+  <w:style w:type="paragraph" w:customStyle="1" w:styleId="ds-markdown-paragraph">
+    <w:name w:val="ds-markdown-paragraph"/>
+    <w:basedOn w:val="a"/>
+    <w:rsid w:val="00685079"/>
     <w:pPr>
       <w:spacing w:before="100" w:beforeAutospacing="1" w:after="100" w:afterAutospacing="1"/>
     </w:pPr>
@@ -17617,7 +20933,7 @@
 </file>
 
 <file path=customXml/itemProps1.xml><?xml version="1.0" encoding="utf-8"?>
-<ds:datastoreItem xmlns:ds="http://schemas.openxmlformats.org/officeDocument/2006/customXml" ds:itemID="{95DA67F8-483F-498C-B60E-EBCBC9869C5E}">
+<ds:datastoreItem xmlns:ds="http://schemas.openxmlformats.org/officeDocument/2006/customXml" ds:itemID="{E92D9F2C-131D-47F6-953F-5B38E26E368F}">
   <ds:schemaRefs>
     <ds:schemaRef ds:uri="http://schemas.openxmlformats.org/officeDocument/2006/bibliography"/>
   </ds:schemaRefs>
